--- a/Sistemi për menaxhimin e dokumenteve dhe arkivës digjitale.docx
+++ b/Sistemi për menaxhimin e dokumenteve dhe arkivës digjitale.docx
@@ -12,6 +12,7 @@
       <w:r>
         <w:rPr>
           <w:rFonts w:ascii="Times New Roman" w:hAnsi="Times New Roman" w:cs="Times New Roman"/>
+          <w:noProof/>
         </w:rPr>
         <w:drawing>
           <wp:anchor distT="0" distB="0" distL="114300" distR="114300" simplePos="0" relativeHeight="251657216" behindDoc="0" locked="0" layoutInCell="1" allowOverlap="1" wp14:anchorId="3706206C" wp14:editId="28A0B28E">
@@ -204,14 +205,7 @@
           <w:rFonts w:ascii="Times New Roman" w:hAnsi="Times New Roman" w:cs="Times New Roman"/>
           <w:lang w:val="sq-AL"/>
         </w:rPr>
-        <w:t xml:space="preserve">Lënda: </w:t>
-      </w:r>
-      <w:r>
-        <w:rPr>
-          <w:rFonts w:ascii="Times New Roman" w:hAnsi="Times New Roman" w:cs="Times New Roman"/>
-          <w:lang w:val="sq-AL"/>
-        </w:rPr>
-        <w:t>Projekt</w:t>
+        <w:t>Lënda: Projekt</w:t>
       </w:r>
     </w:p>
     <w:p>
@@ -485,6 +479,14 @@
     </w:p>
     <w:sdt>
       <w:sdtPr>
+        <w:rPr>
+          <w:rFonts w:asciiTheme="minorHAnsi" w:eastAsiaTheme="minorHAnsi" w:hAnsiTheme="minorHAnsi" w:cstheme="minorBidi"/>
+          <w:color w:val="auto"/>
+          <w:kern w:val="2"/>
+          <w:sz w:val="22"/>
+          <w:szCs w:val="22"/>
+          <w14:ligatures w14:val="standardContextual"/>
+        </w:rPr>
         <w:id w:val="-234630152"/>
         <w:docPartObj>
           <w:docPartGallery w:val="Table of Contents"/>
@@ -493,15 +495,9 @@
       </w:sdtPr>
       <w:sdtEndPr>
         <w:rPr>
-          <w:rFonts w:asciiTheme="minorHAnsi" w:eastAsiaTheme="minorHAnsi" w:hAnsiTheme="minorHAnsi" w:cstheme="minorBidi"/>
           <w:b/>
           <w:bCs/>
           <w:noProof/>
-          <w:color w:val="auto"/>
-          <w:kern w:val="2"/>
-          <w:sz w:val="22"/>
-          <w:szCs w:val="22"/>
-          <w14:ligatures w14:val="standardContextual"/>
         </w:rPr>
       </w:sdtEndPr>
       <w:sdtContent>
@@ -3160,7 +3156,6 @@
           <w:color w:val="000000" w:themeColor="text1"/>
           <w:sz w:val="28"/>
           <w:szCs w:val="28"/>
-          <w:lang w:val="pl-PL"/>
         </w:rPr>
       </w:pPr>
       <w:bookmarkStart w:id="1" w:name="_Toc243235568"/>
@@ -3172,19 +3167,2585 @@
           <w:color w:val="000000" w:themeColor="text1"/>
           <w:sz w:val="28"/>
           <w:szCs w:val="28"/>
-          <w:lang w:val="pl-PL"/>
         </w:rPr>
         <w:lastRenderedPageBreak/>
-        <w:t>Raporti 1</w:t>
+        <w:t>RAPORTI 1</w:t>
       </w:r>
       <w:bookmarkEnd w:id="1"/>
+    </w:p>
+    <w:p/>
+    <w:p>
+      <w:pPr>
+        <w:pStyle w:val="Heading1"/>
+        <w:rPr>
+          <w:rFonts w:ascii="Times New Roman" w:hAnsi="Times New Roman" w:cs="Times New Roman"/>
+          <w:b/>
+          <w:bCs/>
+          <w:color w:val="000000" w:themeColor="text1"/>
+          <w:sz w:val="24"/>
+          <w:szCs w:val="24"/>
+        </w:rPr>
+      </w:pPr>
+      <w:bookmarkStart w:id="2" w:name="_Toc243235569"/>
+      <w:r>
+        <w:rPr>
+          <w:rFonts w:ascii="Times New Roman" w:hAnsi="Times New Roman" w:cs="Times New Roman"/>
+          <w:b/>
+          <w:bCs/>
+          <w:color w:val="000000" w:themeColor="text1"/>
+          <w:sz w:val="24"/>
+          <w:szCs w:val="24"/>
+        </w:rPr>
+        <w:t>1. HYRJE</w:t>
+      </w:r>
+      <w:bookmarkEnd w:id="2"/>
     </w:p>
     <w:p>
       <w:pPr>
         <w:rPr>
-          <w:lang w:val="pl-PL"/>
+          <w:rFonts w:ascii="Times New Roman" w:hAnsi="Times New Roman" w:cs="Times New Roman"/>
+          <w:sz w:val="24"/>
+          <w:szCs w:val="24"/>
         </w:rPr>
       </w:pPr>
+      <w:proofErr w:type="spellStart"/>
+      <w:r>
+        <w:rPr>
+          <w:rFonts w:ascii="Times New Roman" w:hAnsi="Times New Roman" w:cs="Times New Roman"/>
+          <w:sz w:val="24"/>
+          <w:szCs w:val="24"/>
+        </w:rPr>
+        <w:t>Zhvillimi</w:t>
+      </w:r>
+      <w:proofErr w:type="spellEnd"/>
+      <w:r>
+        <w:rPr>
+          <w:rFonts w:ascii="Times New Roman" w:hAnsi="Times New Roman" w:cs="Times New Roman"/>
+          <w:sz w:val="24"/>
+          <w:szCs w:val="24"/>
+        </w:rPr>
+        <w:t xml:space="preserve"> </w:t>
+      </w:r>
+      <w:proofErr w:type="spellStart"/>
+      <w:r>
+        <w:rPr>
+          <w:rFonts w:ascii="Times New Roman" w:hAnsi="Times New Roman" w:cs="Times New Roman"/>
+          <w:sz w:val="24"/>
+          <w:szCs w:val="24"/>
+        </w:rPr>
+        <w:t>i</w:t>
+      </w:r>
+      <w:proofErr w:type="spellEnd"/>
+      <w:r>
+        <w:rPr>
+          <w:rFonts w:ascii="Times New Roman" w:hAnsi="Times New Roman" w:cs="Times New Roman"/>
+          <w:sz w:val="24"/>
+          <w:szCs w:val="24"/>
+        </w:rPr>
+        <w:t xml:space="preserve"> </w:t>
+      </w:r>
+      <w:proofErr w:type="spellStart"/>
+      <w:r>
+        <w:rPr>
+          <w:rFonts w:ascii="Times New Roman" w:hAnsi="Times New Roman" w:cs="Times New Roman"/>
+          <w:sz w:val="24"/>
+          <w:szCs w:val="24"/>
+        </w:rPr>
+        <w:t>teknologjisë</w:t>
+      </w:r>
+      <w:proofErr w:type="spellEnd"/>
+      <w:r>
+        <w:rPr>
+          <w:rFonts w:ascii="Times New Roman" w:hAnsi="Times New Roman" w:cs="Times New Roman"/>
+          <w:sz w:val="24"/>
+          <w:szCs w:val="24"/>
+        </w:rPr>
+        <w:t xml:space="preserve"> </w:t>
+      </w:r>
+      <w:proofErr w:type="spellStart"/>
+      <w:r>
+        <w:rPr>
+          <w:rFonts w:ascii="Times New Roman" w:hAnsi="Times New Roman" w:cs="Times New Roman"/>
+          <w:sz w:val="24"/>
+          <w:szCs w:val="24"/>
+        </w:rPr>
+        <w:t>së</w:t>
+      </w:r>
+      <w:proofErr w:type="spellEnd"/>
+      <w:r>
+        <w:rPr>
+          <w:rFonts w:ascii="Times New Roman" w:hAnsi="Times New Roman" w:cs="Times New Roman"/>
+          <w:sz w:val="24"/>
+          <w:szCs w:val="24"/>
+        </w:rPr>
+        <w:t xml:space="preserve"> </w:t>
+      </w:r>
+      <w:proofErr w:type="spellStart"/>
+      <w:r>
+        <w:rPr>
+          <w:rFonts w:ascii="Times New Roman" w:hAnsi="Times New Roman" w:cs="Times New Roman"/>
+          <w:sz w:val="24"/>
+          <w:szCs w:val="24"/>
+        </w:rPr>
+        <w:t>informacionit</w:t>
+      </w:r>
+      <w:proofErr w:type="spellEnd"/>
+      <w:r>
+        <w:rPr>
+          <w:rFonts w:ascii="Times New Roman" w:hAnsi="Times New Roman" w:cs="Times New Roman"/>
+          <w:sz w:val="24"/>
+          <w:szCs w:val="24"/>
+        </w:rPr>
+        <w:t xml:space="preserve"> ka </w:t>
+      </w:r>
+      <w:proofErr w:type="spellStart"/>
+      <w:r>
+        <w:rPr>
+          <w:rFonts w:ascii="Times New Roman" w:hAnsi="Times New Roman" w:cs="Times New Roman"/>
+          <w:sz w:val="24"/>
+          <w:szCs w:val="24"/>
+        </w:rPr>
+        <w:t>krijuar</w:t>
+      </w:r>
+      <w:proofErr w:type="spellEnd"/>
+      <w:r>
+        <w:rPr>
+          <w:rFonts w:ascii="Times New Roman" w:hAnsi="Times New Roman" w:cs="Times New Roman"/>
+          <w:sz w:val="24"/>
+          <w:szCs w:val="24"/>
+        </w:rPr>
+        <w:t xml:space="preserve"> </w:t>
+      </w:r>
+      <w:proofErr w:type="spellStart"/>
+      <w:r>
+        <w:rPr>
+          <w:rFonts w:ascii="Times New Roman" w:hAnsi="Times New Roman" w:cs="Times New Roman"/>
+          <w:sz w:val="24"/>
+          <w:szCs w:val="24"/>
+        </w:rPr>
+        <w:t>mundësi</w:t>
+      </w:r>
+      <w:proofErr w:type="spellEnd"/>
+      <w:r>
+        <w:rPr>
+          <w:rFonts w:ascii="Times New Roman" w:hAnsi="Times New Roman" w:cs="Times New Roman"/>
+          <w:sz w:val="24"/>
+          <w:szCs w:val="24"/>
+        </w:rPr>
+        <w:t xml:space="preserve"> </w:t>
+      </w:r>
+      <w:proofErr w:type="spellStart"/>
+      <w:r>
+        <w:rPr>
+          <w:rFonts w:ascii="Times New Roman" w:hAnsi="Times New Roman" w:cs="Times New Roman"/>
+          <w:sz w:val="24"/>
+          <w:szCs w:val="24"/>
+        </w:rPr>
+        <w:t>të</w:t>
+      </w:r>
+      <w:proofErr w:type="spellEnd"/>
+      <w:r>
+        <w:rPr>
+          <w:rFonts w:ascii="Times New Roman" w:hAnsi="Times New Roman" w:cs="Times New Roman"/>
+          <w:sz w:val="24"/>
+          <w:szCs w:val="24"/>
+        </w:rPr>
+        <w:t xml:space="preserve"> </w:t>
+      </w:r>
+      <w:proofErr w:type="spellStart"/>
+      <w:r>
+        <w:rPr>
+          <w:rFonts w:ascii="Times New Roman" w:hAnsi="Times New Roman" w:cs="Times New Roman"/>
+          <w:sz w:val="24"/>
+          <w:szCs w:val="24"/>
+        </w:rPr>
+        <w:t>reja</w:t>
+      </w:r>
+      <w:proofErr w:type="spellEnd"/>
+      <w:r>
+        <w:rPr>
+          <w:rFonts w:ascii="Times New Roman" w:hAnsi="Times New Roman" w:cs="Times New Roman"/>
+          <w:sz w:val="24"/>
+          <w:szCs w:val="24"/>
+        </w:rPr>
+        <w:t xml:space="preserve"> </w:t>
+      </w:r>
+      <w:proofErr w:type="spellStart"/>
+      <w:r>
+        <w:rPr>
+          <w:rFonts w:ascii="Times New Roman" w:hAnsi="Times New Roman" w:cs="Times New Roman"/>
+          <w:sz w:val="24"/>
+          <w:szCs w:val="24"/>
+        </w:rPr>
+        <w:t>për</w:t>
+      </w:r>
+      <w:proofErr w:type="spellEnd"/>
+      <w:r>
+        <w:rPr>
+          <w:rFonts w:ascii="Times New Roman" w:hAnsi="Times New Roman" w:cs="Times New Roman"/>
+          <w:sz w:val="24"/>
+          <w:szCs w:val="24"/>
+        </w:rPr>
+        <w:t xml:space="preserve"> </w:t>
+      </w:r>
+      <w:proofErr w:type="spellStart"/>
+      <w:r>
+        <w:rPr>
+          <w:rFonts w:ascii="Times New Roman" w:hAnsi="Times New Roman" w:cs="Times New Roman"/>
+          <w:sz w:val="24"/>
+          <w:szCs w:val="24"/>
+        </w:rPr>
+        <w:t>menaxhimin</w:t>
+      </w:r>
+      <w:proofErr w:type="spellEnd"/>
+      <w:r>
+        <w:rPr>
+          <w:rFonts w:ascii="Times New Roman" w:hAnsi="Times New Roman" w:cs="Times New Roman"/>
+          <w:sz w:val="24"/>
+          <w:szCs w:val="24"/>
+        </w:rPr>
+        <w:t xml:space="preserve"> </w:t>
+      </w:r>
+      <w:proofErr w:type="spellStart"/>
+      <w:r>
+        <w:rPr>
+          <w:rFonts w:ascii="Times New Roman" w:hAnsi="Times New Roman" w:cs="Times New Roman"/>
+          <w:sz w:val="24"/>
+          <w:szCs w:val="24"/>
+        </w:rPr>
+        <w:t>dhe</w:t>
+      </w:r>
+      <w:proofErr w:type="spellEnd"/>
+      <w:r>
+        <w:rPr>
+          <w:rFonts w:ascii="Times New Roman" w:hAnsi="Times New Roman" w:cs="Times New Roman"/>
+          <w:sz w:val="24"/>
+          <w:szCs w:val="24"/>
+        </w:rPr>
+        <w:t xml:space="preserve"> </w:t>
+      </w:r>
+      <w:proofErr w:type="spellStart"/>
+      <w:r>
+        <w:rPr>
+          <w:rFonts w:ascii="Times New Roman" w:hAnsi="Times New Roman" w:cs="Times New Roman"/>
+          <w:sz w:val="24"/>
+          <w:szCs w:val="24"/>
+        </w:rPr>
+        <w:t>ruajtjen</w:t>
+      </w:r>
+      <w:proofErr w:type="spellEnd"/>
+      <w:r>
+        <w:rPr>
+          <w:rFonts w:ascii="Times New Roman" w:hAnsi="Times New Roman" w:cs="Times New Roman"/>
+          <w:sz w:val="24"/>
+          <w:szCs w:val="24"/>
+        </w:rPr>
+        <w:t xml:space="preserve"> </w:t>
+      </w:r>
+      <w:proofErr w:type="spellStart"/>
+      <w:r>
+        <w:rPr>
+          <w:rFonts w:ascii="Times New Roman" w:hAnsi="Times New Roman" w:cs="Times New Roman"/>
+          <w:sz w:val="24"/>
+          <w:szCs w:val="24"/>
+        </w:rPr>
+        <w:t>elektronike</w:t>
+      </w:r>
+      <w:proofErr w:type="spellEnd"/>
+      <w:r>
+        <w:rPr>
+          <w:rFonts w:ascii="Times New Roman" w:hAnsi="Times New Roman" w:cs="Times New Roman"/>
+          <w:sz w:val="24"/>
+          <w:szCs w:val="24"/>
+        </w:rPr>
+        <w:t xml:space="preserve"> </w:t>
+      </w:r>
+      <w:proofErr w:type="spellStart"/>
+      <w:r>
+        <w:rPr>
+          <w:rFonts w:ascii="Times New Roman" w:hAnsi="Times New Roman" w:cs="Times New Roman"/>
+          <w:sz w:val="24"/>
+          <w:szCs w:val="24"/>
+        </w:rPr>
+        <w:t>të</w:t>
+      </w:r>
+      <w:proofErr w:type="spellEnd"/>
+      <w:r>
+        <w:rPr>
+          <w:rFonts w:ascii="Times New Roman" w:hAnsi="Times New Roman" w:cs="Times New Roman"/>
+          <w:sz w:val="24"/>
+          <w:szCs w:val="24"/>
+        </w:rPr>
+        <w:t xml:space="preserve"> </w:t>
+      </w:r>
+      <w:proofErr w:type="spellStart"/>
+      <w:r>
+        <w:rPr>
+          <w:rFonts w:ascii="Times New Roman" w:hAnsi="Times New Roman" w:cs="Times New Roman"/>
+          <w:sz w:val="24"/>
+          <w:szCs w:val="24"/>
+        </w:rPr>
+        <w:t>dokumenteve</w:t>
+      </w:r>
+      <w:proofErr w:type="spellEnd"/>
+      <w:r>
+        <w:rPr>
+          <w:rFonts w:ascii="Times New Roman" w:hAnsi="Times New Roman" w:cs="Times New Roman"/>
+          <w:sz w:val="24"/>
+          <w:szCs w:val="24"/>
+        </w:rPr>
+        <w:t xml:space="preserve">. </w:t>
+      </w:r>
+      <w:proofErr w:type="spellStart"/>
+      <w:r>
+        <w:rPr>
+          <w:rFonts w:ascii="Times New Roman" w:hAnsi="Times New Roman" w:cs="Times New Roman"/>
+          <w:sz w:val="24"/>
+          <w:szCs w:val="24"/>
+        </w:rPr>
+        <w:t>Në</w:t>
+      </w:r>
+      <w:proofErr w:type="spellEnd"/>
+      <w:r>
+        <w:rPr>
+          <w:rFonts w:ascii="Times New Roman" w:hAnsi="Times New Roman" w:cs="Times New Roman"/>
+          <w:sz w:val="24"/>
+          <w:szCs w:val="24"/>
+        </w:rPr>
+        <w:t xml:space="preserve"> </w:t>
+      </w:r>
+      <w:proofErr w:type="spellStart"/>
+      <w:r>
+        <w:rPr>
+          <w:rFonts w:ascii="Times New Roman" w:hAnsi="Times New Roman" w:cs="Times New Roman"/>
+          <w:sz w:val="24"/>
+          <w:szCs w:val="24"/>
+        </w:rPr>
+        <w:t>shumë</w:t>
+      </w:r>
+      <w:proofErr w:type="spellEnd"/>
+      <w:r>
+        <w:rPr>
+          <w:rFonts w:ascii="Times New Roman" w:hAnsi="Times New Roman" w:cs="Times New Roman"/>
+          <w:sz w:val="24"/>
+          <w:szCs w:val="24"/>
+        </w:rPr>
+        <w:t xml:space="preserve"> </w:t>
+      </w:r>
+      <w:proofErr w:type="spellStart"/>
+      <w:r>
+        <w:rPr>
+          <w:rFonts w:ascii="Times New Roman" w:hAnsi="Times New Roman" w:cs="Times New Roman"/>
+          <w:sz w:val="24"/>
+          <w:szCs w:val="24"/>
+        </w:rPr>
+        <w:t>institucione</w:t>
+      </w:r>
+      <w:proofErr w:type="spellEnd"/>
+      <w:r>
+        <w:rPr>
+          <w:rFonts w:ascii="Times New Roman" w:hAnsi="Times New Roman" w:cs="Times New Roman"/>
+          <w:sz w:val="24"/>
+          <w:szCs w:val="24"/>
+        </w:rPr>
+        <w:t xml:space="preserve"> </w:t>
+      </w:r>
+      <w:proofErr w:type="spellStart"/>
+      <w:r>
+        <w:rPr>
+          <w:rFonts w:ascii="Times New Roman" w:hAnsi="Times New Roman" w:cs="Times New Roman"/>
+          <w:sz w:val="24"/>
+          <w:szCs w:val="24"/>
+        </w:rPr>
+        <w:t>dhe</w:t>
+      </w:r>
+      <w:proofErr w:type="spellEnd"/>
+      <w:r>
+        <w:rPr>
+          <w:rFonts w:ascii="Times New Roman" w:hAnsi="Times New Roman" w:cs="Times New Roman"/>
+          <w:sz w:val="24"/>
+          <w:szCs w:val="24"/>
+        </w:rPr>
+        <w:t xml:space="preserve"> </w:t>
+      </w:r>
+      <w:proofErr w:type="spellStart"/>
+      <w:r>
+        <w:rPr>
+          <w:rFonts w:ascii="Times New Roman" w:hAnsi="Times New Roman" w:cs="Times New Roman"/>
+          <w:sz w:val="24"/>
+          <w:szCs w:val="24"/>
+        </w:rPr>
+        <w:t>organizata</w:t>
+      </w:r>
+      <w:proofErr w:type="spellEnd"/>
+      <w:r>
+        <w:rPr>
+          <w:rFonts w:ascii="Times New Roman" w:hAnsi="Times New Roman" w:cs="Times New Roman"/>
+          <w:sz w:val="24"/>
+          <w:szCs w:val="24"/>
+        </w:rPr>
+        <w:t xml:space="preserve">, </w:t>
+      </w:r>
+      <w:proofErr w:type="spellStart"/>
+      <w:r>
+        <w:rPr>
+          <w:rFonts w:ascii="Times New Roman" w:hAnsi="Times New Roman" w:cs="Times New Roman"/>
+          <w:sz w:val="24"/>
+          <w:szCs w:val="24"/>
+        </w:rPr>
+        <w:t>dokumentet</w:t>
+      </w:r>
+      <w:proofErr w:type="spellEnd"/>
+      <w:r>
+        <w:rPr>
+          <w:rFonts w:ascii="Times New Roman" w:hAnsi="Times New Roman" w:cs="Times New Roman"/>
+          <w:sz w:val="24"/>
+          <w:szCs w:val="24"/>
+        </w:rPr>
+        <w:t xml:space="preserve"> </w:t>
+      </w:r>
+      <w:proofErr w:type="spellStart"/>
+      <w:r>
+        <w:rPr>
+          <w:rFonts w:ascii="Times New Roman" w:hAnsi="Times New Roman" w:cs="Times New Roman"/>
+          <w:sz w:val="24"/>
+          <w:szCs w:val="24"/>
+        </w:rPr>
+        <w:t>përbëjnë</w:t>
+      </w:r>
+      <w:proofErr w:type="spellEnd"/>
+      <w:r>
+        <w:rPr>
+          <w:rFonts w:ascii="Times New Roman" w:hAnsi="Times New Roman" w:cs="Times New Roman"/>
+          <w:sz w:val="24"/>
+          <w:szCs w:val="24"/>
+        </w:rPr>
+        <w:t xml:space="preserve"> </w:t>
+      </w:r>
+      <w:proofErr w:type="spellStart"/>
+      <w:r>
+        <w:rPr>
+          <w:rFonts w:ascii="Times New Roman" w:hAnsi="Times New Roman" w:cs="Times New Roman"/>
+          <w:sz w:val="24"/>
+          <w:szCs w:val="24"/>
+        </w:rPr>
+        <w:t>një</w:t>
+      </w:r>
+      <w:proofErr w:type="spellEnd"/>
+      <w:r>
+        <w:rPr>
+          <w:rFonts w:ascii="Times New Roman" w:hAnsi="Times New Roman" w:cs="Times New Roman"/>
+          <w:sz w:val="24"/>
+          <w:szCs w:val="24"/>
+        </w:rPr>
+        <w:t xml:space="preserve"> </w:t>
+      </w:r>
+      <w:proofErr w:type="spellStart"/>
+      <w:r>
+        <w:rPr>
+          <w:rFonts w:ascii="Times New Roman" w:hAnsi="Times New Roman" w:cs="Times New Roman"/>
+          <w:sz w:val="24"/>
+          <w:szCs w:val="24"/>
+        </w:rPr>
+        <w:t>pjesë</w:t>
+      </w:r>
+      <w:proofErr w:type="spellEnd"/>
+      <w:r>
+        <w:rPr>
+          <w:rFonts w:ascii="Times New Roman" w:hAnsi="Times New Roman" w:cs="Times New Roman"/>
+          <w:sz w:val="24"/>
+          <w:szCs w:val="24"/>
+        </w:rPr>
+        <w:t xml:space="preserve"> </w:t>
+      </w:r>
+      <w:proofErr w:type="spellStart"/>
+      <w:r>
+        <w:rPr>
+          <w:rFonts w:ascii="Times New Roman" w:hAnsi="Times New Roman" w:cs="Times New Roman"/>
+          <w:sz w:val="24"/>
+          <w:szCs w:val="24"/>
+        </w:rPr>
+        <w:t>të</w:t>
+      </w:r>
+      <w:proofErr w:type="spellEnd"/>
+      <w:r>
+        <w:rPr>
+          <w:rFonts w:ascii="Times New Roman" w:hAnsi="Times New Roman" w:cs="Times New Roman"/>
+          <w:sz w:val="24"/>
+          <w:szCs w:val="24"/>
+        </w:rPr>
+        <w:t xml:space="preserve"> </w:t>
+      </w:r>
+      <w:proofErr w:type="spellStart"/>
+      <w:r>
+        <w:rPr>
+          <w:rFonts w:ascii="Times New Roman" w:hAnsi="Times New Roman" w:cs="Times New Roman"/>
+          <w:sz w:val="24"/>
+          <w:szCs w:val="24"/>
+        </w:rPr>
+        <w:t>rëndësishme</w:t>
+      </w:r>
+      <w:proofErr w:type="spellEnd"/>
+      <w:r>
+        <w:rPr>
+          <w:rFonts w:ascii="Times New Roman" w:hAnsi="Times New Roman" w:cs="Times New Roman"/>
+          <w:sz w:val="24"/>
+          <w:szCs w:val="24"/>
+        </w:rPr>
+        <w:t xml:space="preserve"> </w:t>
+      </w:r>
+      <w:proofErr w:type="spellStart"/>
+      <w:r>
+        <w:rPr>
+          <w:rFonts w:ascii="Times New Roman" w:hAnsi="Times New Roman" w:cs="Times New Roman"/>
+          <w:sz w:val="24"/>
+          <w:szCs w:val="24"/>
+        </w:rPr>
+        <w:t>të</w:t>
+      </w:r>
+      <w:proofErr w:type="spellEnd"/>
+      <w:r>
+        <w:rPr>
+          <w:rFonts w:ascii="Times New Roman" w:hAnsi="Times New Roman" w:cs="Times New Roman"/>
+          <w:sz w:val="24"/>
+          <w:szCs w:val="24"/>
+        </w:rPr>
+        <w:t xml:space="preserve"> </w:t>
+      </w:r>
+      <w:proofErr w:type="spellStart"/>
+      <w:r>
+        <w:rPr>
+          <w:rFonts w:ascii="Times New Roman" w:hAnsi="Times New Roman" w:cs="Times New Roman"/>
+          <w:sz w:val="24"/>
+          <w:szCs w:val="24"/>
+        </w:rPr>
+        <w:t>veprimtarisë</w:t>
+      </w:r>
+      <w:proofErr w:type="spellEnd"/>
+      <w:r>
+        <w:rPr>
+          <w:rFonts w:ascii="Times New Roman" w:hAnsi="Times New Roman" w:cs="Times New Roman"/>
+          <w:sz w:val="24"/>
+          <w:szCs w:val="24"/>
+        </w:rPr>
+        <w:t xml:space="preserve"> </w:t>
+      </w:r>
+      <w:proofErr w:type="spellStart"/>
+      <w:r>
+        <w:rPr>
+          <w:rFonts w:ascii="Times New Roman" w:hAnsi="Times New Roman" w:cs="Times New Roman"/>
+          <w:sz w:val="24"/>
+          <w:szCs w:val="24"/>
+        </w:rPr>
+        <w:t>së</w:t>
+      </w:r>
+      <w:proofErr w:type="spellEnd"/>
+      <w:r>
+        <w:rPr>
+          <w:rFonts w:ascii="Times New Roman" w:hAnsi="Times New Roman" w:cs="Times New Roman"/>
+          <w:sz w:val="24"/>
+          <w:szCs w:val="24"/>
+        </w:rPr>
+        <w:t xml:space="preserve"> </w:t>
+      </w:r>
+      <w:proofErr w:type="spellStart"/>
+      <w:r>
+        <w:rPr>
+          <w:rFonts w:ascii="Times New Roman" w:hAnsi="Times New Roman" w:cs="Times New Roman"/>
+          <w:sz w:val="24"/>
+          <w:szCs w:val="24"/>
+        </w:rPr>
+        <w:t>përditshme</w:t>
+      </w:r>
+      <w:proofErr w:type="spellEnd"/>
+      <w:r>
+        <w:rPr>
+          <w:rFonts w:ascii="Times New Roman" w:hAnsi="Times New Roman" w:cs="Times New Roman"/>
+          <w:sz w:val="24"/>
+          <w:szCs w:val="24"/>
+        </w:rPr>
+        <w:t xml:space="preserve">, </w:t>
+      </w:r>
+      <w:proofErr w:type="spellStart"/>
+      <w:r>
+        <w:rPr>
+          <w:rFonts w:ascii="Times New Roman" w:hAnsi="Times New Roman" w:cs="Times New Roman"/>
+          <w:sz w:val="24"/>
+          <w:szCs w:val="24"/>
+        </w:rPr>
+        <w:t>pasi</w:t>
+      </w:r>
+      <w:proofErr w:type="spellEnd"/>
+      <w:r>
+        <w:rPr>
+          <w:rFonts w:ascii="Times New Roman" w:hAnsi="Times New Roman" w:cs="Times New Roman"/>
+          <w:sz w:val="24"/>
+          <w:szCs w:val="24"/>
+        </w:rPr>
+        <w:t xml:space="preserve"> </w:t>
+      </w:r>
+      <w:proofErr w:type="spellStart"/>
+      <w:r>
+        <w:rPr>
+          <w:rFonts w:ascii="Times New Roman" w:hAnsi="Times New Roman" w:cs="Times New Roman"/>
+          <w:sz w:val="24"/>
+          <w:szCs w:val="24"/>
+        </w:rPr>
+        <w:t>përmbajnë</w:t>
+      </w:r>
+      <w:proofErr w:type="spellEnd"/>
+      <w:r>
+        <w:rPr>
+          <w:rFonts w:ascii="Times New Roman" w:hAnsi="Times New Roman" w:cs="Times New Roman"/>
+          <w:sz w:val="24"/>
+          <w:szCs w:val="24"/>
+        </w:rPr>
+        <w:t xml:space="preserve"> </w:t>
+      </w:r>
+      <w:proofErr w:type="spellStart"/>
+      <w:r>
+        <w:rPr>
+          <w:rFonts w:ascii="Times New Roman" w:hAnsi="Times New Roman" w:cs="Times New Roman"/>
+          <w:sz w:val="24"/>
+          <w:szCs w:val="24"/>
+        </w:rPr>
+        <w:t>informacione</w:t>
+      </w:r>
+      <w:proofErr w:type="spellEnd"/>
+      <w:r>
+        <w:rPr>
+          <w:rFonts w:ascii="Times New Roman" w:hAnsi="Times New Roman" w:cs="Times New Roman"/>
+          <w:sz w:val="24"/>
+          <w:szCs w:val="24"/>
+        </w:rPr>
+        <w:t xml:space="preserve"> administrative, </w:t>
+      </w:r>
+      <w:proofErr w:type="spellStart"/>
+      <w:r>
+        <w:rPr>
+          <w:rFonts w:ascii="Times New Roman" w:hAnsi="Times New Roman" w:cs="Times New Roman"/>
+          <w:sz w:val="24"/>
+          <w:szCs w:val="24"/>
+        </w:rPr>
+        <w:t>profesionale</w:t>
+      </w:r>
+      <w:proofErr w:type="spellEnd"/>
+      <w:r>
+        <w:rPr>
+          <w:rFonts w:ascii="Times New Roman" w:hAnsi="Times New Roman" w:cs="Times New Roman"/>
+          <w:sz w:val="24"/>
+          <w:szCs w:val="24"/>
+        </w:rPr>
+        <w:t xml:space="preserve"> </w:t>
+      </w:r>
+      <w:proofErr w:type="spellStart"/>
+      <w:r>
+        <w:rPr>
+          <w:rFonts w:ascii="Times New Roman" w:hAnsi="Times New Roman" w:cs="Times New Roman"/>
+          <w:sz w:val="24"/>
+          <w:szCs w:val="24"/>
+        </w:rPr>
+        <w:t>dhe</w:t>
+      </w:r>
+      <w:proofErr w:type="spellEnd"/>
+      <w:r>
+        <w:rPr>
+          <w:rFonts w:ascii="Times New Roman" w:hAnsi="Times New Roman" w:cs="Times New Roman"/>
+          <w:sz w:val="24"/>
+          <w:szCs w:val="24"/>
+        </w:rPr>
+        <w:t xml:space="preserve"> </w:t>
+      </w:r>
+      <w:proofErr w:type="spellStart"/>
+      <w:r>
+        <w:rPr>
+          <w:rFonts w:ascii="Times New Roman" w:hAnsi="Times New Roman" w:cs="Times New Roman"/>
+          <w:sz w:val="24"/>
+          <w:szCs w:val="24"/>
+        </w:rPr>
+        <w:t>institucionale</w:t>
+      </w:r>
+      <w:proofErr w:type="spellEnd"/>
+      <w:r>
+        <w:rPr>
+          <w:rFonts w:ascii="Times New Roman" w:hAnsi="Times New Roman" w:cs="Times New Roman"/>
+          <w:sz w:val="24"/>
+          <w:szCs w:val="24"/>
+        </w:rPr>
+        <w:t xml:space="preserve">. </w:t>
+      </w:r>
+      <w:proofErr w:type="spellStart"/>
+      <w:r>
+        <w:rPr>
+          <w:rFonts w:ascii="Times New Roman" w:hAnsi="Times New Roman" w:cs="Times New Roman"/>
+          <w:sz w:val="24"/>
+          <w:szCs w:val="24"/>
+        </w:rPr>
+        <w:t>Menaxhimi</w:t>
+      </w:r>
+      <w:proofErr w:type="spellEnd"/>
+      <w:r>
+        <w:rPr>
+          <w:rFonts w:ascii="Times New Roman" w:hAnsi="Times New Roman" w:cs="Times New Roman"/>
+          <w:sz w:val="24"/>
+          <w:szCs w:val="24"/>
+        </w:rPr>
+        <w:t xml:space="preserve"> </w:t>
+      </w:r>
+      <w:proofErr w:type="spellStart"/>
+      <w:r>
+        <w:rPr>
+          <w:rFonts w:ascii="Times New Roman" w:hAnsi="Times New Roman" w:cs="Times New Roman"/>
+          <w:sz w:val="24"/>
+          <w:szCs w:val="24"/>
+        </w:rPr>
+        <w:t>joefikas</w:t>
+      </w:r>
+      <w:proofErr w:type="spellEnd"/>
+      <w:r>
+        <w:rPr>
+          <w:rFonts w:ascii="Times New Roman" w:hAnsi="Times New Roman" w:cs="Times New Roman"/>
+          <w:sz w:val="24"/>
+          <w:szCs w:val="24"/>
+        </w:rPr>
+        <w:t xml:space="preserve"> </w:t>
+      </w:r>
+      <w:proofErr w:type="spellStart"/>
+      <w:r>
+        <w:rPr>
+          <w:rFonts w:ascii="Times New Roman" w:hAnsi="Times New Roman" w:cs="Times New Roman"/>
+          <w:sz w:val="24"/>
+          <w:szCs w:val="24"/>
+        </w:rPr>
+        <w:t>i</w:t>
+      </w:r>
+      <w:proofErr w:type="spellEnd"/>
+      <w:r>
+        <w:rPr>
+          <w:rFonts w:ascii="Times New Roman" w:hAnsi="Times New Roman" w:cs="Times New Roman"/>
+          <w:sz w:val="24"/>
+          <w:szCs w:val="24"/>
+        </w:rPr>
+        <w:t xml:space="preserve"> </w:t>
+      </w:r>
+      <w:proofErr w:type="spellStart"/>
+      <w:r>
+        <w:rPr>
+          <w:rFonts w:ascii="Times New Roman" w:hAnsi="Times New Roman" w:cs="Times New Roman"/>
+          <w:sz w:val="24"/>
+          <w:szCs w:val="24"/>
+        </w:rPr>
+        <w:t>tyre</w:t>
+      </w:r>
+      <w:proofErr w:type="spellEnd"/>
+      <w:r>
+        <w:rPr>
+          <w:rFonts w:ascii="Times New Roman" w:hAnsi="Times New Roman" w:cs="Times New Roman"/>
+          <w:sz w:val="24"/>
+          <w:szCs w:val="24"/>
+        </w:rPr>
+        <w:t xml:space="preserve"> </w:t>
+      </w:r>
+      <w:proofErr w:type="spellStart"/>
+      <w:r>
+        <w:rPr>
+          <w:rFonts w:ascii="Times New Roman" w:hAnsi="Times New Roman" w:cs="Times New Roman"/>
+          <w:sz w:val="24"/>
+          <w:szCs w:val="24"/>
+        </w:rPr>
+        <w:t>mund</w:t>
+      </w:r>
+      <w:proofErr w:type="spellEnd"/>
+      <w:r>
+        <w:rPr>
+          <w:rFonts w:ascii="Times New Roman" w:hAnsi="Times New Roman" w:cs="Times New Roman"/>
+          <w:sz w:val="24"/>
+          <w:szCs w:val="24"/>
+        </w:rPr>
+        <w:t xml:space="preserve"> </w:t>
+      </w:r>
+      <w:proofErr w:type="spellStart"/>
+      <w:r>
+        <w:rPr>
+          <w:rFonts w:ascii="Times New Roman" w:hAnsi="Times New Roman" w:cs="Times New Roman"/>
+          <w:sz w:val="24"/>
+          <w:szCs w:val="24"/>
+        </w:rPr>
+        <w:t>të</w:t>
+      </w:r>
+      <w:proofErr w:type="spellEnd"/>
+      <w:r>
+        <w:rPr>
+          <w:rFonts w:ascii="Times New Roman" w:hAnsi="Times New Roman" w:cs="Times New Roman"/>
+          <w:sz w:val="24"/>
+          <w:szCs w:val="24"/>
+        </w:rPr>
+        <w:t xml:space="preserve"> </w:t>
+      </w:r>
+      <w:proofErr w:type="spellStart"/>
+      <w:r>
+        <w:rPr>
+          <w:rFonts w:ascii="Times New Roman" w:hAnsi="Times New Roman" w:cs="Times New Roman"/>
+          <w:sz w:val="24"/>
+          <w:szCs w:val="24"/>
+        </w:rPr>
+        <w:t>shkaktojë</w:t>
+      </w:r>
+      <w:proofErr w:type="spellEnd"/>
+      <w:r>
+        <w:rPr>
+          <w:rFonts w:ascii="Times New Roman" w:hAnsi="Times New Roman" w:cs="Times New Roman"/>
+          <w:sz w:val="24"/>
+          <w:szCs w:val="24"/>
+        </w:rPr>
+        <w:t xml:space="preserve"> </w:t>
+      </w:r>
+      <w:proofErr w:type="spellStart"/>
+      <w:r>
+        <w:rPr>
+          <w:rFonts w:ascii="Times New Roman" w:hAnsi="Times New Roman" w:cs="Times New Roman"/>
+          <w:sz w:val="24"/>
+          <w:szCs w:val="24"/>
+        </w:rPr>
+        <w:t>vështirësi</w:t>
+      </w:r>
+      <w:proofErr w:type="spellEnd"/>
+      <w:r>
+        <w:rPr>
+          <w:rFonts w:ascii="Times New Roman" w:hAnsi="Times New Roman" w:cs="Times New Roman"/>
+          <w:sz w:val="24"/>
+          <w:szCs w:val="24"/>
+        </w:rPr>
+        <w:t xml:space="preserve"> </w:t>
+      </w:r>
+      <w:proofErr w:type="spellStart"/>
+      <w:r>
+        <w:rPr>
+          <w:rFonts w:ascii="Times New Roman" w:hAnsi="Times New Roman" w:cs="Times New Roman"/>
+          <w:sz w:val="24"/>
+          <w:szCs w:val="24"/>
+        </w:rPr>
+        <w:t>në</w:t>
+      </w:r>
+      <w:proofErr w:type="spellEnd"/>
+      <w:r>
+        <w:rPr>
+          <w:rFonts w:ascii="Times New Roman" w:hAnsi="Times New Roman" w:cs="Times New Roman"/>
+          <w:sz w:val="24"/>
+          <w:szCs w:val="24"/>
+        </w:rPr>
+        <w:t xml:space="preserve"> </w:t>
+      </w:r>
+      <w:proofErr w:type="spellStart"/>
+      <w:r>
+        <w:rPr>
+          <w:rFonts w:ascii="Times New Roman" w:hAnsi="Times New Roman" w:cs="Times New Roman"/>
+          <w:sz w:val="24"/>
+          <w:szCs w:val="24"/>
+        </w:rPr>
+        <w:t>kërkim</w:t>
+      </w:r>
+      <w:proofErr w:type="spellEnd"/>
+      <w:r>
+        <w:rPr>
+          <w:rFonts w:ascii="Times New Roman" w:hAnsi="Times New Roman" w:cs="Times New Roman"/>
+          <w:sz w:val="24"/>
+          <w:szCs w:val="24"/>
+        </w:rPr>
+        <w:t xml:space="preserve">, </w:t>
+      </w:r>
+      <w:proofErr w:type="spellStart"/>
+      <w:r>
+        <w:rPr>
+          <w:rFonts w:ascii="Times New Roman" w:hAnsi="Times New Roman" w:cs="Times New Roman"/>
+          <w:sz w:val="24"/>
+          <w:szCs w:val="24"/>
+        </w:rPr>
+        <w:t>humbje</w:t>
+      </w:r>
+      <w:proofErr w:type="spellEnd"/>
+      <w:r>
+        <w:rPr>
+          <w:rFonts w:ascii="Times New Roman" w:hAnsi="Times New Roman" w:cs="Times New Roman"/>
+          <w:sz w:val="24"/>
+          <w:szCs w:val="24"/>
+        </w:rPr>
+        <w:t xml:space="preserve"> </w:t>
+      </w:r>
+      <w:proofErr w:type="spellStart"/>
+      <w:r>
+        <w:rPr>
+          <w:rFonts w:ascii="Times New Roman" w:hAnsi="Times New Roman" w:cs="Times New Roman"/>
+          <w:sz w:val="24"/>
+          <w:szCs w:val="24"/>
+        </w:rPr>
+        <w:t>të</w:t>
+      </w:r>
+      <w:proofErr w:type="spellEnd"/>
+      <w:r>
+        <w:rPr>
+          <w:rFonts w:ascii="Times New Roman" w:hAnsi="Times New Roman" w:cs="Times New Roman"/>
+          <w:sz w:val="24"/>
+          <w:szCs w:val="24"/>
+        </w:rPr>
+        <w:t xml:space="preserve"> </w:t>
+      </w:r>
+      <w:proofErr w:type="spellStart"/>
+      <w:r>
+        <w:rPr>
+          <w:rFonts w:ascii="Times New Roman" w:hAnsi="Times New Roman" w:cs="Times New Roman"/>
+          <w:sz w:val="24"/>
+          <w:szCs w:val="24"/>
+        </w:rPr>
+        <w:t>të</w:t>
+      </w:r>
+      <w:proofErr w:type="spellEnd"/>
+      <w:r>
+        <w:rPr>
+          <w:rFonts w:ascii="Times New Roman" w:hAnsi="Times New Roman" w:cs="Times New Roman"/>
+          <w:sz w:val="24"/>
+          <w:szCs w:val="24"/>
+        </w:rPr>
+        <w:t xml:space="preserve"> </w:t>
+      </w:r>
+      <w:proofErr w:type="spellStart"/>
+      <w:r>
+        <w:rPr>
+          <w:rFonts w:ascii="Times New Roman" w:hAnsi="Times New Roman" w:cs="Times New Roman"/>
+          <w:sz w:val="24"/>
+          <w:szCs w:val="24"/>
+        </w:rPr>
+        <w:t>dhënave</w:t>
+      </w:r>
+      <w:proofErr w:type="spellEnd"/>
+      <w:r>
+        <w:rPr>
+          <w:rFonts w:ascii="Times New Roman" w:hAnsi="Times New Roman" w:cs="Times New Roman"/>
+          <w:sz w:val="24"/>
+          <w:szCs w:val="24"/>
+        </w:rPr>
+        <w:t xml:space="preserve"> </w:t>
+      </w:r>
+      <w:proofErr w:type="spellStart"/>
+      <w:r>
+        <w:rPr>
+          <w:rFonts w:ascii="Times New Roman" w:hAnsi="Times New Roman" w:cs="Times New Roman"/>
+          <w:sz w:val="24"/>
+          <w:szCs w:val="24"/>
+        </w:rPr>
+        <w:t>dhe</w:t>
+      </w:r>
+      <w:proofErr w:type="spellEnd"/>
+      <w:r>
+        <w:rPr>
+          <w:rFonts w:ascii="Times New Roman" w:hAnsi="Times New Roman" w:cs="Times New Roman"/>
+          <w:sz w:val="24"/>
+          <w:szCs w:val="24"/>
+        </w:rPr>
+        <w:t xml:space="preserve"> </w:t>
+      </w:r>
+      <w:proofErr w:type="spellStart"/>
+      <w:r>
+        <w:rPr>
+          <w:rFonts w:ascii="Times New Roman" w:hAnsi="Times New Roman" w:cs="Times New Roman"/>
+          <w:sz w:val="24"/>
+          <w:szCs w:val="24"/>
+        </w:rPr>
+        <w:t>vështirësi</w:t>
+      </w:r>
+      <w:proofErr w:type="spellEnd"/>
+      <w:r>
+        <w:rPr>
+          <w:rFonts w:ascii="Times New Roman" w:hAnsi="Times New Roman" w:cs="Times New Roman"/>
+          <w:sz w:val="24"/>
+          <w:szCs w:val="24"/>
+        </w:rPr>
+        <w:t xml:space="preserve"> </w:t>
+      </w:r>
+      <w:proofErr w:type="spellStart"/>
+      <w:r>
+        <w:rPr>
+          <w:rFonts w:ascii="Times New Roman" w:hAnsi="Times New Roman" w:cs="Times New Roman"/>
+          <w:sz w:val="24"/>
+          <w:szCs w:val="24"/>
+        </w:rPr>
+        <w:t>në</w:t>
+      </w:r>
+      <w:proofErr w:type="spellEnd"/>
+      <w:r>
+        <w:rPr>
+          <w:rFonts w:ascii="Times New Roman" w:hAnsi="Times New Roman" w:cs="Times New Roman"/>
+          <w:sz w:val="24"/>
+          <w:szCs w:val="24"/>
+        </w:rPr>
+        <w:t xml:space="preserve"> </w:t>
+      </w:r>
+      <w:proofErr w:type="spellStart"/>
+      <w:r>
+        <w:rPr>
+          <w:rFonts w:ascii="Times New Roman" w:hAnsi="Times New Roman" w:cs="Times New Roman"/>
+          <w:sz w:val="24"/>
+          <w:szCs w:val="24"/>
+        </w:rPr>
+        <w:t>kontrollin</w:t>
+      </w:r>
+      <w:proofErr w:type="spellEnd"/>
+      <w:r>
+        <w:rPr>
+          <w:rFonts w:ascii="Times New Roman" w:hAnsi="Times New Roman" w:cs="Times New Roman"/>
+          <w:sz w:val="24"/>
+          <w:szCs w:val="24"/>
+        </w:rPr>
+        <w:t xml:space="preserve"> e </w:t>
+      </w:r>
+      <w:proofErr w:type="spellStart"/>
+      <w:r>
+        <w:rPr>
+          <w:rFonts w:ascii="Times New Roman" w:hAnsi="Times New Roman" w:cs="Times New Roman"/>
+          <w:sz w:val="24"/>
+          <w:szCs w:val="24"/>
+        </w:rPr>
+        <w:t>qasjes</w:t>
+      </w:r>
+      <w:proofErr w:type="spellEnd"/>
+      <w:r>
+        <w:rPr>
+          <w:rFonts w:ascii="Times New Roman" w:hAnsi="Times New Roman" w:cs="Times New Roman"/>
+          <w:sz w:val="24"/>
+          <w:szCs w:val="24"/>
+        </w:rPr>
+        <w:t>.</w:t>
+      </w:r>
+    </w:p>
+    <w:p>
+      <w:pPr>
+        <w:rPr>
+          <w:rFonts w:ascii="Times New Roman" w:hAnsi="Times New Roman" w:cs="Times New Roman"/>
+          <w:sz w:val="24"/>
+          <w:szCs w:val="24"/>
+        </w:rPr>
+      </w:pPr>
+      <w:proofErr w:type="spellStart"/>
+      <w:r>
+        <w:rPr>
+          <w:rFonts w:ascii="Times New Roman" w:hAnsi="Times New Roman" w:cs="Times New Roman"/>
+          <w:sz w:val="24"/>
+          <w:szCs w:val="24"/>
+        </w:rPr>
+        <w:t>Projekti</w:t>
+      </w:r>
+      <w:proofErr w:type="spellEnd"/>
+      <w:r>
+        <w:rPr>
+          <w:rFonts w:ascii="Times New Roman" w:hAnsi="Times New Roman" w:cs="Times New Roman"/>
+          <w:sz w:val="24"/>
+          <w:szCs w:val="24"/>
+        </w:rPr>
+        <w:t xml:space="preserve"> “</w:t>
+      </w:r>
+      <w:proofErr w:type="spellStart"/>
+      <w:r>
+        <w:rPr>
+          <w:rFonts w:ascii="Times New Roman" w:hAnsi="Times New Roman" w:cs="Times New Roman"/>
+          <w:sz w:val="24"/>
+          <w:szCs w:val="24"/>
+        </w:rPr>
+        <w:t>Sistemi</w:t>
+      </w:r>
+      <w:proofErr w:type="spellEnd"/>
+      <w:r>
+        <w:rPr>
+          <w:rFonts w:ascii="Times New Roman" w:hAnsi="Times New Roman" w:cs="Times New Roman"/>
+          <w:sz w:val="24"/>
+          <w:szCs w:val="24"/>
+        </w:rPr>
+        <w:t xml:space="preserve"> </w:t>
+      </w:r>
+      <w:proofErr w:type="spellStart"/>
+      <w:r>
+        <w:rPr>
+          <w:rFonts w:ascii="Times New Roman" w:hAnsi="Times New Roman" w:cs="Times New Roman"/>
+          <w:sz w:val="24"/>
+          <w:szCs w:val="24"/>
+        </w:rPr>
+        <w:t>për</w:t>
+      </w:r>
+      <w:proofErr w:type="spellEnd"/>
+      <w:r>
+        <w:rPr>
+          <w:rFonts w:ascii="Times New Roman" w:hAnsi="Times New Roman" w:cs="Times New Roman"/>
+          <w:sz w:val="24"/>
+          <w:szCs w:val="24"/>
+        </w:rPr>
+        <w:t xml:space="preserve"> </w:t>
+      </w:r>
+      <w:proofErr w:type="spellStart"/>
+      <w:r>
+        <w:rPr>
+          <w:rFonts w:ascii="Times New Roman" w:hAnsi="Times New Roman" w:cs="Times New Roman"/>
+          <w:sz w:val="24"/>
+          <w:szCs w:val="24"/>
+        </w:rPr>
+        <w:t>Menaxhimin</w:t>
+      </w:r>
+      <w:proofErr w:type="spellEnd"/>
+      <w:r>
+        <w:rPr>
+          <w:rFonts w:ascii="Times New Roman" w:hAnsi="Times New Roman" w:cs="Times New Roman"/>
+          <w:sz w:val="24"/>
+          <w:szCs w:val="24"/>
+        </w:rPr>
+        <w:t xml:space="preserve"> e </w:t>
+      </w:r>
+      <w:proofErr w:type="spellStart"/>
+      <w:r>
+        <w:rPr>
+          <w:rFonts w:ascii="Times New Roman" w:hAnsi="Times New Roman" w:cs="Times New Roman"/>
+          <w:sz w:val="24"/>
+          <w:szCs w:val="24"/>
+        </w:rPr>
+        <w:t>Dokumenteve</w:t>
+      </w:r>
+      <w:proofErr w:type="spellEnd"/>
+      <w:r>
+        <w:rPr>
+          <w:rFonts w:ascii="Times New Roman" w:hAnsi="Times New Roman" w:cs="Times New Roman"/>
+          <w:sz w:val="24"/>
+          <w:szCs w:val="24"/>
+        </w:rPr>
+        <w:t xml:space="preserve"> </w:t>
+      </w:r>
+      <w:proofErr w:type="spellStart"/>
+      <w:r>
+        <w:rPr>
+          <w:rFonts w:ascii="Times New Roman" w:hAnsi="Times New Roman" w:cs="Times New Roman"/>
+          <w:sz w:val="24"/>
+          <w:szCs w:val="24"/>
+        </w:rPr>
+        <w:t>dhe</w:t>
+      </w:r>
+      <w:proofErr w:type="spellEnd"/>
+      <w:r>
+        <w:rPr>
+          <w:rFonts w:ascii="Times New Roman" w:hAnsi="Times New Roman" w:cs="Times New Roman"/>
+          <w:sz w:val="24"/>
+          <w:szCs w:val="24"/>
+        </w:rPr>
+        <w:t xml:space="preserve"> </w:t>
+      </w:r>
+      <w:proofErr w:type="spellStart"/>
+      <w:r>
+        <w:rPr>
+          <w:rFonts w:ascii="Times New Roman" w:hAnsi="Times New Roman" w:cs="Times New Roman"/>
+          <w:sz w:val="24"/>
+          <w:szCs w:val="24"/>
+        </w:rPr>
+        <w:t>Arkivës</w:t>
+      </w:r>
+      <w:proofErr w:type="spellEnd"/>
+      <w:r>
+        <w:rPr>
+          <w:rFonts w:ascii="Times New Roman" w:hAnsi="Times New Roman" w:cs="Times New Roman"/>
+          <w:sz w:val="24"/>
+          <w:szCs w:val="24"/>
+        </w:rPr>
+        <w:t xml:space="preserve"> </w:t>
+      </w:r>
+      <w:proofErr w:type="spellStart"/>
+      <w:r>
+        <w:rPr>
+          <w:rFonts w:ascii="Times New Roman" w:hAnsi="Times New Roman" w:cs="Times New Roman"/>
+          <w:sz w:val="24"/>
+          <w:szCs w:val="24"/>
+        </w:rPr>
+        <w:t>Digjitale</w:t>
+      </w:r>
+      <w:proofErr w:type="spellEnd"/>
+      <w:r>
+        <w:rPr>
+          <w:rFonts w:ascii="Times New Roman" w:hAnsi="Times New Roman" w:cs="Times New Roman"/>
+          <w:sz w:val="24"/>
+          <w:szCs w:val="24"/>
+        </w:rPr>
+        <w:t xml:space="preserve">” </w:t>
+      </w:r>
+      <w:proofErr w:type="spellStart"/>
+      <w:r>
+        <w:rPr>
+          <w:rFonts w:ascii="Times New Roman" w:hAnsi="Times New Roman" w:cs="Times New Roman"/>
+          <w:sz w:val="24"/>
+          <w:szCs w:val="24"/>
+        </w:rPr>
+        <w:t>synon</w:t>
+      </w:r>
+      <w:proofErr w:type="spellEnd"/>
+      <w:r>
+        <w:rPr>
+          <w:rFonts w:ascii="Times New Roman" w:hAnsi="Times New Roman" w:cs="Times New Roman"/>
+          <w:sz w:val="24"/>
+          <w:szCs w:val="24"/>
+        </w:rPr>
+        <w:t xml:space="preserve"> </w:t>
+      </w:r>
+      <w:proofErr w:type="spellStart"/>
+      <w:r>
+        <w:rPr>
+          <w:rFonts w:ascii="Times New Roman" w:hAnsi="Times New Roman" w:cs="Times New Roman"/>
+          <w:sz w:val="24"/>
+          <w:szCs w:val="24"/>
+        </w:rPr>
+        <w:t>të</w:t>
+      </w:r>
+      <w:proofErr w:type="spellEnd"/>
+      <w:r>
+        <w:rPr>
+          <w:rFonts w:ascii="Times New Roman" w:hAnsi="Times New Roman" w:cs="Times New Roman"/>
+          <w:sz w:val="24"/>
+          <w:szCs w:val="24"/>
+        </w:rPr>
+        <w:t xml:space="preserve"> </w:t>
+      </w:r>
+      <w:proofErr w:type="spellStart"/>
+      <w:r>
+        <w:rPr>
+          <w:rFonts w:ascii="Times New Roman" w:hAnsi="Times New Roman" w:cs="Times New Roman"/>
+          <w:sz w:val="24"/>
+          <w:szCs w:val="24"/>
+        </w:rPr>
+        <w:t>propozojë</w:t>
+      </w:r>
+      <w:proofErr w:type="spellEnd"/>
+      <w:r>
+        <w:rPr>
+          <w:rFonts w:ascii="Times New Roman" w:hAnsi="Times New Roman" w:cs="Times New Roman"/>
+          <w:sz w:val="24"/>
+          <w:szCs w:val="24"/>
+        </w:rPr>
+        <w:t xml:space="preserve"> </w:t>
+      </w:r>
+      <w:proofErr w:type="spellStart"/>
+      <w:r>
+        <w:rPr>
+          <w:rFonts w:ascii="Times New Roman" w:hAnsi="Times New Roman" w:cs="Times New Roman"/>
+          <w:sz w:val="24"/>
+          <w:szCs w:val="24"/>
+        </w:rPr>
+        <w:t>një</w:t>
+      </w:r>
+      <w:proofErr w:type="spellEnd"/>
+      <w:r>
+        <w:rPr>
+          <w:rFonts w:ascii="Times New Roman" w:hAnsi="Times New Roman" w:cs="Times New Roman"/>
+          <w:sz w:val="24"/>
+          <w:szCs w:val="24"/>
+        </w:rPr>
+        <w:t xml:space="preserve"> </w:t>
+      </w:r>
+      <w:proofErr w:type="spellStart"/>
+      <w:r>
+        <w:rPr>
+          <w:rFonts w:ascii="Times New Roman" w:hAnsi="Times New Roman" w:cs="Times New Roman"/>
+          <w:sz w:val="24"/>
+          <w:szCs w:val="24"/>
+        </w:rPr>
+        <w:t>zgjidhje</w:t>
+      </w:r>
+      <w:proofErr w:type="spellEnd"/>
+      <w:r>
+        <w:rPr>
+          <w:rFonts w:ascii="Times New Roman" w:hAnsi="Times New Roman" w:cs="Times New Roman"/>
+          <w:sz w:val="24"/>
+          <w:szCs w:val="24"/>
+        </w:rPr>
+        <w:t xml:space="preserve"> </w:t>
+      </w:r>
+      <w:proofErr w:type="spellStart"/>
+      <w:r>
+        <w:rPr>
+          <w:rFonts w:ascii="Times New Roman" w:hAnsi="Times New Roman" w:cs="Times New Roman"/>
+          <w:sz w:val="24"/>
+          <w:szCs w:val="24"/>
+        </w:rPr>
+        <w:t>softuerike</w:t>
+      </w:r>
+      <w:proofErr w:type="spellEnd"/>
+      <w:r>
+        <w:rPr>
+          <w:rFonts w:ascii="Times New Roman" w:hAnsi="Times New Roman" w:cs="Times New Roman"/>
+          <w:sz w:val="24"/>
+          <w:szCs w:val="24"/>
+        </w:rPr>
+        <w:t xml:space="preserve"> </w:t>
+      </w:r>
+      <w:proofErr w:type="spellStart"/>
+      <w:r>
+        <w:rPr>
+          <w:rFonts w:ascii="Times New Roman" w:hAnsi="Times New Roman" w:cs="Times New Roman"/>
+          <w:sz w:val="24"/>
+          <w:szCs w:val="24"/>
+        </w:rPr>
+        <w:t>për</w:t>
+      </w:r>
+      <w:proofErr w:type="spellEnd"/>
+      <w:r>
+        <w:rPr>
+          <w:rFonts w:ascii="Times New Roman" w:hAnsi="Times New Roman" w:cs="Times New Roman"/>
+          <w:sz w:val="24"/>
+          <w:szCs w:val="24"/>
+        </w:rPr>
+        <w:t xml:space="preserve"> </w:t>
+      </w:r>
+      <w:proofErr w:type="spellStart"/>
+      <w:r>
+        <w:rPr>
+          <w:rFonts w:ascii="Times New Roman" w:hAnsi="Times New Roman" w:cs="Times New Roman"/>
+          <w:sz w:val="24"/>
+          <w:szCs w:val="24"/>
+        </w:rPr>
+        <w:t>organizimin</w:t>
+      </w:r>
+      <w:proofErr w:type="spellEnd"/>
+      <w:r>
+        <w:rPr>
+          <w:rFonts w:ascii="Times New Roman" w:hAnsi="Times New Roman" w:cs="Times New Roman"/>
+          <w:sz w:val="24"/>
+          <w:szCs w:val="24"/>
+        </w:rPr>
+        <w:t xml:space="preserve">, </w:t>
+      </w:r>
+      <w:proofErr w:type="spellStart"/>
+      <w:r>
+        <w:rPr>
+          <w:rFonts w:ascii="Times New Roman" w:hAnsi="Times New Roman" w:cs="Times New Roman"/>
+          <w:sz w:val="24"/>
+          <w:szCs w:val="24"/>
+        </w:rPr>
+        <w:t>ruajtjen</w:t>
+      </w:r>
+      <w:proofErr w:type="spellEnd"/>
+      <w:r>
+        <w:rPr>
+          <w:rFonts w:ascii="Times New Roman" w:hAnsi="Times New Roman" w:cs="Times New Roman"/>
+          <w:sz w:val="24"/>
+          <w:szCs w:val="24"/>
+        </w:rPr>
+        <w:t xml:space="preserve">, </w:t>
+      </w:r>
+      <w:proofErr w:type="spellStart"/>
+      <w:r>
+        <w:rPr>
+          <w:rFonts w:ascii="Times New Roman" w:hAnsi="Times New Roman" w:cs="Times New Roman"/>
+          <w:sz w:val="24"/>
+          <w:szCs w:val="24"/>
+        </w:rPr>
+        <w:t>kërkimin</w:t>
+      </w:r>
+      <w:proofErr w:type="spellEnd"/>
+      <w:r>
+        <w:rPr>
+          <w:rFonts w:ascii="Times New Roman" w:hAnsi="Times New Roman" w:cs="Times New Roman"/>
+          <w:sz w:val="24"/>
+          <w:szCs w:val="24"/>
+        </w:rPr>
+        <w:t xml:space="preserve"> </w:t>
+      </w:r>
+      <w:proofErr w:type="spellStart"/>
+      <w:r>
+        <w:rPr>
+          <w:rFonts w:ascii="Times New Roman" w:hAnsi="Times New Roman" w:cs="Times New Roman"/>
+          <w:sz w:val="24"/>
+          <w:szCs w:val="24"/>
+        </w:rPr>
+        <w:t>dhe</w:t>
+      </w:r>
+      <w:proofErr w:type="spellEnd"/>
+      <w:r>
+        <w:rPr>
+          <w:rFonts w:ascii="Times New Roman" w:hAnsi="Times New Roman" w:cs="Times New Roman"/>
+          <w:sz w:val="24"/>
+          <w:szCs w:val="24"/>
+        </w:rPr>
+        <w:t xml:space="preserve"> </w:t>
+      </w:r>
+      <w:proofErr w:type="spellStart"/>
+      <w:r>
+        <w:rPr>
+          <w:rFonts w:ascii="Times New Roman" w:hAnsi="Times New Roman" w:cs="Times New Roman"/>
+          <w:sz w:val="24"/>
+          <w:szCs w:val="24"/>
+        </w:rPr>
+        <w:t>arkivimin</w:t>
+      </w:r>
+      <w:proofErr w:type="spellEnd"/>
+      <w:r>
+        <w:rPr>
+          <w:rFonts w:ascii="Times New Roman" w:hAnsi="Times New Roman" w:cs="Times New Roman"/>
+          <w:sz w:val="24"/>
+          <w:szCs w:val="24"/>
+        </w:rPr>
+        <w:t xml:space="preserve"> e </w:t>
+      </w:r>
+      <w:proofErr w:type="spellStart"/>
+      <w:r>
+        <w:rPr>
+          <w:rFonts w:ascii="Times New Roman" w:hAnsi="Times New Roman" w:cs="Times New Roman"/>
+          <w:sz w:val="24"/>
+          <w:szCs w:val="24"/>
+        </w:rPr>
+        <w:t>dokumenteve</w:t>
+      </w:r>
+      <w:proofErr w:type="spellEnd"/>
+      <w:r>
+        <w:rPr>
+          <w:rFonts w:ascii="Times New Roman" w:hAnsi="Times New Roman" w:cs="Times New Roman"/>
+          <w:sz w:val="24"/>
+          <w:szCs w:val="24"/>
+        </w:rPr>
+        <w:t xml:space="preserve"> </w:t>
+      </w:r>
+      <w:proofErr w:type="spellStart"/>
+      <w:r>
+        <w:rPr>
+          <w:rFonts w:ascii="Times New Roman" w:hAnsi="Times New Roman" w:cs="Times New Roman"/>
+          <w:sz w:val="24"/>
+          <w:szCs w:val="24"/>
+        </w:rPr>
+        <w:t>në</w:t>
+      </w:r>
+      <w:proofErr w:type="spellEnd"/>
+      <w:r>
+        <w:rPr>
+          <w:rFonts w:ascii="Times New Roman" w:hAnsi="Times New Roman" w:cs="Times New Roman"/>
+          <w:sz w:val="24"/>
+          <w:szCs w:val="24"/>
+        </w:rPr>
+        <w:t xml:space="preserve"> </w:t>
+      </w:r>
+      <w:proofErr w:type="spellStart"/>
+      <w:r>
+        <w:rPr>
+          <w:rFonts w:ascii="Times New Roman" w:hAnsi="Times New Roman" w:cs="Times New Roman"/>
+          <w:sz w:val="24"/>
+          <w:szCs w:val="24"/>
+        </w:rPr>
+        <w:t>mënyrë</w:t>
+      </w:r>
+      <w:proofErr w:type="spellEnd"/>
+      <w:r>
+        <w:rPr>
+          <w:rFonts w:ascii="Times New Roman" w:hAnsi="Times New Roman" w:cs="Times New Roman"/>
+          <w:sz w:val="24"/>
+          <w:szCs w:val="24"/>
+        </w:rPr>
+        <w:t xml:space="preserve"> </w:t>
+      </w:r>
+      <w:proofErr w:type="spellStart"/>
+      <w:r>
+        <w:rPr>
+          <w:rFonts w:ascii="Times New Roman" w:hAnsi="Times New Roman" w:cs="Times New Roman"/>
+          <w:sz w:val="24"/>
+          <w:szCs w:val="24"/>
+        </w:rPr>
+        <w:t>elektronike</w:t>
+      </w:r>
+      <w:proofErr w:type="spellEnd"/>
+      <w:r>
+        <w:rPr>
+          <w:rFonts w:ascii="Times New Roman" w:hAnsi="Times New Roman" w:cs="Times New Roman"/>
+          <w:sz w:val="24"/>
+          <w:szCs w:val="24"/>
+        </w:rPr>
+        <w:t xml:space="preserve">. </w:t>
+      </w:r>
+      <w:proofErr w:type="spellStart"/>
+      <w:r>
+        <w:rPr>
+          <w:rFonts w:ascii="Times New Roman" w:hAnsi="Times New Roman" w:cs="Times New Roman"/>
+          <w:sz w:val="24"/>
+          <w:szCs w:val="24"/>
+        </w:rPr>
+        <w:t>Sistemi</w:t>
+      </w:r>
+      <w:proofErr w:type="spellEnd"/>
+      <w:r>
+        <w:rPr>
+          <w:rFonts w:ascii="Times New Roman" w:hAnsi="Times New Roman" w:cs="Times New Roman"/>
+          <w:sz w:val="24"/>
+          <w:szCs w:val="24"/>
+        </w:rPr>
+        <w:t xml:space="preserve"> do </w:t>
+      </w:r>
+      <w:proofErr w:type="spellStart"/>
+      <w:r>
+        <w:rPr>
+          <w:rFonts w:ascii="Times New Roman" w:hAnsi="Times New Roman" w:cs="Times New Roman"/>
+          <w:sz w:val="24"/>
+          <w:szCs w:val="24"/>
+        </w:rPr>
+        <w:t>të</w:t>
+      </w:r>
+      <w:proofErr w:type="spellEnd"/>
+      <w:r>
+        <w:rPr>
+          <w:rFonts w:ascii="Times New Roman" w:hAnsi="Times New Roman" w:cs="Times New Roman"/>
+          <w:sz w:val="24"/>
+          <w:szCs w:val="24"/>
+        </w:rPr>
+        <w:t xml:space="preserve"> </w:t>
+      </w:r>
+      <w:proofErr w:type="spellStart"/>
+      <w:r>
+        <w:rPr>
+          <w:rFonts w:ascii="Times New Roman" w:hAnsi="Times New Roman" w:cs="Times New Roman"/>
+          <w:sz w:val="24"/>
+          <w:szCs w:val="24"/>
+        </w:rPr>
+        <w:t>ofrojë</w:t>
+      </w:r>
+      <w:proofErr w:type="spellEnd"/>
+      <w:r>
+        <w:rPr>
+          <w:rFonts w:ascii="Times New Roman" w:hAnsi="Times New Roman" w:cs="Times New Roman"/>
+          <w:sz w:val="24"/>
+          <w:szCs w:val="24"/>
+        </w:rPr>
+        <w:t xml:space="preserve"> </w:t>
+      </w:r>
+      <w:proofErr w:type="spellStart"/>
+      <w:r>
+        <w:rPr>
+          <w:rFonts w:ascii="Times New Roman" w:hAnsi="Times New Roman" w:cs="Times New Roman"/>
+          <w:sz w:val="24"/>
+          <w:szCs w:val="24"/>
+        </w:rPr>
+        <w:t>një</w:t>
+      </w:r>
+      <w:proofErr w:type="spellEnd"/>
+      <w:r>
+        <w:rPr>
+          <w:rFonts w:ascii="Times New Roman" w:hAnsi="Times New Roman" w:cs="Times New Roman"/>
+          <w:sz w:val="24"/>
+          <w:szCs w:val="24"/>
+        </w:rPr>
+        <w:t xml:space="preserve"> </w:t>
+      </w:r>
+      <w:proofErr w:type="spellStart"/>
+      <w:r>
+        <w:rPr>
+          <w:rFonts w:ascii="Times New Roman" w:hAnsi="Times New Roman" w:cs="Times New Roman"/>
+          <w:sz w:val="24"/>
+          <w:szCs w:val="24"/>
+        </w:rPr>
+        <w:t>ndërfaqe</w:t>
+      </w:r>
+      <w:proofErr w:type="spellEnd"/>
+      <w:r>
+        <w:rPr>
+          <w:rFonts w:ascii="Times New Roman" w:hAnsi="Times New Roman" w:cs="Times New Roman"/>
+          <w:sz w:val="24"/>
+          <w:szCs w:val="24"/>
+        </w:rPr>
+        <w:t xml:space="preserve"> </w:t>
+      </w:r>
+      <w:proofErr w:type="spellStart"/>
+      <w:r>
+        <w:rPr>
+          <w:rFonts w:ascii="Times New Roman" w:hAnsi="Times New Roman" w:cs="Times New Roman"/>
+          <w:sz w:val="24"/>
+          <w:szCs w:val="24"/>
+        </w:rPr>
+        <w:t>të</w:t>
+      </w:r>
+      <w:proofErr w:type="spellEnd"/>
+      <w:r>
+        <w:rPr>
+          <w:rFonts w:ascii="Times New Roman" w:hAnsi="Times New Roman" w:cs="Times New Roman"/>
+          <w:sz w:val="24"/>
+          <w:szCs w:val="24"/>
+        </w:rPr>
+        <w:t xml:space="preserve"> </w:t>
+      </w:r>
+      <w:proofErr w:type="spellStart"/>
+      <w:r>
+        <w:rPr>
+          <w:rFonts w:ascii="Times New Roman" w:hAnsi="Times New Roman" w:cs="Times New Roman"/>
+          <w:sz w:val="24"/>
+          <w:szCs w:val="24"/>
+        </w:rPr>
+        <w:t>thjeshtë</w:t>
+      </w:r>
+      <w:proofErr w:type="spellEnd"/>
+      <w:r>
+        <w:rPr>
+          <w:rFonts w:ascii="Times New Roman" w:hAnsi="Times New Roman" w:cs="Times New Roman"/>
+          <w:sz w:val="24"/>
+          <w:szCs w:val="24"/>
+        </w:rPr>
+        <w:t xml:space="preserve"> </w:t>
+      </w:r>
+      <w:proofErr w:type="spellStart"/>
+      <w:r>
+        <w:rPr>
+          <w:rFonts w:ascii="Times New Roman" w:hAnsi="Times New Roman" w:cs="Times New Roman"/>
+          <w:sz w:val="24"/>
+          <w:szCs w:val="24"/>
+        </w:rPr>
+        <w:t>për</w:t>
+      </w:r>
+      <w:proofErr w:type="spellEnd"/>
+      <w:r>
+        <w:rPr>
+          <w:rFonts w:ascii="Times New Roman" w:hAnsi="Times New Roman" w:cs="Times New Roman"/>
+          <w:sz w:val="24"/>
+          <w:szCs w:val="24"/>
+        </w:rPr>
+        <w:t xml:space="preserve"> </w:t>
+      </w:r>
+      <w:proofErr w:type="spellStart"/>
+      <w:r>
+        <w:rPr>
+          <w:rFonts w:ascii="Times New Roman" w:hAnsi="Times New Roman" w:cs="Times New Roman"/>
+          <w:sz w:val="24"/>
+          <w:szCs w:val="24"/>
+        </w:rPr>
+        <w:t>përdoruesit</w:t>
+      </w:r>
+      <w:proofErr w:type="spellEnd"/>
+      <w:r>
+        <w:rPr>
+          <w:rFonts w:ascii="Times New Roman" w:hAnsi="Times New Roman" w:cs="Times New Roman"/>
+          <w:sz w:val="24"/>
+          <w:szCs w:val="24"/>
+        </w:rPr>
+        <w:t xml:space="preserve"> </w:t>
+      </w:r>
+      <w:proofErr w:type="spellStart"/>
+      <w:r>
+        <w:rPr>
+          <w:rFonts w:ascii="Times New Roman" w:hAnsi="Times New Roman" w:cs="Times New Roman"/>
+          <w:sz w:val="24"/>
+          <w:szCs w:val="24"/>
+        </w:rPr>
+        <w:t>dhe</w:t>
+      </w:r>
+      <w:proofErr w:type="spellEnd"/>
+      <w:r>
+        <w:rPr>
+          <w:rFonts w:ascii="Times New Roman" w:hAnsi="Times New Roman" w:cs="Times New Roman"/>
+          <w:sz w:val="24"/>
+          <w:szCs w:val="24"/>
+        </w:rPr>
+        <w:t xml:space="preserve"> </w:t>
+      </w:r>
+      <w:proofErr w:type="spellStart"/>
+      <w:r>
+        <w:rPr>
+          <w:rFonts w:ascii="Times New Roman" w:hAnsi="Times New Roman" w:cs="Times New Roman"/>
+          <w:sz w:val="24"/>
+          <w:szCs w:val="24"/>
+        </w:rPr>
+        <w:t>funksionalitete</w:t>
+      </w:r>
+      <w:proofErr w:type="spellEnd"/>
+      <w:r>
+        <w:rPr>
+          <w:rFonts w:ascii="Times New Roman" w:hAnsi="Times New Roman" w:cs="Times New Roman"/>
+          <w:sz w:val="24"/>
+          <w:szCs w:val="24"/>
+        </w:rPr>
+        <w:t xml:space="preserve"> </w:t>
+      </w:r>
+      <w:proofErr w:type="spellStart"/>
+      <w:r>
+        <w:rPr>
+          <w:rFonts w:ascii="Times New Roman" w:hAnsi="Times New Roman" w:cs="Times New Roman"/>
+          <w:sz w:val="24"/>
+          <w:szCs w:val="24"/>
+        </w:rPr>
+        <w:t>për</w:t>
+      </w:r>
+      <w:proofErr w:type="spellEnd"/>
+      <w:r>
+        <w:rPr>
+          <w:rFonts w:ascii="Times New Roman" w:hAnsi="Times New Roman" w:cs="Times New Roman"/>
+          <w:sz w:val="24"/>
+          <w:szCs w:val="24"/>
+        </w:rPr>
+        <w:t xml:space="preserve"> </w:t>
+      </w:r>
+      <w:proofErr w:type="spellStart"/>
+      <w:r>
+        <w:rPr>
+          <w:rFonts w:ascii="Times New Roman" w:hAnsi="Times New Roman" w:cs="Times New Roman"/>
+          <w:sz w:val="24"/>
+          <w:szCs w:val="24"/>
+        </w:rPr>
+        <w:t>menaxhimin</w:t>
+      </w:r>
+      <w:proofErr w:type="spellEnd"/>
+      <w:r>
+        <w:rPr>
+          <w:rFonts w:ascii="Times New Roman" w:hAnsi="Times New Roman" w:cs="Times New Roman"/>
+          <w:sz w:val="24"/>
+          <w:szCs w:val="24"/>
+        </w:rPr>
+        <w:t xml:space="preserve"> e </w:t>
+      </w:r>
+      <w:proofErr w:type="spellStart"/>
+      <w:r>
+        <w:rPr>
+          <w:rFonts w:ascii="Times New Roman" w:hAnsi="Times New Roman" w:cs="Times New Roman"/>
+          <w:sz w:val="24"/>
+          <w:szCs w:val="24"/>
+        </w:rPr>
+        <w:t>dokumenteve</w:t>
+      </w:r>
+      <w:proofErr w:type="spellEnd"/>
+      <w:r>
+        <w:rPr>
+          <w:rFonts w:ascii="Times New Roman" w:hAnsi="Times New Roman" w:cs="Times New Roman"/>
+          <w:sz w:val="24"/>
+          <w:szCs w:val="24"/>
+        </w:rPr>
+        <w:t xml:space="preserve"> </w:t>
+      </w:r>
+      <w:proofErr w:type="spellStart"/>
+      <w:r>
+        <w:rPr>
+          <w:rFonts w:ascii="Times New Roman" w:hAnsi="Times New Roman" w:cs="Times New Roman"/>
+          <w:sz w:val="24"/>
+          <w:szCs w:val="24"/>
+        </w:rPr>
+        <w:t>sipas</w:t>
+      </w:r>
+      <w:proofErr w:type="spellEnd"/>
+      <w:r>
+        <w:rPr>
+          <w:rFonts w:ascii="Times New Roman" w:hAnsi="Times New Roman" w:cs="Times New Roman"/>
+          <w:sz w:val="24"/>
+          <w:szCs w:val="24"/>
+        </w:rPr>
+        <w:t xml:space="preserve"> </w:t>
+      </w:r>
+      <w:proofErr w:type="spellStart"/>
+      <w:r>
+        <w:rPr>
+          <w:rFonts w:ascii="Times New Roman" w:hAnsi="Times New Roman" w:cs="Times New Roman"/>
+          <w:sz w:val="24"/>
+          <w:szCs w:val="24"/>
+        </w:rPr>
+        <w:t>kategorive</w:t>
+      </w:r>
+      <w:proofErr w:type="spellEnd"/>
+      <w:r>
+        <w:rPr>
+          <w:rFonts w:ascii="Times New Roman" w:hAnsi="Times New Roman" w:cs="Times New Roman"/>
+          <w:sz w:val="24"/>
+          <w:szCs w:val="24"/>
+        </w:rPr>
+        <w:t xml:space="preserve"> </w:t>
+      </w:r>
+      <w:proofErr w:type="spellStart"/>
+      <w:r>
+        <w:rPr>
+          <w:rFonts w:ascii="Times New Roman" w:hAnsi="Times New Roman" w:cs="Times New Roman"/>
+          <w:sz w:val="24"/>
+          <w:szCs w:val="24"/>
+        </w:rPr>
+        <w:t>dhe</w:t>
+      </w:r>
+      <w:proofErr w:type="spellEnd"/>
+      <w:r>
+        <w:rPr>
+          <w:rFonts w:ascii="Times New Roman" w:hAnsi="Times New Roman" w:cs="Times New Roman"/>
+          <w:sz w:val="24"/>
+          <w:szCs w:val="24"/>
+        </w:rPr>
+        <w:t xml:space="preserve"> </w:t>
+      </w:r>
+      <w:proofErr w:type="spellStart"/>
+      <w:r>
+        <w:rPr>
+          <w:rFonts w:ascii="Times New Roman" w:hAnsi="Times New Roman" w:cs="Times New Roman"/>
+          <w:sz w:val="24"/>
+          <w:szCs w:val="24"/>
+        </w:rPr>
+        <w:t>të</w:t>
+      </w:r>
+      <w:proofErr w:type="spellEnd"/>
+      <w:r>
+        <w:rPr>
+          <w:rFonts w:ascii="Times New Roman" w:hAnsi="Times New Roman" w:cs="Times New Roman"/>
+          <w:sz w:val="24"/>
+          <w:szCs w:val="24"/>
+        </w:rPr>
+        <w:t xml:space="preserve"> </w:t>
+      </w:r>
+      <w:proofErr w:type="spellStart"/>
+      <w:r>
+        <w:rPr>
+          <w:rFonts w:ascii="Times New Roman" w:hAnsi="Times New Roman" w:cs="Times New Roman"/>
+          <w:sz w:val="24"/>
+          <w:szCs w:val="24"/>
+        </w:rPr>
+        <w:t>drejtave</w:t>
+      </w:r>
+      <w:proofErr w:type="spellEnd"/>
+      <w:r>
+        <w:rPr>
+          <w:rFonts w:ascii="Times New Roman" w:hAnsi="Times New Roman" w:cs="Times New Roman"/>
+          <w:sz w:val="24"/>
+          <w:szCs w:val="24"/>
+        </w:rPr>
+        <w:t xml:space="preserve"> </w:t>
+      </w:r>
+      <w:proofErr w:type="spellStart"/>
+      <w:r>
+        <w:rPr>
+          <w:rFonts w:ascii="Times New Roman" w:hAnsi="Times New Roman" w:cs="Times New Roman"/>
+          <w:sz w:val="24"/>
+          <w:szCs w:val="24"/>
+        </w:rPr>
+        <w:t>të</w:t>
+      </w:r>
+      <w:proofErr w:type="spellEnd"/>
+      <w:r>
+        <w:rPr>
+          <w:rFonts w:ascii="Times New Roman" w:hAnsi="Times New Roman" w:cs="Times New Roman"/>
+          <w:sz w:val="24"/>
+          <w:szCs w:val="24"/>
+        </w:rPr>
+        <w:t xml:space="preserve"> </w:t>
+      </w:r>
+      <w:proofErr w:type="spellStart"/>
+      <w:r>
+        <w:rPr>
+          <w:rFonts w:ascii="Times New Roman" w:hAnsi="Times New Roman" w:cs="Times New Roman"/>
+          <w:sz w:val="24"/>
+          <w:szCs w:val="24"/>
+        </w:rPr>
+        <w:t>qasjes</w:t>
+      </w:r>
+      <w:proofErr w:type="spellEnd"/>
+      <w:r>
+        <w:rPr>
+          <w:rFonts w:ascii="Times New Roman" w:hAnsi="Times New Roman" w:cs="Times New Roman"/>
+          <w:sz w:val="24"/>
+          <w:szCs w:val="24"/>
+        </w:rPr>
+        <w:t>.</w:t>
+      </w:r>
+    </w:p>
+    <w:p>
+      <w:pPr>
+        <w:rPr>
+          <w:rFonts w:ascii="Times New Roman" w:hAnsi="Times New Roman" w:cs="Times New Roman"/>
+          <w:sz w:val="24"/>
+          <w:szCs w:val="24"/>
+        </w:rPr>
+      </w:pPr>
+      <w:proofErr w:type="spellStart"/>
+      <w:r>
+        <w:rPr>
+          <w:rFonts w:ascii="Times New Roman" w:hAnsi="Times New Roman" w:cs="Times New Roman"/>
+          <w:sz w:val="24"/>
+          <w:szCs w:val="24"/>
+        </w:rPr>
+        <w:t>Në</w:t>
+      </w:r>
+      <w:proofErr w:type="spellEnd"/>
+      <w:r>
+        <w:rPr>
+          <w:rFonts w:ascii="Times New Roman" w:hAnsi="Times New Roman" w:cs="Times New Roman"/>
+          <w:sz w:val="24"/>
+          <w:szCs w:val="24"/>
+        </w:rPr>
+        <w:t xml:space="preserve"> </w:t>
+      </w:r>
+      <w:proofErr w:type="spellStart"/>
+      <w:r>
+        <w:rPr>
+          <w:rFonts w:ascii="Times New Roman" w:hAnsi="Times New Roman" w:cs="Times New Roman"/>
+          <w:sz w:val="24"/>
+          <w:szCs w:val="24"/>
+        </w:rPr>
+        <w:t>këtë</w:t>
+      </w:r>
+      <w:proofErr w:type="spellEnd"/>
+      <w:r>
+        <w:rPr>
+          <w:rFonts w:ascii="Times New Roman" w:hAnsi="Times New Roman" w:cs="Times New Roman"/>
+          <w:sz w:val="24"/>
+          <w:szCs w:val="24"/>
+        </w:rPr>
+        <w:t xml:space="preserve"> </w:t>
+      </w:r>
+      <w:proofErr w:type="spellStart"/>
+      <w:r>
+        <w:rPr>
+          <w:rFonts w:ascii="Times New Roman" w:hAnsi="Times New Roman" w:cs="Times New Roman"/>
+          <w:sz w:val="24"/>
+          <w:szCs w:val="24"/>
+        </w:rPr>
+        <w:t>raport</w:t>
+      </w:r>
+      <w:proofErr w:type="spellEnd"/>
+      <w:r>
+        <w:rPr>
+          <w:rFonts w:ascii="Times New Roman" w:hAnsi="Times New Roman" w:cs="Times New Roman"/>
+          <w:sz w:val="24"/>
+          <w:szCs w:val="24"/>
+        </w:rPr>
+        <w:t xml:space="preserve"> </w:t>
+      </w:r>
+      <w:proofErr w:type="spellStart"/>
+      <w:r>
+        <w:rPr>
+          <w:rFonts w:ascii="Times New Roman" w:hAnsi="Times New Roman" w:cs="Times New Roman"/>
+          <w:sz w:val="24"/>
+          <w:szCs w:val="24"/>
+        </w:rPr>
+        <w:t>paraqiten</w:t>
+      </w:r>
+      <w:proofErr w:type="spellEnd"/>
+      <w:r>
+        <w:rPr>
+          <w:rFonts w:ascii="Times New Roman" w:hAnsi="Times New Roman" w:cs="Times New Roman"/>
+          <w:sz w:val="24"/>
+          <w:szCs w:val="24"/>
+        </w:rPr>
+        <w:t xml:space="preserve"> </w:t>
+      </w:r>
+      <w:proofErr w:type="spellStart"/>
+      <w:r>
+        <w:rPr>
+          <w:rFonts w:ascii="Times New Roman" w:hAnsi="Times New Roman" w:cs="Times New Roman"/>
+          <w:sz w:val="24"/>
+          <w:szCs w:val="24"/>
+        </w:rPr>
+        <w:t>problemi</w:t>
+      </w:r>
+      <w:proofErr w:type="spellEnd"/>
+      <w:r>
+        <w:rPr>
+          <w:rFonts w:ascii="Times New Roman" w:hAnsi="Times New Roman" w:cs="Times New Roman"/>
+          <w:sz w:val="24"/>
+          <w:szCs w:val="24"/>
+        </w:rPr>
+        <w:t xml:space="preserve"> </w:t>
+      </w:r>
+      <w:proofErr w:type="spellStart"/>
+      <w:r>
+        <w:rPr>
+          <w:rFonts w:ascii="Times New Roman" w:hAnsi="Times New Roman" w:cs="Times New Roman"/>
+          <w:sz w:val="24"/>
+          <w:szCs w:val="24"/>
+        </w:rPr>
+        <w:t>që</w:t>
+      </w:r>
+      <w:proofErr w:type="spellEnd"/>
+      <w:r>
+        <w:rPr>
+          <w:rFonts w:ascii="Times New Roman" w:hAnsi="Times New Roman" w:cs="Times New Roman"/>
+          <w:sz w:val="24"/>
+          <w:szCs w:val="24"/>
+        </w:rPr>
+        <w:t xml:space="preserve"> </w:t>
+      </w:r>
+      <w:proofErr w:type="spellStart"/>
+      <w:r>
+        <w:rPr>
+          <w:rFonts w:ascii="Times New Roman" w:hAnsi="Times New Roman" w:cs="Times New Roman"/>
+          <w:sz w:val="24"/>
+          <w:szCs w:val="24"/>
+        </w:rPr>
+        <w:t>synon</w:t>
+      </w:r>
+      <w:proofErr w:type="spellEnd"/>
+      <w:r>
+        <w:rPr>
+          <w:rFonts w:ascii="Times New Roman" w:hAnsi="Times New Roman" w:cs="Times New Roman"/>
+          <w:sz w:val="24"/>
+          <w:szCs w:val="24"/>
+        </w:rPr>
+        <w:t xml:space="preserve"> </w:t>
+      </w:r>
+      <w:proofErr w:type="spellStart"/>
+      <w:r>
+        <w:rPr>
+          <w:rFonts w:ascii="Times New Roman" w:hAnsi="Times New Roman" w:cs="Times New Roman"/>
+          <w:sz w:val="24"/>
+          <w:szCs w:val="24"/>
+        </w:rPr>
+        <w:t>të</w:t>
+      </w:r>
+      <w:proofErr w:type="spellEnd"/>
+      <w:r>
+        <w:rPr>
+          <w:rFonts w:ascii="Times New Roman" w:hAnsi="Times New Roman" w:cs="Times New Roman"/>
+          <w:sz w:val="24"/>
+          <w:szCs w:val="24"/>
+        </w:rPr>
+        <w:t xml:space="preserve"> </w:t>
+      </w:r>
+      <w:proofErr w:type="spellStart"/>
+      <w:r>
+        <w:rPr>
+          <w:rFonts w:ascii="Times New Roman" w:hAnsi="Times New Roman" w:cs="Times New Roman"/>
+          <w:sz w:val="24"/>
+          <w:szCs w:val="24"/>
+        </w:rPr>
+        <w:t>zgjidhë</w:t>
+      </w:r>
+      <w:proofErr w:type="spellEnd"/>
+      <w:r>
+        <w:rPr>
+          <w:rFonts w:ascii="Times New Roman" w:hAnsi="Times New Roman" w:cs="Times New Roman"/>
+          <w:sz w:val="24"/>
+          <w:szCs w:val="24"/>
+        </w:rPr>
+        <w:t xml:space="preserve"> </w:t>
+      </w:r>
+      <w:proofErr w:type="spellStart"/>
+      <w:r>
+        <w:rPr>
+          <w:rFonts w:ascii="Times New Roman" w:hAnsi="Times New Roman" w:cs="Times New Roman"/>
+          <w:sz w:val="24"/>
+          <w:szCs w:val="24"/>
+        </w:rPr>
+        <w:t>projekti</w:t>
+      </w:r>
+      <w:proofErr w:type="spellEnd"/>
+      <w:r>
+        <w:rPr>
+          <w:rFonts w:ascii="Times New Roman" w:hAnsi="Times New Roman" w:cs="Times New Roman"/>
+          <w:sz w:val="24"/>
+          <w:szCs w:val="24"/>
+        </w:rPr>
+        <w:t xml:space="preserve">, </w:t>
+      </w:r>
+      <w:proofErr w:type="spellStart"/>
+      <w:r>
+        <w:rPr>
+          <w:rFonts w:ascii="Times New Roman" w:hAnsi="Times New Roman" w:cs="Times New Roman"/>
+          <w:sz w:val="24"/>
+          <w:szCs w:val="24"/>
+        </w:rPr>
+        <w:t>përdoruesit</w:t>
+      </w:r>
+      <w:proofErr w:type="spellEnd"/>
+      <w:r>
+        <w:rPr>
+          <w:rFonts w:ascii="Times New Roman" w:hAnsi="Times New Roman" w:cs="Times New Roman"/>
+          <w:sz w:val="24"/>
+          <w:szCs w:val="24"/>
+        </w:rPr>
+        <w:t xml:space="preserve"> e </w:t>
+      </w:r>
+      <w:proofErr w:type="spellStart"/>
+      <w:r>
+        <w:rPr>
+          <w:rFonts w:ascii="Times New Roman" w:hAnsi="Times New Roman" w:cs="Times New Roman"/>
+          <w:sz w:val="24"/>
+          <w:szCs w:val="24"/>
+        </w:rPr>
+        <w:t>sistemit</w:t>
+      </w:r>
+      <w:proofErr w:type="spellEnd"/>
+      <w:r>
+        <w:rPr>
+          <w:rFonts w:ascii="Times New Roman" w:hAnsi="Times New Roman" w:cs="Times New Roman"/>
+          <w:sz w:val="24"/>
+          <w:szCs w:val="24"/>
+        </w:rPr>
+        <w:t xml:space="preserve">, </w:t>
+      </w:r>
+      <w:proofErr w:type="spellStart"/>
+      <w:r>
+        <w:rPr>
+          <w:rFonts w:ascii="Times New Roman" w:hAnsi="Times New Roman" w:cs="Times New Roman"/>
+          <w:sz w:val="24"/>
+          <w:szCs w:val="24"/>
+        </w:rPr>
+        <w:t>funksionalitetet</w:t>
+      </w:r>
+      <w:proofErr w:type="spellEnd"/>
+      <w:r>
+        <w:rPr>
+          <w:rFonts w:ascii="Times New Roman" w:hAnsi="Times New Roman" w:cs="Times New Roman"/>
+          <w:sz w:val="24"/>
+          <w:szCs w:val="24"/>
+        </w:rPr>
+        <w:t xml:space="preserve"> </w:t>
+      </w:r>
+      <w:proofErr w:type="spellStart"/>
+      <w:r>
+        <w:rPr>
+          <w:rFonts w:ascii="Times New Roman" w:hAnsi="Times New Roman" w:cs="Times New Roman"/>
+          <w:sz w:val="24"/>
+          <w:szCs w:val="24"/>
+        </w:rPr>
+        <w:t>kryesore</w:t>
+      </w:r>
+      <w:proofErr w:type="spellEnd"/>
+      <w:r>
+        <w:rPr>
+          <w:rFonts w:ascii="Times New Roman" w:hAnsi="Times New Roman" w:cs="Times New Roman"/>
+          <w:sz w:val="24"/>
+          <w:szCs w:val="24"/>
+        </w:rPr>
+        <w:t xml:space="preserve">, </w:t>
+      </w:r>
+      <w:proofErr w:type="spellStart"/>
+      <w:r>
+        <w:rPr>
+          <w:rFonts w:ascii="Times New Roman" w:hAnsi="Times New Roman" w:cs="Times New Roman"/>
+          <w:sz w:val="24"/>
+          <w:szCs w:val="24"/>
+        </w:rPr>
+        <w:t>kërkesat</w:t>
+      </w:r>
+      <w:proofErr w:type="spellEnd"/>
+      <w:r>
+        <w:rPr>
+          <w:rFonts w:ascii="Times New Roman" w:hAnsi="Times New Roman" w:cs="Times New Roman"/>
+          <w:sz w:val="24"/>
+          <w:szCs w:val="24"/>
+        </w:rPr>
+        <w:t xml:space="preserve"> </w:t>
+      </w:r>
+      <w:proofErr w:type="spellStart"/>
+      <w:r>
+        <w:rPr>
+          <w:rFonts w:ascii="Times New Roman" w:hAnsi="Times New Roman" w:cs="Times New Roman"/>
+          <w:sz w:val="24"/>
+          <w:szCs w:val="24"/>
+        </w:rPr>
+        <w:t>funksionale</w:t>
+      </w:r>
+      <w:proofErr w:type="spellEnd"/>
+      <w:r>
+        <w:rPr>
+          <w:rFonts w:ascii="Times New Roman" w:hAnsi="Times New Roman" w:cs="Times New Roman"/>
+          <w:sz w:val="24"/>
+          <w:szCs w:val="24"/>
+        </w:rPr>
+        <w:t xml:space="preserve"> </w:t>
+      </w:r>
+      <w:proofErr w:type="spellStart"/>
+      <w:r>
+        <w:rPr>
+          <w:rFonts w:ascii="Times New Roman" w:hAnsi="Times New Roman" w:cs="Times New Roman"/>
+          <w:sz w:val="24"/>
+          <w:szCs w:val="24"/>
+        </w:rPr>
+        <w:t>dhe</w:t>
+      </w:r>
+      <w:proofErr w:type="spellEnd"/>
+      <w:r>
+        <w:rPr>
+          <w:rFonts w:ascii="Times New Roman" w:hAnsi="Times New Roman" w:cs="Times New Roman"/>
+          <w:sz w:val="24"/>
+          <w:szCs w:val="24"/>
+        </w:rPr>
+        <w:t xml:space="preserve"> </w:t>
+      </w:r>
+      <w:proofErr w:type="spellStart"/>
+      <w:r>
+        <w:rPr>
+          <w:rFonts w:ascii="Times New Roman" w:hAnsi="Times New Roman" w:cs="Times New Roman"/>
+          <w:sz w:val="24"/>
+          <w:szCs w:val="24"/>
+        </w:rPr>
+        <w:t>jofunksionale</w:t>
+      </w:r>
+      <w:proofErr w:type="spellEnd"/>
+      <w:r>
+        <w:rPr>
+          <w:rFonts w:ascii="Times New Roman" w:hAnsi="Times New Roman" w:cs="Times New Roman"/>
+          <w:sz w:val="24"/>
+          <w:szCs w:val="24"/>
+        </w:rPr>
+        <w:t xml:space="preserve">, </w:t>
+      </w:r>
+      <w:proofErr w:type="spellStart"/>
+      <w:r>
+        <w:rPr>
+          <w:rFonts w:ascii="Times New Roman" w:hAnsi="Times New Roman" w:cs="Times New Roman"/>
+          <w:sz w:val="24"/>
+          <w:szCs w:val="24"/>
+        </w:rPr>
+        <w:t>teknologjitë</w:t>
+      </w:r>
+      <w:proofErr w:type="spellEnd"/>
+      <w:r>
+        <w:rPr>
+          <w:rFonts w:ascii="Times New Roman" w:hAnsi="Times New Roman" w:cs="Times New Roman"/>
+          <w:sz w:val="24"/>
+          <w:szCs w:val="24"/>
+        </w:rPr>
+        <w:t xml:space="preserve"> e </w:t>
+      </w:r>
+      <w:proofErr w:type="spellStart"/>
+      <w:r>
+        <w:rPr>
+          <w:rFonts w:ascii="Times New Roman" w:hAnsi="Times New Roman" w:cs="Times New Roman"/>
+          <w:sz w:val="24"/>
+          <w:szCs w:val="24"/>
+        </w:rPr>
+        <w:t>propozuara</w:t>
+      </w:r>
+      <w:proofErr w:type="spellEnd"/>
+      <w:r>
+        <w:rPr>
+          <w:rFonts w:ascii="Times New Roman" w:hAnsi="Times New Roman" w:cs="Times New Roman"/>
+          <w:sz w:val="24"/>
+          <w:szCs w:val="24"/>
+        </w:rPr>
+        <w:t xml:space="preserve">, </w:t>
+      </w:r>
+      <w:proofErr w:type="spellStart"/>
+      <w:r>
+        <w:rPr>
+          <w:rFonts w:ascii="Times New Roman" w:hAnsi="Times New Roman" w:cs="Times New Roman"/>
+          <w:sz w:val="24"/>
+          <w:szCs w:val="24"/>
+        </w:rPr>
+        <w:t>arkitektura</w:t>
+      </w:r>
+      <w:proofErr w:type="spellEnd"/>
+      <w:r>
+        <w:rPr>
+          <w:rFonts w:ascii="Times New Roman" w:hAnsi="Times New Roman" w:cs="Times New Roman"/>
+          <w:sz w:val="24"/>
+          <w:szCs w:val="24"/>
+        </w:rPr>
+        <w:t xml:space="preserve"> e </w:t>
+      </w:r>
+      <w:proofErr w:type="spellStart"/>
+      <w:r>
+        <w:rPr>
+          <w:rFonts w:ascii="Times New Roman" w:hAnsi="Times New Roman" w:cs="Times New Roman"/>
+          <w:sz w:val="24"/>
+          <w:szCs w:val="24"/>
+        </w:rPr>
+        <w:t>sistemit</w:t>
+      </w:r>
+      <w:proofErr w:type="spellEnd"/>
+      <w:r>
+        <w:rPr>
+          <w:rFonts w:ascii="Times New Roman" w:hAnsi="Times New Roman" w:cs="Times New Roman"/>
+          <w:sz w:val="24"/>
+          <w:szCs w:val="24"/>
+        </w:rPr>
+        <w:t xml:space="preserve"> </w:t>
+      </w:r>
+      <w:proofErr w:type="spellStart"/>
+      <w:r>
+        <w:rPr>
+          <w:rFonts w:ascii="Times New Roman" w:hAnsi="Times New Roman" w:cs="Times New Roman"/>
+          <w:sz w:val="24"/>
+          <w:szCs w:val="24"/>
+        </w:rPr>
+        <w:t>dhe</w:t>
+      </w:r>
+      <w:proofErr w:type="spellEnd"/>
+      <w:r>
+        <w:rPr>
+          <w:rFonts w:ascii="Times New Roman" w:hAnsi="Times New Roman" w:cs="Times New Roman"/>
+          <w:sz w:val="24"/>
+          <w:szCs w:val="24"/>
+        </w:rPr>
+        <w:t xml:space="preserve"> </w:t>
+      </w:r>
+      <w:proofErr w:type="spellStart"/>
+      <w:r>
+        <w:rPr>
+          <w:rFonts w:ascii="Times New Roman" w:hAnsi="Times New Roman" w:cs="Times New Roman"/>
+          <w:sz w:val="24"/>
+          <w:szCs w:val="24"/>
+        </w:rPr>
+        <w:t>modeli</w:t>
+      </w:r>
+      <w:proofErr w:type="spellEnd"/>
+      <w:r>
+        <w:rPr>
+          <w:rFonts w:ascii="Times New Roman" w:hAnsi="Times New Roman" w:cs="Times New Roman"/>
+          <w:sz w:val="24"/>
+          <w:szCs w:val="24"/>
+        </w:rPr>
+        <w:t xml:space="preserve"> </w:t>
+      </w:r>
+      <w:proofErr w:type="spellStart"/>
+      <w:r>
+        <w:rPr>
+          <w:rFonts w:ascii="Times New Roman" w:hAnsi="Times New Roman" w:cs="Times New Roman"/>
+          <w:sz w:val="24"/>
+          <w:szCs w:val="24"/>
+        </w:rPr>
+        <w:t>fillestar</w:t>
+      </w:r>
+      <w:proofErr w:type="spellEnd"/>
+      <w:r>
+        <w:rPr>
+          <w:rFonts w:ascii="Times New Roman" w:hAnsi="Times New Roman" w:cs="Times New Roman"/>
+          <w:sz w:val="24"/>
+          <w:szCs w:val="24"/>
+        </w:rPr>
+        <w:t xml:space="preserve"> </w:t>
+      </w:r>
+      <w:proofErr w:type="spellStart"/>
+      <w:r>
+        <w:rPr>
+          <w:rFonts w:ascii="Times New Roman" w:hAnsi="Times New Roman" w:cs="Times New Roman"/>
+          <w:sz w:val="24"/>
+          <w:szCs w:val="24"/>
+        </w:rPr>
+        <w:t>i</w:t>
+      </w:r>
+      <w:proofErr w:type="spellEnd"/>
+      <w:r>
+        <w:rPr>
+          <w:rFonts w:ascii="Times New Roman" w:hAnsi="Times New Roman" w:cs="Times New Roman"/>
+          <w:sz w:val="24"/>
+          <w:szCs w:val="24"/>
+        </w:rPr>
+        <w:t xml:space="preserve"> </w:t>
+      </w:r>
+      <w:proofErr w:type="spellStart"/>
+      <w:r>
+        <w:rPr>
+          <w:rFonts w:ascii="Times New Roman" w:hAnsi="Times New Roman" w:cs="Times New Roman"/>
+          <w:sz w:val="24"/>
+          <w:szCs w:val="24"/>
+        </w:rPr>
+        <w:t>databazës</w:t>
+      </w:r>
+      <w:proofErr w:type="spellEnd"/>
+      <w:r>
+        <w:rPr>
+          <w:rFonts w:ascii="Times New Roman" w:hAnsi="Times New Roman" w:cs="Times New Roman"/>
+          <w:sz w:val="24"/>
+          <w:szCs w:val="24"/>
+        </w:rPr>
+        <w:t xml:space="preserve">. </w:t>
+      </w:r>
+      <w:proofErr w:type="spellStart"/>
+      <w:r>
+        <w:rPr>
+          <w:rFonts w:ascii="Times New Roman" w:hAnsi="Times New Roman" w:cs="Times New Roman"/>
+          <w:sz w:val="24"/>
+          <w:szCs w:val="24"/>
+        </w:rPr>
+        <w:t>Gjithashtu</w:t>
+      </w:r>
+      <w:proofErr w:type="spellEnd"/>
+      <w:r>
+        <w:rPr>
+          <w:rFonts w:ascii="Times New Roman" w:hAnsi="Times New Roman" w:cs="Times New Roman"/>
+          <w:sz w:val="24"/>
+          <w:szCs w:val="24"/>
+        </w:rPr>
+        <w:t xml:space="preserve">, </w:t>
+      </w:r>
+      <w:proofErr w:type="spellStart"/>
+      <w:r>
+        <w:rPr>
+          <w:rFonts w:ascii="Times New Roman" w:hAnsi="Times New Roman" w:cs="Times New Roman"/>
+          <w:sz w:val="24"/>
+          <w:szCs w:val="24"/>
+        </w:rPr>
+        <w:t>përcaktohen</w:t>
+      </w:r>
+      <w:proofErr w:type="spellEnd"/>
+      <w:r>
+        <w:rPr>
+          <w:rFonts w:ascii="Times New Roman" w:hAnsi="Times New Roman" w:cs="Times New Roman"/>
+          <w:sz w:val="24"/>
+          <w:szCs w:val="24"/>
+        </w:rPr>
+        <w:t xml:space="preserve"> </w:t>
+      </w:r>
+      <w:proofErr w:type="spellStart"/>
+      <w:r>
+        <w:rPr>
+          <w:rFonts w:ascii="Times New Roman" w:hAnsi="Times New Roman" w:cs="Times New Roman"/>
+          <w:sz w:val="24"/>
+          <w:szCs w:val="24"/>
+        </w:rPr>
+        <w:t>aktivitetet</w:t>
+      </w:r>
+      <w:proofErr w:type="spellEnd"/>
+      <w:r>
+        <w:rPr>
+          <w:rFonts w:ascii="Times New Roman" w:hAnsi="Times New Roman" w:cs="Times New Roman"/>
+          <w:sz w:val="24"/>
+          <w:szCs w:val="24"/>
+        </w:rPr>
+        <w:t xml:space="preserve"> </w:t>
+      </w:r>
+      <w:proofErr w:type="spellStart"/>
+      <w:r>
+        <w:rPr>
+          <w:rFonts w:ascii="Times New Roman" w:hAnsi="Times New Roman" w:cs="Times New Roman"/>
+          <w:sz w:val="24"/>
+          <w:szCs w:val="24"/>
+        </w:rPr>
+        <w:t>që</w:t>
+      </w:r>
+      <w:proofErr w:type="spellEnd"/>
+      <w:r>
+        <w:rPr>
+          <w:rFonts w:ascii="Times New Roman" w:hAnsi="Times New Roman" w:cs="Times New Roman"/>
+          <w:sz w:val="24"/>
+          <w:szCs w:val="24"/>
+        </w:rPr>
+        <w:t xml:space="preserve"> </w:t>
+      </w:r>
+      <w:proofErr w:type="spellStart"/>
+      <w:r>
+        <w:rPr>
+          <w:rFonts w:ascii="Times New Roman" w:hAnsi="Times New Roman" w:cs="Times New Roman"/>
+          <w:sz w:val="24"/>
+          <w:szCs w:val="24"/>
+        </w:rPr>
+        <w:t>planifikohen</w:t>
+      </w:r>
+      <w:proofErr w:type="spellEnd"/>
+      <w:r>
+        <w:rPr>
+          <w:rFonts w:ascii="Times New Roman" w:hAnsi="Times New Roman" w:cs="Times New Roman"/>
+          <w:sz w:val="24"/>
+          <w:szCs w:val="24"/>
+        </w:rPr>
+        <w:t xml:space="preserve"> </w:t>
+      </w:r>
+      <w:proofErr w:type="spellStart"/>
+      <w:r>
+        <w:rPr>
+          <w:rFonts w:ascii="Times New Roman" w:hAnsi="Times New Roman" w:cs="Times New Roman"/>
+          <w:sz w:val="24"/>
+          <w:szCs w:val="24"/>
+        </w:rPr>
+        <w:t>të</w:t>
+      </w:r>
+      <w:proofErr w:type="spellEnd"/>
+      <w:r>
+        <w:rPr>
+          <w:rFonts w:ascii="Times New Roman" w:hAnsi="Times New Roman" w:cs="Times New Roman"/>
+          <w:sz w:val="24"/>
+          <w:szCs w:val="24"/>
+        </w:rPr>
+        <w:t xml:space="preserve"> </w:t>
+      </w:r>
+      <w:proofErr w:type="spellStart"/>
+      <w:r>
+        <w:rPr>
+          <w:rFonts w:ascii="Times New Roman" w:hAnsi="Times New Roman" w:cs="Times New Roman"/>
+          <w:sz w:val="24"/>
+          <w:szCs w:val="24"/>
+        </w:rPr>
+        <w:t>realizohen</w:t>
+      </w:r>
+      <w:proofErr w:type="spellEnd"/>
+      <w:r>
+        <w:rPr>
+          <w:rFonts w:ascii="Times New Roman" w:hAnsi="Times New Roman" w:cs="Times New Roman"/>
+          <w:sz w:val="24"/>
+          <w:szCs w:val="24"/>
+        </w:rPr>
+        <w:t xml:space="preserve"> </w:t>
+      </w:r>
+      <w:proofErr w:type="spellStart"/>
+      <w:r>
+        <w:rPr>
+          <w:rFonts w:ascii="Times New Roman" w:hAnsi="Times New Roman" w:cs="Times New Roman"/>
+          <w:sz w:val="24"/>
+          <w:szCs w:val="24"/>
+        </w:rPr>
+        <w:t>në</w:t>
+      </w:r>
+      <w:proofErr w:type="spellEnd"/>
+      <w:r>
+        <w:rPr>
+          <w:rFonts w:ascii="Times New Roman" w:hAnsi="Times New Roman" w:cs="Times New Roman"/>
+          <w:sz w:val="24"/>
+          <w:szCs w:val="24"/>
+        </w:rPr>
+        <w:t xml:space="preserve"> </w:t>
+      </w:r>
+      <w:proofErr w:type="spellStart"/>
+      <w:r>
+        <w:rPr>
+          <w:rFonts w:ascii="Times New Roman" w:hAnsi="Times New Roman" w:cs="Times New Roman"/>
+          <w:sz w:val="24"/>
+          <w:szCs w:val="24"/>
+        </w:rPr>
+        <w:t>fazën</w:t>
+      </w:r>
+      <w:proofErr w:type="spellEnd"/>
+      <w:r>
+        <w:rPr>
+          <w:rFonts w:ascii="Times New Roman" w:hAnsi="Times New Roman" w:cs="Times New Roman"/>
+          <w:sz w:val="24"/>
+          <w:szCs w:val="24"/>
+        </w:rPr>
+        <w:t xml:space="preserve"> e </w:t>
+      </w:r>
+      <w:proofErr w:type="spellStart"/>
+      <w:r>
+        <w:rPr>
+          <w:rFonts w:ascii="Times New Roman" w:hAnsi="Times New Roman" w:cs="Times New Roman"/>
+          <w:sz w:val="24"/>
+          <w:szCs w:val="24"/>
+        </w:rPr>
+        <w:t>ardhshme</w:t>
+      </w:r>
+      <w:proofErr w:type="spellEnd"/>
+      <w:r>
+        <w:rPr>
+          <w:rFonts w:ascii="Times New Roman" w:hAnsi="Times New Roman" w:cs="Times New Roman"/>
+          <w:sz w:val="24"/>
+          <w:szCs w:val="24"/>
+        </w:rPr>
+        <w:t xml:space="preserve"> </w:t>
+      </w:r>
+      <w:proofErr w:type="spellStart"/>
+      <w:r>
+        <w:rPr>
+          <w:rFonts w:ascii="Times New Roman" w:hAnsi="Times New Roman" w:cs="Times New Roman"/>
+          <w:sz w:val="24"/>
+          <w:szCs w:val="24"/>
+        </w:rPr>
+        <w:t>të</w:t>
+      </w:r>
+      <w:proofErr w:type="spellEnd"/>
+      <w:r>
+        <w:rPr>
+          <w:rFonts w:ascii="Times New Roman" w:hAnsi="Times New Roman" w:cs="Times New Roman"/>
+          <w:sz w:val="24"/>
+          <w:szCs w:val="24"/>
+        </w:rPr>
+        <w:t xml:space="preserve"> </w:t>
+      </w:r>
+      <w:proofErr w:type="spellStart"/>
+      <w:r>
+        <w:rPr>
+          <w:rFonts w:ascii="Times New Roman" w:hAnsi="Times New Roman" w:cs="Times New Roman"/>
+          <w:sz w:val="24"/>
+          <w:szCs w:val="24"/>
+        </w:rPr>
+        <w:t>zhvillimit</w:t>
+      </w:r>
+      <w:proofErr w:type="spellEnd"/>
+      <w:r>
+        <w:rPr>
+          <w:rFonts w:ascii="Times New Roman" w:hAnsi="Times New Roman" w:cs="Times New Roman"/>
+          <w:sz w:val="24"/>
+          <w:szCs w:val="24"/>
+        </w:rPr>
+        <w:t>.</w:t>
+      </w:r>
     </w:p>
     <w:p>
       <w:pPr>
@@ -3196,10 +5757,9 @@
           <w:color w:val="000000" w:themeColor="text1"/>
           <w:sz w:val="24"/>
           <w:szCs w:val="24"/>
-          <w:lang w:val="pl-PL"/>
         </w:rPr>
       </w:pPr>
-      <w:bookmarkStart w:id="2" w:name="_Toc243235569"/>
+      <w:bookmarkStart w:id="3" w:name="_Toc243235570"/>
       <w:r>
         <w:rPr>
           <w:rFonts w:ascii="Times New Roman" w:hAnsi="Times New Roman" w:cs="Times New Roman"/>
@@ -3208,92 +5768,6 @@
           <w:color w:val="000000" w:themeColor="text1"/>
           <w:sz w:val="24"/>
           <w:szCs w:val="24"/>
-          <w:lang w:val="pl-PL"/>
-        </w:rPr>
-        <w:t>1. HYRJE</w:t>
-      </w:r>
-      <w:bookmarkEnd w:id="2"/>
-    </w:p>
-    <w:p>
-      <w:pPr>
-        <w:rPr>
-          <w:rFonts w:ascii="Times New Roman" w:hAnsi="Times New Roman" w:cs="Times New Roman"/>
-          <w:sz w:val="24"/>
-          <w:szCs w:val="24"/>
-          <w:lang w:val="pl-PL"/>
-        </w:rPr>
-      </w:pPr>
-      <w:r>
-        <w:rPr>
-          <w:rFonts w:ascii="Times New Roman" w:hAnsi="Times New Roman" w:cs="Times New Roman"/>
-          <w:sz w:val="24"/>
-          <w:szCs w:val="24"/>
-          <w:lang w:val="pl-PL"/>
-        </w:rPr>
-        <w:t>Zhvillimi i teknologjisë së informacionit ka krijuar mundësi të reja për menaxhimin dhe ruajtjen elektronike të dokumenteve. Në shumë institucione dhe organizata, dokumentet përbëjnë një pjesë të rëndësishme të veprimtarisë së përditshme, pasi përmbajnë informacione administrative, profesionale dhe institucionale. Menaxhimi joefikas i tyre mund të shkaktojë vështirësi në kërkim, humbje të të dhënave dhe vështirësi në kontrollin e qasjes.</w:t>
-      </w:r>
-    </w:p>
-    <w:p>
-      <w:pPr>
-        <w:rPr>
-          <w:rFonts w:ascii="Times New Roman" w:hAnsi="Times New Roman" w:cs="Times New Roman"/>
-          <w:sz w:val="24"/>
-          <w:szCs w:val="24"/>
-          <w:lang w:val="pl-PL"/>
-        </w:rPr>
-      </w:pPr>
-      <w:r>
-        <w:rPr>
-          <w:rFonts w:ascii="Times New Roman" w:hAnsi="Times New Roman" w:cs="Times New Roman"/>
-          <w:sz w:val="24"/>
-          <w:szCs w:val="24"/>
-          <w:lang w:val="pl-PL"/>
-        </w:rPr>
-        <w:t>Projekti “Sistemi për Menaxhimin e Dokumenteve dhe Arkivës Digjitale” synon të propozojë një zgjidhje softuerike për organizimin, ruajtjen, kërkimin dhe arkivimin e dokumenteve në mënyrë elektronike. Sistemi do të ofrojë një ndërfaqe të thjeshtë për përdoruesit dhe funksionalitete për menaxhimin e dokumenteve sipas kategorive dhe të drejtave të qasjes.</w:t>
-      </w:r>
-    </w:p>
-    <w:p>
-      <w:pPr>
-        <w:rPr>
-          <w:rFonts w:ascii="Times New Roman" w:hAnsi="Times New Roman" w:cs="Times New Roman"/>
-          <w:sz w:val="24"/>
-          <w:szCs w:val="24"/>
-          <w:lang w:val="pl-PL"/>
-        </w:rPr>
-      </w:pPr>
-      <w:r>
-        <w:rPr>
-          <w:rFonts w:ascii="Times New Roman" w:hAnsi="Times New Roman" w:cs="Times New Roman"/>
-          <w:sz w:val="24"/>
-          <w:szCs w:val="24"/>
-          <w:lang w:val="pl-PL"/>
-        </w:rPr>
-        <w:t>Në këtë raport paraqiten problemi që synon të zgjidhë projekti, përdoruesit e sistemit, funksionalitetet kryesore, kërkesat funksionale dhe jofunksionale, teknologjitë e propozuara, arkitektura e sistemit dhe modeli fillestar i databazës. Gjithashtu, përcaktohen aktivitetet që planifikohen të realizohen në fazën e ardhshme të zhvillimit.</w:t>
-      </w:r>
-    </w:p>
-    <w:p>
-      <w:pPr>
-        <w:pStyle w:val="Heading1"/>
-        <w:rPr>
-          <w:rFonts w:ascii="Times New Roman" w:hAnsi="Times New Roman" w:cs="Times New Roman"/>
-          <w:b/>
-          <w:bCs/>
-          <w:color w:val="000000" w:themeColor="text1"/>
-          <w:sz w:val="24"/>
-          <w:szCs w:val="24"/>
-          <w:lang w:val="pl-PL"/>
-        </w:rPr>
-      </w:pPr>
-      <w:bookmarkStart w:id="3" w:name="_Toc243235570"/>
-      <w:r>
-        <w:rPr>
-          <w:rFonts w:ascii="Times New Roman" w:hAnsi="Times New Roman" w:cs="Times New Roman"/>
-          <w:b/>
-          <w:bCs/>
-          <w:color w:val="000000" w:themeColor="text1"/>
-          <w:sz w:val="24"/>
-          <w:szCs w:val="24"/>
-          <w:lang w:val="pl-PL"/>
         </w:rPr>
         <w:t>2. PËRSHKRIMI I PROBLEMIT</w:t>
       </w:r>
@@ -3305,17 +5779,835 @@
           <w:rFonts w:ascii="Times New Roman" w:hAnsi="Times New Roman" w:cs="Times New Roman"/>
           <w:sz w:val="24"/>
           <w:szCs w:val="24"/>
-          <w:lang w:val="pl-PL"/>
         </w:rPr>
       </w:pPr>
-      <w:r>
-        <w:rPr>
-          <w:rFonts w:ascii="Times New Roman" w:hAnsi="Times New Roman" w:cs="Times New Roman"/>
-          <w:sz w:val="24"/>
-          <w:szCs w:val="24"/>
-          <w:lang w:val="pl-PL"/>
-        </w:rPr>
-        <w:t>Menaxhimi tradicional i dokumenteve, si dhe ruajtja e tyre në foldera të ndryshëm pa një strukturë të unifikuar, mund ta vështirësojnë gjetjen dhe administrimin e informacionit. Kur numri i dokumenteve rritet, bëhet më e vështirë organizimi i tyre, identifikimi i versioneve përkatëse dhe përcaktimi i personave që kanë të drejtë t'i përdorin.</w:t>
+      <w:proofErr w:type="spellStart"/>
+      <w:r>
+        <w:rPr>
+          <w:rFonts w:ascii="Times New Roman" w:hAnsi="Times New Roman" w:cs="Times New Roman"/>
+          <w:sz w:val="24"/>
+          <w:szCs w:val="24"/>
+        </w:rPr>
+        <w:t>Menaxhimi</w:t>
+      </w:r>
+      <w:proofErr w:type="spellEnd"/>
+      <w:r>
+        <w:rPr>
+          <w:rFonts w:ascii="Times New Roman" w:hAnsi="Times New Roman" w:cs="Times New Roman"/>
+          <w:sz w:val="24"/>
+          <w:szCs w:val="24"/>
+        </w:rPr>
+        <w:t xml:space="preserve"> </w:t>
+      </w:r>
+      <w:proofErr w:type="spellStart"/>
+      <w:r>
+        <w:rPr>
+          <w:rFonts w:ascii="Times New Roman" w:hAnsi="Times New Roman" w:cs="Times New Roman"/>
+          <w:sz w:val="24"/>
+          <w:szCs w:val="24"/>
+        </w:rPr>
+        <w:t>tradicional</w:t>
+      </w:r>
+      <w:proofErr w:type="spellEnd"/>
+      <w:r>
+        <w:rPr>
+          <w:rFonts w:ascii="Times New Roman" w:hAnsi="Times New Roman" w:cs="Times New Roman"/>
+          <w:sz w:val="24"/>
+          <w:szCs w:val="24"/>
+        </w:rPr>
+        <w:t xml:space="preserve"> </w:t>
+      </w:r>
+      <w:proofErr w:type="spellStart"/>
+      <w:r>
+        <w:rPr>
+          <w:rFonts w:ascii="Times New Roman" w:hAnsi="Times New Roman" w:cs="Times New Roman"/>
+          <w:sz w:val="24"/>
+          <w:szCs w:val="24"/>
+        </w:rPr>
+        <w:t>i</w:t>
+      </w:r>
+      <w:proofErr w:type="spellEnd"/>
+      <w:r>
+        <w:rPr>
+          <w:rFonts w:ascii="Times New Roman" w:hAnsi="Times New Roman" w:cs="Times New Roman"/>
+          <w:sz w:val="24"/>
+          <w:szCs w:val="24"/>
+        </w:rPr>
+        <w:t xml:space="preserve"> </w:t>
+      </w:r>
+      <w:proofErr w:type="spellStart"/>
+      <w:r>
+        <w:rPr>
+          <w:rFonts w:ascii="Times New Roman" w:hAnsi="Times New Roman" w:cs="Times New Roman"/>
+          <w:sz w:val="24"/>
+          <w:szCs w:val="24"/>
+        </w:rPr>
+        <w:t>dokumenteve</w:t>
+      </w:r>
+      <w:proofErr w:type="spellEnd"/>
+      <w:r>
+        <w:rPr>
+          <w:rFonts w:ascii="Times New Roman" w:hAnsi="Times New Roman" w:cs="Times New Roman"/>
+          <w:sz w:val="24"/>
+          <w:szCs w:val="24"/>
+        </w:rPr>
+        <w:t xml:space="preserve">, </w:t>
+      </w:r>
+      <w:proofErr w:type="spellStart"/>
+      <w:r>
+        <w:rPr>
+          <w:rFonts w:ascii="Times New Roman" w:hAnsi="Times New Roman" w:cs="Times New Roman"/>
+          <w:sz w:val="24"/>
+          <w:szCs w:val="24"/>
+        </w:rPr>
+        <w:t>si</w:t>
+      </w:r>
+      <w:proofErr w:type="spellEnd"/>
+      <w:r>
+        <w:rPr>
+          <w:rFonts w:ascii="Times New Roman" w:hAnsi="Times New Roman" w:cs="Times New Roman"/>
+          <w:sz w:val="24"/>
+          <w:szCs w:val="24"/>
+        </w:rPr>
+        <w:t xml:space="preserve"> </w:t>
+      </w:r>
+      <w:proofErr w:type="spellStart"/>
+      <w:r>
+        <w:rPr>
+          <w:rFonts w:ascii="Times New Roman" w:hAnsi="Times New Roman" w:cs="Times New Roman"/>
+          <w:sz w:val="24"/>
+          <w:szCs w:val="24"/>
+        </w:rPr>
+        <w:t>dhe</w:t>
+      </w:r>
+      <w:proofErr w:type="spellEnd"/>
+      <w:r>
+        <w:rPr>
+          <w:rFonts w:ascii="Times New Roman" w:hAnsi="Times New Roman" w:cs="Times New Roman"/>
+          <w:sz w:val="24"/>
+          <w:szCs w:val="24"/>
+        </w:rPr>
+        <w:t xml:space="preserve"> </w:t>
+      </w:r>
+      <w:proofErr w:type="spellStart"/>
+      <w:r>
+        <w:rPr>
+          <w:rFonts w:ascii="Times New Roman" w:hAnsi="Times New Roman" w:cs="Times New Roman"/>
+          <w:sz w:val="24"/>
+          <w:szCs w:val="24"/>
+        </w:rPr>
+        <w:t>ruajtja</w:t>
+      </w:r>
+      <w:proofErr w:type="spellEnd"/>
+      <w:r>
+        <w:rPr>
+          <w:rFonts w:ascii="Times New Roman" w:hAnsi="Times New Roman" w:cs="Times New Roman"/>
+          <w:sz w:val="24"/>
+          <w:szCs w:val="24"/>
+        </w:rPr>
+        <w:t xml:space="preserve"> e </w:t>
+      </w:r>
+      <w:proofErr w:type="spellStart"/>
+      <w:r>
+        <w:rPr>
+          <w:rFonts w:ascii="Times New Roman" w:hAnsi="Times New Roman" w:cs="Times New Roman"/>
+          <w:sz w:val="24"/>
+          <w:szCs w:val="24"/>
+        </w:rPr>
+        <w:t>tyre</w:t>
+      </w:r>
+      <w:proofErr w:type="spellEnd"/>
+      <w:r>
+        <w:rPr>
+          <w:rFonts w:ascii="Times New Roman" w:hAnsi="Times New Roman" w:cs="Times New Roman"/>
+          <w:sz w:val="24"/>
+          <w:szCs w:val="24"/>
+        </w:rPr>
+        <w:t xml:space="preserve"> </w:t>
+      </w:r>
+      <w:proofErr w:type="spellStart"/>
+      <w:r>
+        <w:rPr>
+          <w:rFonts w:ascii="Times New Roman" w:hAnsi="Times New Roman" w:cs="Times New Roman"/>
+          <w:sz w:val="24"/>
+          <w:szCs w:val="24"/>
+        </w:rPr>
+        <w:t>në</w:t>
+      </w:r>
+      <w:proofErr w:type="spellEnd"/>
+      <w:r>
+        <w:rPr>
+          <w:rFonts w:ascii="Times New Roman" w:hAnsi="Times New Roman" w:cs="Times New Roman"/>
+          <w:sz w:val="24"/>
+          <w:szCs w:val="24"/>
+        </w:rPr>
+        <w:t xml:space="preserve"> </w:t>
+      </w:r>
+      <w:proofErr w:type="spellStart"/>
+      <w:r>
+        <w:rPr>
+          <w:rFonts w:ascii="Times New Roman" w:hAnsi="Times New Roman" w:cs="Times New Roman"/>
+          <w:sz w:val="24"/>
+          <w:szCs w:val="24"/>
+        </w:rPr>
+        <w:t>foldera</w:t>
+      </w:r>
+      <w:proofErr w:type="spellEnd"/>
+      <w:r>
+        <w:rPr>
+          <w:rFonts w:ascii="Times New Roman" w:hAnsi="Times New Roman" w:cs="Times New Roman"/>
+          <w:sz w:val="24"/>
+          <w:szCs w:val="24"/>
+        </w:rPr>
+        <w:t xml:space="preserve"> </w:t>
+      </w:r>
+      <w:proofErr w:type="spellStart"/>
+      <w:r>
+        <w:rPr>
+          <w:rFonts w:ascii="Times New Roman" w:hAnsi="Times New Roman" w:cs="Times New Roman"/>
+          <w:sz w:val="24"/>
+          <w:szCs w:val="24"/>
+        </w:rPr>
+        <w:t>të</w:t>
+      </w:r>
+      <w:proofErr w:type="spellEnd"/>
+      <w:r>
+        <w:rPr>
+          <w:rFonts w:ascii="Times New Roman" w:hAnsi="Times New Roman" w:cs="Times New Roman"/>
+          <w:sz w:val="24"/>
+          <w:szCs w:val="24"/>
+        </w:rPr>
+        <w:t xml:space="preserve"> </w:t>
+      </w:r>
+      <w:proofErr w:type="spellStart"/>
+      <w:r>
+        <w:rPr>
+          <w:rFonts w:ascii="Times New Roman" w:hAnsi="Times New Roman" w:cs="Times New Roman"/>
+          <w:sz w:val="24"/>
+          <w:szCs w:val="24"/>
+        </w:rPr>
+        <w:t>ndryshëm</w:t>
+      </w:r>
+      <w:proofErr w:type="spellEnd"/>
+      <w:r>
+        <w:rPr>
+          <w:rFonts w:ascii="Times New Roman" w:hAnsi="Times New Roman" w:cs="Times New Roman"/>
+          <w:sz w:val="24"/>
+          <w:szCs w:val="24"/>
+        </w:rPr>
+        <w:t xml:space="preserve"> pa </w:t>
+      </w:r>
+      <w:proofErr w:type="spellStart"/>
+      <w:r>
+        <w:rPr>
+          <w:rFonts w:ascii="Times New Roman" w:hAnsi="Times New Roman" w:cs="Times New Roman"/>
+          <w:sz w:val="24"/>
+          <w:szCs w:val="24"/>
+        </w:rPr>
+        <w:t>një</w:t>
+      </w:r>
+      <w:proofErr w:type="spellEnd"/>
+      <w:r>
+        <w:rPr>
+          <w:rFonts w:ascii="Times New Roman" w:hAnsi="Times New Roman" w:cs="Times New Roman"/>
+          <w:sz w:val="24"/>
+          <w:szCs w:val="24"/>
+        </w:rPr>
+        <w:t xml:space="preserve"> </w:t>
+      </w:r>
+      <w:proofErr w:type="spellStart"/>
+      <w:r>
+        <w:rPr>
+          <w:rFonts w:ascii="Times New Roman" w:hAnsi="Times New Roman" w:cs="Times New Roman"/>
+          <w:sz w:val="24"/>
+          <w:szCs w:val="24"/>
+        </w:rPr>
+        <w:t>strukturë</w:t>
+      </w:r>
+      <w:proofErr w:type="spellEnd"/>
+      <w:r>
+        <w:rPr>
+          <w:rFonts w:ascii="Times New Roman" w:hAnsi="Times New Roman" w:cs="Times New Roman"/>
+          <w:sz w:val="24"/>
+          <w:szCs w:val="24"/>
+        </w:rPr>
+        <w:t xml:space="preserve"> </w:t>
+      </w:r>
+      <w:proofErr w:type="spellStart"/>
+      <w:r>
+        <w:rPr>
+          <w:rFonts w:ascii="Times New Roman" w:hAnsi="Times New Roman" w:cs="Times New Roman"/>
+          <w:sz w:val="24"/>
+          <w:szCs w:val="24"/>
+        </w:rPr>
+        <w:t>të</w:t>
+      </w:r>
+      <w:proofErr w:type="spellEnd"/>
+      <w:r>
+        <w:rPr>
+          <w:rFonts w:ascii="Times New Roman" w:hAnsi="Times New Roman" w:cs="Times New Roman"/>
+          <w:sz w:val="24"/>
+          <w:szCs w:val="24"/>
+        </w:rPr>
+        <w:t xml:space="preserve"> </w:t>
+      </w:r>
+      <w:proofErr w:type="spellStart"/>
+      <w:r>
+        <w:rPr>
+          <w:rFonts w:ascii="Times New Roman" w:hAnsi="Times New Roman" w:cs="Times New Roman"/>
+          <w:sz w:val="24"/>
+          <w:szCs w:val="24"/>
+        </w:rPr>
+        <w:t>unifikuar</w:t>
+      </w:r>
+      <w:proofErr w:type="spellEnd"/>
+      <w:r>
+        <w:rPr>
+          <w:rFonts w:ascii="Times New Roman" w:hAnsi="Times New Roman" w:cs="Times New Roman"/>
+          <w:sz w:val="24"/>
+          <w:szCs w:val="24"/>
+        </w:rPr>
+        <w:t xml:space="preserve">, </w:t>
+      </w:r>
+      <w:proofErr w:type="spellStart"/>
+      <w:r>
+        <w:rPr>
+          <w:rFonts w:ascii="Times New Roman" w:hAnsi="Times New Roman" w:cs="Times New Roman"/>
+          <w:sz w:val="24"/>
+          <w:szCs w:val="24"/>
+        </w:rPr>
+        <w:t>mund</w:t>
+      </w:r>
+      <w:proofErr w:type="spellEnd"/>
+      <w:r>
+        <w:rPr>
+          <w:rFonts w:ascii="Times New Roman" w:hAnsi="Times New Roman" w:cs="Times New Roman"/>
+          <w:sz w:val="24"/>
+          <w:szCs w:val="24"/>
+        </w:rPr>
+        <w:t xml:space="preserve"> ta </w:t>
+      </w:r>
+      <w:proofErr w:type="spellStart"/>
+      <w:r>
+        <w:rPr>
+          <w:rFonts w:ascii="Times New Roman" w:hAnsi="Times New Roman" w:cs="Times New Roman"/>
+          <w:sz w:val="24"/>
+          <w:szCs w:val="24"/>
+        </w:rPr>
+        <w:t>vështirësojnë</w:t>
+      </w:r>
+      <w:proofErr w:type="spellEnd"/>
+      <w:r>
+        <w:rPr>
+          <w:rFonts w:ascii="Times New Roman" w:hAnsi="Times New Roman" w:cs="Times New Roman"/>
+          <w:sz w:val="24"/>
+          <w:szCs w:val="24"/>
+        </w:rPr>
+        <w:t xml:space="preserve"> </w:t>
+      </w:r>
+      <w:proofErr w:type="spellStart"/>
+      <w:r>
+        <w:rPr>
+          <w:rFonts w:ascii="Times New Roman" w:hAnsi="Times New Roman" w:cs="Times New Roman"/>
+          <w:sz w:val="24"/>
+          <w:szCs w:val="24"/>
+        </w:rPr>
+        <w:t>gjetjen</w:t>
+      </w:r>
+      <w:proofErr w:type="spellEnd"/>
+      <w:r>
+        <w:rPr>
+          <w:rFonts w:ascii="Times New Roman" w:hAnsi="Times New Roman" w:cs="Times New Roman"/>
+          <w:sz w:val="24"/>
+          <w:szCs w:val="24"/>
+        </w:rPr>
+        <w:t xml:space="preserve"> </w:t>
+      </w:r>
+      <w:proofErr w:type="spellStart"/>
+      <w:r>
+        <w:rPr>
+          <w:rFonts w:ascii="Times New Roman" w:hAnsi="Times New Roman" w:cs="Times New Roman"/>
+          <w:sz w:val="24"/>
+          <w:szCs w:val="24"/>
+        </w:rPr>
+        <w:t>dhe</w:t>
+      </w:r>
+      <w:proofErr w:type="spellEnd"/>
+      <w:r>
+        <w:rPr>
+          <w:rFonts w:ascii="Times New Roman" w:hAnsi="Times New Roman" w:cs="Times New Roman"/>
+          <w:sz w:val="24"/>
+          <w:szCs w:val="24"/>
+        </w:rPr>
+        <w:t xml:space="preserve"> </w:t>
+      </w:r>
+      <w:proofErr w:type="spellStart"/>
+      <w:r>
+        <w:rPr>
+          <w:rFonts w:ascii="Times New Roman" w:hAnsi="Times New Roman" w:cs="Times New Roman"/>
+          <w:sz w:val="24"/>
+          <w:szCs w:val="24"/>
+        </w:rPr>
+        <w:t>administrimin</w:t>
+      </w:r>
+      <w:proofErr w:type="spellEnd"/>
+      <w:r>
+        <w:rPr>
+          <w:rFonts w:ascii="Times New Roman" w:hAnsi="Times New Roman" w:cs="Times New Roman"/>
+          <w:sz w:val="24"/>
+          <w:szCs w:val="24"/>
+        </w:rPr>
+        <w:t xml:space="preserve"> e </w:t>
+      </w:r>
+      <w:proofErr w:type="spellStart"/>
+      <w:r>
+        <w:rPr>
+          <w:rFonts w:ascii="Times New Roman" w:hAnsi="Times New Roman" w:cs="Times New Roman"/>
+          <w:sz w:val="24"/>
+          <w:szCs w:val="24"/>
+        </w:rPr>
+        <w:t>informacionit</w:t>
+      </w:r>
+      <w:proofErr w:type="spellEnd"/>
+      <w:r>
+        <w:rPr>
+          <w:rFonts w:ascii="Times New Roman" w:hAnsi="Times New Roman" w:cs="Times New Roman"/>
+          <w:sz w:val="24"/>
+          <w:szCs w:val="24"/>
+        </w:rPr>
+        <w:t xml:space="preserve">. Kur </w:t>
+      </w:r>
+      <w:proofErr w:type="spellStart"/>
+      <w:r>
+        <w:rPr>
+          <w:rFonts w:ascii="Times New Roman" w:hAnsi="Times New Roman" w:cs="Times New Roman"/>
+          <w:sz w:val="24"/>
+          <w:szCs w:val="24"/>
+        </w:rPr>
+        <w:t>numri</w:t>
+      </w:r>
+      <w:proofErr w:type="spellEnd"/>
+      <w:r>
+        <w:rPr>
+          <w:rFonts w:ascii="Times New Roman" w:hAnsi="Times New Roman" w:cs="Times New Roman"/>
+          <w:sz w:val="24"/>
+          <w:szCs w:val="24"/>
+        </w:rPr>
+        <w:t xml:space="preserve"> </w:t>
+      </w:r>
+      <w:proofErr w:type="spellStart"/>
+      <w:r>
+        <w:rPr>
+          <w:rFonts w:ascii="Times New Roman" w:hAnsi="Times New Roman" w:cs="Times New Roman"/>
+          <w:sz w:val="24"/>
+          <w:szCs w:val="24"/>
+        </w:rPr>
+        <w:t>i</w:t>
+      </w:r>
+      <w:proofErr w:type="spellEnd"/>
+      <w:r>
+        <w:rPr>
+          <w:rFonts w:ascii="Times New Roman" w:hAnsi="Times New Roman" w:cs="Times New Roman"/>
+          <w:sz w:val="24"/>
+          <w:szCs w:val="24"/>
+        </w:rPr>
+        <w:t xml:space="preserve"> </w:t>
+      </w:r>
+      <w:proofErr w:type="spellStart"/>
+      <w:r>
+        <w:rPr>
+          <w:rFonts w:ascii="Times New Roman" w:hAnsi="Times New Roman" w:cs="Times New Roman"/>
+          <w:sz w:val="24"/>
+          <w:szCs w:val="24"/>
+        </w:rPr>
+        <w:t>dokumenteve</w:t>
+      </w:r>
+      <w:proofErr w:type="spellEnd"/>
+      <w:r>
+        <w:rPr>
+          <w:rFonts w:ascii="Times New Roman" w:hAnsi="Times New Roman" w:cs="Times New Roman"/>
+          <w:sz w:val="24"/>
+          <w:szCs w:val="24"/>
+        </w:rPr>
+        <w:t xml:space="preserve"> </w:t>
+      </w:r>
+      <w:proofErr w:type="spellStart"/>
+      <w:r>
+        <w:rPr>
+          <w:rFonts w:ascii="Times New Roman" w:hAnsi="Times New Roman" w:cs="Times New Roman"/>
+          <w:sz w:val="24"/>
+          <w:szCs w:val="24"/>
+        </w:rPr>
+        <w:t>rritet</w:t>
+      </w:r>
+      <w:proofErr w:type="spellEnd"/>
+      <w:r>
+        <w:rPr>
+          <w:rFonts w:ascii="Times New Roman" w:hAnsi="Times New Roman" w:cs="Times New Roman"/>
+          <w:sz w:val="24"/>
+          <w:szCs w:val="24"/>
+        </w:rPr>
+        <w:t xml:space="preserve">, </w:t>
+      </w:r>
+      <w:proofErr w:type="spellStart"/>
+      <w:r>
+        <w:rPr>
+          <w:rFonts w:ascii="Times New Roman" w:hAnsi="Times New Roman" w:cs="Times New Roman"/>
+          <w:sz w:val="24"/>
+          <w:szCs w:val="24"/>
+        </w:rPr>
+        <w:t>bëhet</w:t>
+      </w:r>
+      <w:proofErr w:type="spellEnd"/>
+      <w:r>
+        <w:rPr>
+          <w:rFonts w:ascii="Times New Roman" w:hAnsi="Times New Roman" w:cs="Times New Roman"/>
+          <w:sz w:val="24"/>
+          <w:szCs w:val="24"/>
+        </w:rPr>
+        <w:t xml:space="preserve"> </w:t>
+      </w:r>
+      <w:proofErr w:type="spellStart"/>
+      <w:r>
+        <w:rPr>
+          <w:rFonts w:ascii="Times New Roman" w:hAnsi="Times New Roman" w:cs="Times New Roman"/>
+          <w:sz w:val="24"/>
+          <w:szCs w:val="24"/>
+        </w:rPr>
+        <w:t>më</w:t>
+      </w:r>
+      <w:proofErr w:type="spellEnd"/>
+      <w:r>
+        <w:rPr>
+          <w:rFonts w:ascii="Times New Roman" w:hAnsi="Times New Roman" w:cs="Times New Roman"/>
+          <w:sz w:val="24"/>
+          <w:szCs w:val="24"/>
+        </w:rPr>
+        <w:t xml:space="preserve"> e </w:t>
+      </w:r>
+      <w:proofErr w:type="spellStart"/>
+      <w:r>
+        <w:rPr>
+          <w:rFonts w:ascii="Times New Roman" w:hAnsi="Times New Roman" w:cs="Times New Roman"/>
+          <w:sz w:val="24"/>
+          <w:szCs w:val="24"/>
+        </w:rPr>
+        <w:t>vështirë</w:t>
+      </w:r>
+      <w:proofErr w:type="spellEnd"/>
+      <w:r>
+        <w:rPr>
+          <w:rFonts w:ascii="Times New Roman" w:hAnsi="Times New Roman" w:cs="Times New Roman"/>
+          <w:sz w:val="24"/>
+          <w:szCs w:val="24"/>
+        </w:rPr>
+        <w:t xml:space="preserve"> </w:t>
+      </w:r>
+      <w:proofErr w:type="spellStart"/>
+      <w:r>
+        <w:rPr>
+          <w:rFonts w:ascii="Times New Roman" w:hAnsi="Times New Roman" w:cs="Times New Roman"/>
+          <w:sz w:val="24"/>
+          <w:szCs w:val="24"/>
+        </w:rPr>
+        <w:t>organizimi</w:t>
+      </w:r>
+      <w:proofErr w:type="spellEnd"/>
+      <w:r>
+        <w:rPr>
+          <w:rFonts w:ascii="Times New Roman" w:hAnsi="Times New Roman" w:cs="Times New Roman"/>
+          <w:sz w:val="24"/>
+          <w:szCs w:val="24"/>
+        </w:rPr>
+        <w:t xml:space="preserve"> </w:t>
+      </w:r>
+      <w:proofErr w:type="spellStart"/>
+      <w:r>
+        <w:rPr>
+          <w:rFonts w:ascii="Times New Roman" w:hAnsi="Times New Roman" w:cs="Times New Roman"/>
+          <w:sz w:val="24"/>
+          <w:szCs w:val="24"/>
+        </w:rPr>
+        <w:t>i</w:t>
+      </w:r>
+      <w:proofErr w:type="spellEnd"/>
+      <w:r>
+        <w:rPr>
+          <w:rFonts w:ascii="Times New Roman" w:hAnsi="Times New Roman" w:cs="Times New Roman"/>
+          <w:sz w:val="24"/>
+          <w:szCs w:val="24"/>
+        </w:rPr>
+        <w:t xml:space="preserve"> </w:t>
+      </w:r>
+      <w:proofErr w:type="spellStart"/>
+      <w:r>
+        <w:rPr>
+          <w:rFonts w:ascii="Times New Roman" w:hAnsi="Times New Roman" w:cs="Times New Roman"/>
+          <w:sz w:val="24"/>
+          <w:szCs w:val="24"/>
+        </w:rPr>
+        <w:t>tyre</w:t>
+      </w:r>
+      <w:proofErr w:type="spellEnd"/>
+      <w:r>
+        <w:rPr>
+          <w:rFonts w:ascii="Times New Roman" w:hAnsi="Times New Roman" w:cs="Times New Roman"/>
+          <w:sz w:val="24"/>
+          <w:szCs w:val="24"/>
+        </w:rPr>
+        <w:t xml:space="preserve">, </w:t>
+      </w:r>
+      <w:proofErr w:type="spellStart"/>
+      <w:r>
+        <w:rPr>
+          <w:rFonts w:ascii="Times New Roman" w:hAnsi="Times New Roman" w:cs="Times New Roman"/>
+          <w:sz w:val="24"/>
+          <w:szCs w:val="24"/>
+        </w:rPr>
+        <w:t>identifikimi</w:t>
+      </w:r>
+      <w:proofErr w:type="spellEnd"/>
+      <w:r>
+        <w:rPr>
+          <w:rFonts w:ascii="Times New Roman" w:hAnsi="Times New Roman" w:cs="Times New Roman"/>
+          <w:sz w:val="24"/>
+          <w:szCs w:val="24"/>
+        </w:rPr>
+        <w:t xml:space="preserve"> </w:t>
+      </w:r>
+      <w:proofErr w:type="spellStart"/>
+      <w:r>
+        <w:rPr>
+          <w:rFonts w:ascii="Times New Roman" w:hAnsi="Times New Roman" w:cs="Times New Roman"/>
+          <w:sz w:val="24"/>
+          <w:szCs w:val="24"/>
+        </w:rPr>
+        <w:t>i</w:t>
+      </w:r>
+      <w:proofErr w:type="spellEnd"/>
+      <w:r>
+        <w:rPr>
+          <w:rFonts w:ascii="Times New Roman" w:hAnsi="Times New Roman" w:cs="Times New Roman"/>
+          <w:sz w:val="24"/>
+          <w:szCs w:val="24"/>
+        </w:rPr>
+        <w:t xml:space="preserve"> </w:t>
+      </w:r>
+      <w:proofErr w:type="spellStart"/>
+      <w:r>
+        <w:rPr>
+          <w:rFonts w:ascii="Times New Roman" w:hAnsi="Times New Roman" w:cs="Times New Roman"/>
+          <w:sz w:val="24"/>
+          <w:szCs w:val="24"/>
+        </w:rPr>
+        <w:t>versioneve</w:t>
+      </w:r>
+      <w:proofErr w:type="spellEnd"/>
+      <w:r>
+        <w:rPr>
+          <w:rFonts w:ascii="Times New Roman" w:hAnsi="Times New Roman" w:cs="Times New Roman"/>
+          <w:sz w:val="24"/>
+          <w:szCs w:val="24"/>
+        </w:rPr>
+        <w:t xml:space="preserve"> </w:t>
+      </w:r>
+      <w:proofErr w:type="spellStart"/>
+      <w:r>
+        <w:rPr>
+          <w:rFonts w:ascii="Times New Roman" w:hAnsi="Times New Roman" w:cs="Times New Roman"/>
+          <w:sz w:val="24"/>
+          <w:szCs w:val="24"/>
+        </w:rPr>
+        <w:t>përkatëse</w:t>
+      </w:r>
+      <w:proofErr w:type="spellEnd"/>
+      <w:r>
+        <w:rPr>
+          <w:rFonts w:ascii="Times New Roman" w:hAnsi="Times New Roman" w:cs="Times New Roman"/>
+          <w:sz w:val="24"/>
+          <w:szCs w:val="24"/>
+        </w:rPr>
+        <w:t xml:space="preserve"> </w:t>
+      </w:r>
+      <w:proofErr w:type="spellStart"/>
+      <w:r>
+        <w:rPr>
+          <w:rFonts w:ascii="Times New Roman" w:hAnsi="Times New Roman" w:cs="Times New Roman"/>
+          <w:sz w:val="24"/>
+          <w:szCs w:val="24"/>
+        </w:rPr>
+        <w:t>dhe</w:t>
+      </w:r>
+      <w:proofErr w:type="spellEnd"/>
+      <w:r>
+        <w:rPr>
+          <w:rFonts w:ascii="Times New Roman" w:hAnsi="Times New Roman" w:cs="Times New Roman"/>
+          <w:sz w:val="24"/>
+          <w:szCs w:val="24"/>
+        </w:rPr>
+        <w:t xml:space="preserve"> </w:t>
+      </w:r>
+      <w:proofErr w:type="spellStart"/>
+      <w:r>
+        <w:rPr>
+          <w:rFonts w:ascii="Times New Roman" w:hAnsi="Times New Roman" w:cs="Times New Roman"/>
+          <w:sz w:val="24"/>
+          <w:szCs w:val="24"/>
+        </w:rPr>
+        <w:t>përcaktimi</w:t>
+      </w:r>
+      <w:proofErr w:type="spellEnd"/>
+      <w:r>
+        <w:rPr>
+          <w:rFonts w:ascii="Times New Roman" w:hAnsi="Times New Roman" w:cs="Times New Roman"/>
+          <w:sz w:val="24"/>
+          <w:szCs w:val="24"/>
+        </w:rPr>
+        <w:t xml:space="preserve"> </w:t>
+      </w:r>
+      <w:proofErr w:type="spellStart"/>
+      <w:r>
+        <w:rPr>
+          <w:rFonts w:ascii="Times New Roman" w:hAnsi="Times New Roman" w:cs="Times New Roman"/>
+          <w:sz w:val="24"/>
+          <w:szCs w:val="24"/>
+        </w:rPr>
+        <w:t>i</w:t>
+      </w:r>
+      <w:proofErr w:type="spellEnd"/>
+      <w:r>
+        <w:rPr>
+          <w:rFonts w:ascii="Times New Roman" w:hAnsi="Times New Roman" w:cs="Times New Roman"/>
+          <w:sz w:val="24"/>
+          <w:szCs w:val="24"/>
+        </w:rPr>
+        <w:t xml:space="preserve"> </w:t>
+      </w:r>
+      <w:proofErr w:type="spellStart"/>
+      <w:r>
+        <w:rPr>
+          <w:rFonts w:ascii="Times New Roman" w:hAnsi="Times New Roman" w:cs="Times New Roman"/>
+          <w:sz w:val="24"/>
+          <w:szCs w:val="24"/>
+        </w:rPr>
+        <w:t>personave</w:t>
+      </w:r>
+      <w:proofErr w:type="spellEnd"/>
+      <w:r>
+        <w:rPr>
+          <w:rFonts w:ascii="Times New Roman" w:hAnsi="Times New Roman" w:cs="Times New Roman"/>
+          <w:sz w:val="24"/>
+          <w:szCs w:val="24"/>
+        </w:rPr>
+        <w:t xml:space="preserve"> </w:t>
+      </w:r>
+      <w:proofErr w:type="spellStart"/>
+      <w:r>
+        <w:rPr>
+          <w:rFonts w:ascii="Times New Roman" w:hAnsi="Times New Roman" w:cs="Times New Roman"/>
+          <w:sz w:val="24"/>
+          <w:szCs w:val="24"/>
+        </w:rPr>
+        <w:t>që</w:t>
+      </w:r>
+      <w:proofErr w:type="spellEnd"/>
+      <w:r>
+        <w:rPr>
+          <w:rFonts w:ascii="Times New Roman" w:hAnsi="Times New Roman" w:cs="Times New Roman"/>
+          <w:sz w:val="24"/>
+          <w:szCs w:val="24"/>
+        </w:rPr>
+        <w:t xml:space="preserve"> </w:t>
+      </w:r>
+      <w:proofErr w:type="spellStart"/>
+      <w:r>
+        <w:rPr>
+          <w:rFonts w:ascii="Times New Roman" w:hAnsi="Times New Roman" w:cs="Times New Roman"/>
+          <w:sz w:val="24"/>
+          <w:szCs w:val="24"/>
+        </w:rPr>
+        <w:t>kanë</w:t>
+      </w:r>
+      <w:proofErr w:type="spellEnd"/>
+      <w:r>
+        <w:rPr>
+          <w:rFonts w:ascii="Times New Roman" w:hAnsi="Times New Roman" w:cs="Times New Roman"/>
+          <w:sz w:val="24"/>
+          <w:szCs w:val="24"/>
+        </w:rPr>
+        <w:t xml:space="preserve"> </w:t>
+      </w:r>
+      <w:proofErr w:type="spellStart"/>
+      <w:r>
+        <w:rPr>
+          <w:rFonts w:ascii="Times New Roman" w:hAnsi="Times New Roman" w:cs="Times New Roman"/>
+          <w:sz w:val="24"/>
+          <w:szCs w:val="24"/>
+        </w:rPr>
+        <w:t>të</w:t>
+      </w:r>
+      <w:proofErr w:type="spellEnd"/>
+      <w:r>
+        <w:rPr>
+          <w:rFonts w:ascii="Times New Roman" w:hAnsi="Times New Roman" w:cs="Times New Roman"/>
+          <w:sz w:val="24"/>
+          <w:szCs w:val="24"/>
+        </w:rPr>
+        <w:t xml:space="preserve"> </w:t>
+      </w:r>
+      <w:proofErr w:type="spellStart"/>
+      <w:r>
+        <w:rPr>
+          <w:rFonts w:ascii="Times New Roman" w:hAnsi="Times New Roman" w:cs="Times New Roman"/>
+          <w:sz w:val="24"/>
+          <w:szCs w:val="24"/>
+        </w:rPr>
+        <w:t>drejtë</w:t>
+      </w:r>
+      <w:proofErr w:type="spellEnd"/>
+      <w:r>
+        <w:rPr>
+          <w:rFonts w:ascii="Times New Roman" w:hAnsi="Times New Roman" w:cs="Times New Roman"/>
+          <w:sz w:val="24"/>
+          <w:szCs w:val="24"/>
+        </w:rPr>
+        <w:t xml:space="preserve"> </w:t>
+      </w:r>
+      <w:proofErr w:type="spellStart"/>
+      <w:r>
+        <w:rPr>
+          <w:rFonts w:ascii="Times New Roman" w:hAnsi="Times New Roman" w:cs="Times New Roman"/>
+          <w:sz w:val="24"/>
+          <w:szCs w:val="24"/>
+        </w:rPr>
+        <w:t>t'i</w:t>
+      </w:r>
+      <w:proofErr w:type="spellEnd"/>
+      <w:r>
+        <w:rPr>
+          <w:rFonts w:ascii="Times New Roman" w:hAnsi="Times New Roman" w:cs="Times New Roman"/>
+          <w:sz w:val="24"/>
+          <w:szCs w:val="24"/>
+        </w:rPr>
+        <w:t xml:space="preserve"> </w:t>
+      </w:r>
+      <w:proofErr w:type="spellStart"/>
+      <w:r>
+        <w:rPr>
+          <w:rFonts w:ascii="Times New Roman" w:hAnsi="Times New Roman" w:cs="Times New Roman"/>
+          <w:sz w:val="24"/>
+          <w:szCs w:val="24"/>
+        </w:rPr>
+        <w:t>përdorin</w:t>
+      </w:r>
+      <w:proofErr w:type="spellEnd"/>
+      <w:r>
+        <w:rPr>
+          <w:rFonts w:ascii="Times New Roman" w:hAnsi="Times New Roman" w:cs="Times New Roman"/>
+          <w:sz w:val="24"/>
+          <w:szCs w:val="24"/>
+        </w:rPr>
+        <w:t>.</w:t>
       </w:r>
     </w:p>
     <w:p>
@@ -3324,17 +6616,457 @@
           <w:rFonts w:ascii="Times New Roman" w:hAnsi="Times New Roman" w:cs="Times New Roman"/>
           <w:sz w:val="24"/>
           <w:szCs w:val="24"/>
-          <w:lang w:val="pl-PL"/>
         </w:rPr>
       </w:pPr>
-      <w:r>
-        <w:rPr>
-          <w:rFonts w:ascii="Times New Roman" w:hAnsi="Times New Roman" w:cs="Times New Roman"/>
-          <w:sz w:val="24"/>
-          <w:szCs w:val="24"/>
-          <w:lang w:val="pl-PL"/>
-        </w:rPr>
-        <w:t>Problemi kryesor që trajton ky projekt është mungesa e një sistemi të centralizuar që mundëson menaxhimin e strukturuar të dokumenteve dhe arkivimin e tyre në një mjedis digjital.</w:t>
+      <w:proofErr w:type="spellStart"/>
+      <w:r>
+        <w:rPr>
+          <w:rFonts w:ascii="Times New Roman" w:hAnsi="Times New Roman" w:cs="Times New Roman"/>
+          <w:sz w:val="24"/>
+          <w:szCs w:val="24"/>
+        </w:rPr>
+        <w:t>Problemi</w:t>
+      </w:r>
+      <w:proofErr w:type="spellEnd"/>
+      <w:r>
+        <w:rPr>
+          <w:rFonts w:ascii="Times New Roman" w:hAnsi="Times New Roman" w:cs="Times New Roman"/>
+          <w:sz w:val="24"/>
+          <w:szCs w:val="24"/>
+        </w:rPr>
+        <w:t xml:space="preserve"> </w:t>
+      </w:r>
+      <w:proofErr w:type="spellStart"/>
+      <w:r>
+        <w:rPr>
+          <w:rFonts w:ascii="Times New Roman" w:hAnsi="Times New Roman" w:cs="Times New Roman"/>
+          <w:sz w:val="24"/>
+          <w:szCs w:val="24"/>
+        </w:rPr>
+        <w:t>kryesor</w:t>
+      </w:r>
+      <w:proofErr w:type="spellEnd"/>
+      <w:r>
+        <w:rPr>
+          <w:rFonts w:ascii="Times New Roman" w:hAnsi="Times New Roman" w:cs="Times New Roman"/>
+          <w:sz w:val="24"/>
+          <w:szCs w:val="24"/>
+        </w:rPr>
+        <w:t xml:space="preserve"> </w:t>
+      </w:r>
+      <w:proofErr w:type="spellStart"/>
+      <w:r>
+        <w:rPr>
+          <w:rFonts w:ascii="Times New Roman" w:hAnsi="Times New Roman" w:cs="Times New Roman"/>
+          <w:sz w:val="24"/>
+          <w:szCs w:val="24"/>
+        </w:rPr>
+        <w:t>që</w:t>
+      </w:r>
+      <w:proofErr w:type="spellEnd"/>
+      <w:r>
+        <w:rPr>
+          <w:rFonts w:ascii="Times New Roman" w:hAnsi="Times New Roman" w:cs="Times New Roman"/>
+          <w:sz w:val="24"/>
+          <w:szCs w:val="24"/>
+        </w:rPr>
+        <w:t xml:space="preserve"> </w:t>
+      </w:r>
+      <w:proofErr w:type="spellStart"/>
+      <w:r>
+        <w:rPr>
+          <w:rFonts w:ascii="Times New Roman" w:hAnsi="Times New Roman" w:cs="Times New Roman"/>
+          <w:sz w:val="24"/>
+          <w:szCs w:val="24"/>
+        </w:rPr>
+        <w:t>trajton</w:t>
+      </w:r>
+      <w:proofErr w:type="spellEnd"/>
+      <w:r>
+        <w:rPr>
+          <w:rFonts w:ascii="Times New Roman" w:hAnsi="Times New Roman" w:cs="Times New Roman"/>
+          <w:sz w:val="24"/>
+          <w:szCs w:val="24"/>
+        </w:rPr>
+        <w:t xml:space="preserve"> </w:t>
+      </w:r>
+      <w:proofErr w:type="spellStart"/>
+      <w:r>
+        <w:rPr>
+          <w:rFonts w:ascii="Times New Roman" w:hAnsi="Times New Roman" w:cs="Times New Roman"/>
+          <w:sz w:val="24"/>
+          <w:szCs w:val="24"/>
+        </w:rPr>
+        <w:t>ky</w:t>
+      </w:r>
+      <w:proofErr w:type="spellEnd"/>
+      <w:r>
+        <w:rPr>
+          <w:rFonts w:ascii="Times New Roman" w:hAnsi="Times New Roman" w:cs="Times New Roman"/>
+          <w:sz w:val="24"/>
+          <w:szCs w:val="24"/>
+        </w:rPr>
+        <w:t xml:space="preserve"> </w:t>
+      </w:r>
+      <w:proofErr w:type="spellStart"/>
+      <w:r>
+        <w:rPr>
+          <w:rFonts w:ascii="Times New Roman" w:hAnsi="Times New Roman" w:cs="Times New Roman"/>
+          <w:sz w:val="24"/>
+          <w:szCs w:val="24"/>
+        </w:rPr>
+        <w:t>projekt</w:t>
+      </w:r>
+      <w:proofErr w:type="spellEnd"/>
+      <w:r>
+        <w:rPr>
+          <w:rFonts w:ascii="Times New Roman" w:hAnsi="Times New Roman" w:cs="Times New Roman"/>
+          <w:sz w:val="24"/>
+          <w:szCs w:val="24"/>
+        </w:rPr>
+        <w:t xml:space="preserve"> </w:t>
+      </w:r>
+      <w:proofErr w:type="spellStart"/>
+      <w:r>
+        <w:rPr>
+          <w:rFonts w:ascii="Times New Roman" w:hAnsi="Times New Roman" w:cs="Times New Roman"/>
+          <w:sz w:val="24"/>
+          <w:szCs w:val="24"/>
+        </w:rPr>
+        <w:t>është</w:t>
+      </w:r>
+      <w:proofErr w:type="spellEnd"/>
+      <w:r>
+        <w:rPr>
+          <w:rFonts w:ascii="Times New Roman" w:hAnsi="Times New Roman" w:cs="Times New Roman"/>
+          <w:sz w:val="24"/>
+          <w:szCs w:val="24"/>
+        </w:rPr>
+        <w:t xml:space="preserve"> </w:t>
+      </w:r>
+      <w:proofErr w:type="spellStart"/>
+      <w:r>
+        <w:rPr>
+          <w:rFonts w:ascii="Times New Roman" w:hAnsi="Times New Roman" w:cs="Times New Roman"/>
+          <w:sz w:val="24"/>
+          <w:szCs w:val="24"/>
+        </w:rPr>
+        <w:t>mungesa</w:t>
+      </w:r>
+      <w:proofErr w:type="spellEnd"/>
+      <w:r>
+        <w:rPr>
+          <w:rFonts w:ascii="Times New Roman" w:hAnsi="Times New Roman" w:cs="Times New Roman"/>
+          <w:sz w:val="24"/>
+          <w:szCs w:val="24"/>
+        </w:rPr>
+        <w:t xml:space="preserve"> e </w:t>
+      </w:r>
+      <w:proofErr w:type="spellStart"/>
+      <w:r>
+        <w:rPr>
+          <w:rFonts w:ascii="Times New Roman" w:hAnsi="Times New Roman" w:cs="Times New Roman"/>
+          <w:sz w:val="24"/>
+          <w:szCs w:val="24"/>
+        </w:rPr>
+        <w:t>një</w:t>
+      </w:r>
+      <w:proofErr w:type="spellEnd"/>
+      <w:r>
+        <w:rPr>
+          <w:rFonts w:ascii="Times New Roman" w:hAnsi="Times New Roman" w:cs="Times New Roman"/>
+          <w:sz w:val="24"/>
+          <w:szCs w:val="24"/>
+        </w:rPr>
+        <w:t xml:space="preserve"> </w:t>
+      </w:r>
+      <w:proofErr w:type="spellStart"/>
+      <w:r>
+        <w:rPr>
+          <w:rFonts w:ascii="Times New Roman" w:hAnsi="Times New Roman" w:cs="Times New Roman"/>
+          <w:sz w:val="24"/>
+          <w:szCs w:val="24"/>
+        </w:rPr>
+        <w:t>sistemi</w:t>
+      </w:r>
+      <w:proofErr w:type="spellEnd"/>
+      <w:r>
+        <w:rPr>
+          <w:rFonts w:ascii="Times New Roman" w:hAnsi="Times New Roman" w:cs="Times New Roman"/>
+          <w:sz w:val="24"/>
+          <w:szCs w:val="24"/>
+        </w:rPr>
+        <w:t xml:space="preserve"> </w:t>
+      </w:r>
+      <w:proofErr w:type="spellStart"/>
+      <w:r>
+        <w:rPr>
+          <w:rFonts w:ascii="Times New Roman" w:hAnsi="Times New Roman" w:cs="Times New Roman"/>
+          <w:sz w:val="24"/>
+          <w:szCs w:val="24"/>
+        </w:rPr>
+        <w:t>të</w:t>
+      </w:r>
+      <w:proofErr w:type="spellEnd"/>
+      <w:r>
+        <w:rPr>
+          <w:rFonts w:ascii="Times New Roman" w:hAnsi="Times New Roman" w:cs="Times New Roman"/>
+          <w:sz w:val="24"/>
+          <w:szCs w:val="24"/>
+        </w:rPr>
+        <w:t xml:space="preserve"> </w:t>
+      </w:r>
+      <w:proofErr w:type="spellStart"/>
+      <w:r>
+        <w:rPr>
+          <w:rFonts w:ascii="Times New Roman" w:hAnsi="Times New Roman" w:cs="Times New Roman"/>
+          <w:sz w:val="24"/>
+          <w:szCs w:val="24"/>
+        </w:rPr>
+        <w:t>centralizuar</w:t>
+      </w:r>
+      <w:proofErr w:type="spellEnd"/>
+      <w:r>
+        <w:rPr>
+          <w:rFonts w:ascii="Times New Roman" w:hAnsi="Times New Roman" w:cs="Times New Roman"/>
+          <w:sz w:val="24"/>
+          <w:szCs w:val="24"/>
+        </w:rPr>
+        <w:t xml:space="preserve"> </w:t>
+      </w:r>
+      <w:proofErr w:type="spellStart"/>
+      <w:r>
+        <w:rPr>
+          <w:rFonts w:ascii="Times New Roman" w:hAnsi="Times New Roman" w:cs="Times New Roman"/>
+          <w:sz w:val="24"/>
+          <w:szCs w:val="24"/>
+        </w:rPr>
+        <w:t>që</w:t>
+      </w:r>
+      <w:proofErr w:type="spellEnd"/>
+      <w:r>
+        <w:rPr>
+          <w:rFonts w:ascii="Times New Roman" w:hAnsi="Times New Roman" w:cs="Times New Roman"/>
+          <w:sz w:val="24"/>
+          <w:szCs w:val="24"/>
+        </w:rPr>
+        <w:t xml:space="preserve"> </w:t>
+      </w:r>
+      <w:proofErr w:type="spellStart"/>
+      <w:r>
+        <w:rPr>
+          <w:rFonts w:ascii="Times New Roman" w:hAnsi="Times New Roman" w:cs="Times New Roman"/>
+          <w:sz w:val="24"/>
+          <w:szCs w:val="24"/>
+        </w:rPr>
+        <w:t>mundëson</w:t>
+      </w:r>
+      <w:proofErr w:type="spellEnd"/>
+      <w:r>
+        <w:rPr>
+          <w:rFonts w:ascii="Times New Roman" w:hAnsi="Times New Roman" w:cs="Times New Roman"/>
+          <w:sz w:val="24"/>
+          <w:szCs w:val="24"/>
+        </w:rPr>
+        <w:t xml:space="preserve"> </w:t>
+      </w:r>
+      <w:proofErr w:type="spellStart"/>
+      <w:r>
+        <w:rPr>
+          <w:rFonts w:ascii="Times New Roman" w:hAnsi="Times New Roman" w:cs="Times New Roman"/>
+          <w:sz w:val="24"/>
+          <w:szCs w:val="24"/>
+        </w:rPr>
+        <w:t>menaxhimin</w:t>
+      </w:r>
+      <w:proofErr w:type="spellEnd"/>
+      <w:r>
+        <w:rPr>
+          <w:rFonts w:ascii="Times New Roman" w:hAnsi="Times New Roman" w:cs="Times New Roman"/>
+          <w:sz w:val="24"/>
+          <w:szCs w:val="24"/>
+        </w:rPr>
+        <w:t xml:space="preserve"> e </w:t>
+      </w:r>
+      <w:proofErr w:type="spellStart"/>
+      <w:r>
+        <w:rPr>
+          <w:rFonts w:ascii="Times New Roman" w:hAnsi="Times New Roman" w:cs="Times New Roman"/>
+          <w:sz w:val="24"/>
+          <w:szCs w:val="24"/>
+        </w:rPr>
+        <w:t>strukturuar</w:t>
+      </w:r>
+      <w:proofErr w:type="spellEnd"/>
+      <w:r>
+        <w:rPr>
+          <w:rFonts w:ascii="Times New Roman" w:hAnsi="Times New Roman" w:cs="Times New Roman"/>
+          <w:sz w:val="24"/>
+          <w:szCs w:val="24"/>
+        </w:rPr>
+        <w:t xml:space="preserve"> </w:t>
+      </w:r>
+      <w:proofErr w:type="spellStart"/>
+      <w:r>
+        <w:rPr>
+          <w:rFonts w:ascii="Times New Roman" w:hAnsi="Times New Roman" w:cs="Times New Roman"/>
+          <w:sz w:val="24"/>
+          <w:szCs w:val="24"/>
+        </w:rPr>
+        <w:t>të</w:t>
+      </w:r>
+      <w:proofErr w:type="spellEnd"/>
+      <w:r>
+        <w:rPr>
+          <w:rFonts w:ascii="Times New Roman" w:hAnsi="Times New Roman" w:cs="Times New Roman"/>
+          <w:sz w:val="24"/>
+          <w:szCs w:val="24"/>
+        </w:rPr>
+        <w:t xml:space="preserve"> </w:t>
+      </w:r>
+      <w:proofErr w:type="spellStart"/>
+      <w:r>
+        <w:rPr>
+          <w:rFonts w:ascii="Times New Roman" w:hAnsi="Times New Roman" w:cs="Times New Roman"/>
+          <w:sz w:val="24"/>
+          <w:szCs w:val="24"/>
+        </w:rPr>
+        <w:t>dokumenteve</w:t>
+      </w:r>
+      <w:proofErr w:type="spellEnd"/>
+      <w:r>
+        <w:rPr>
+          <w:rFonts w:ascii="Times New Roman" w:hAnsi="Times New Roman" w:cs="Times New Roman"/>
+          <w:sz w:val="24"/>
+          <w:szCs w:val="24"/>
+        </w:rPr>
+        <w:t xml:space="preserve"> </w:t>
+      </w:r>
+      <w:proofErr w:type="spellStart"/>
+      <w:r>
+        <w:rPr>
+          <w:rFonts w:ascii="Times New Roman" w:hAnsi="Times New Roman" w:cs="Times New Roman"/>
+          <w:sz w:val="24"/>
+          <w:szCs w:val="24"/>
+        </w:rPr>
+        <w:t>dhe</w:t>
+      </w:r>
+      <w:proofErr w:type="spellEnd"/>
+      <w:r>
+        <w:rPr>
+          <w:rFonts w:ascii="Times New Roman" w:hAnsi="Times New Roman" w:cs="Times New Roman"/>
+          <w:sz w:val="24"/>
+          <w:szCs w:val="24"/>
+        </w:rPr>
+        <w:t xml:space="preserve"> </w:t>
+      </w:r>
+      <w:proofErr w:type="spellStart"/>
+      <w:r>
+        <w:rPr>
+          <w:rFonts w:ascii="Times New Roman" w:hAnsi="Times New Roman" w:cs="Times New Roman"/>
+          <w:sz w:val="24"/>
+          <w:szCs w:val="24"/>
+        </w:rPr>
+        <w:t>arkivimin</w:t>
+      </w:r>
+      <w:proofErr w:type="spellEnd"/>
+      <w:r>
+        <w:rPr>
+          <w:rFonts w:ascii="Times New Roman" w:hAnsi="Times New Roman" w:cs="Times New Roman"/>
+          <w:sz w:val="24"/>
+          <w:szCs w:val="24"/>
+        </w:rPr>
+        <w:t xml:space="preserve"> e </w:t>
+      </w:r>
+      <w:proofErr w:type="spellStart"/>
+      <w:r>
+        <w:rPr>
+          <w:rFonts w:ascii="Times New Roman" w:hAnsi="Times New Roman" w:cs="Times New Roman"/>
+          <w:sz w:val="24"/>
+          <w:szCs w:val="24"/>
+        </w:rPr>
+        <w:t>tyre</w:t>
+      </w:r>
+      <w:proofErr w:type="spellEnd"/>
+      <w:r>
+        <w:rPr>
+          <w:rFonts w:ascii="Times New Roman" w:hAnsi="Times New Roman" w:cs="Times New Roman"/>
+          <w:sz w:val="24"/>
+          <w:szCs w:val="24"/>
+        </w:rPr>
+        <w:t xml:space="preserve"> </w:t>
+      </w:r>
+      <w:proofErr w:type="spellStart"/>
+      <w:r>
+        <w:rPr>
+          <w:rFonts w:ascii="Times New Roman" w:hAnsi="Times New Roman" w:cs="Times New Roman"/>
+          <w:sz w:val="24"/>
+          <w:szCs w:val="24"/>
+        </w:rPr>
+        <w:t>në</w:t>
+      </w:r>
+      <w:proofErr w:type="spellEnd"/>
+      <w:r>
+        <w:rPr>
+          <w:rFonts w:ascii="Times New Roman" w:hAnsi="Times New Roman" w:cs="Times New Roman"/>
+          <w:sz w:val="24"/>
+          <w:szCs w:val="24"/>
+        </w:rPr>
+        <w:t xml:space="preserve"> </w:t>
+      </w:r>
+      <w:proofErr w:type="spellStart"/>
+      <w:r>
+        <w:rPr>
+          <w:rFonts w:ascii="Times New Roman" w:hAnsi="Times New Roman" w:cs="Times New Roman"/>
+          <w:sz w:val="24"/>
+          <w:szCs w:val="24"/>
+        </w:rPr>
+        <w:t>një</w:t>
+      </w:r>
+      <w:proofErr w:type="spellEnd"/>
+      <w:r>
+        <w:rPr>
+          <w:rFonts w:ascii="Times New Roman" w:hAnsi="Times New Roman" w:cs="Times New Roman"/>
+          <w:sz w:val="24"/>
+          <w:szCs w:val="24"/>
+        </w:rPr>
+        <w:t xml:space="preserve"> </w:t>
+      </w:r>
+      <w:proofErr w:type="spellStart"/>
+      <w:r>
+        <w:rPr>
+          <w:rFonts w:ascii="Times New Roman" w:hAnsi="Times New Roman" w:cs="Times New Roman"/>
+          <w:sz w:val="24"/>
+          <w:szCs w:val="24"/>
+        </w:rPr>
+        <w:t>mjedis</w:t>
+      </w:r>
+      <w:proofErr w:type="spellEnd"/>
+      <w:r>
+        <w:rPr>
+          <w:rFonts w:ascii="Times New Roman" w:hAnsi="Times New Roman" w:cs="Times New Roman"/>
+          <w:sz w:val="24"/>
+          <w:szCs w:val="24"/>
+        </w:rPr>
+        <w:t xml:space="preserve"> </w:t>
+      </w:r>
+      <w:proofErr w:type="spellStart"/>
+      <w:r>
+        <w:rPr>
+          <w:rFonts w:ascii="Times New Roman" w:hAnsi="Times New Roman" w:cs="Times New Roman"/>
+          <w:sz w:val="24"/>
+          <w:szCs w:val="24"/>
+        </w:rPr>
+        <w:t>digjital</w:t>
+      </w:r>
+      <w:proofErr w:type="spellEnd"/>
+      <w:r>
+        <w:rPr>
+          <w:rFonts w:ascii="Times New Roman" w:hAnsi="Times New Roman" w:cs="Times New Roman"/>
+          <w:sz w:val="24"/>
+          <w:szCs w:val="24"/>
+        </w:rPr>
+        <w:t>.</w:t>
       </w:r>
     </w:p>
     <w:p>
@@ -3345,14 +7077,419 @@
           <w:szCs w:val="24"/>
         </w:rPr>
       </w:pPr>
-      <w:r>
-        <w:rPr>
-          <w:rFonts w:ascii="Times New Roman" w:hAnsi="Times New Roman" w:cs="Times New Roman"/>
-          <w:sz w:val="24"/>
-          <w:szCs w:val="24"/>
-          <w:lang w:val="pl-PL"/>
-        </w:rPr>
-        <w:t xml:space="preserve">Për këtë arsye, propozohet zhvillimi i një aplikacioni që do t'u mundësojë përdoruesve të autorizuar të ngarkojnë, klasifikojnë, kërkojnë, shikojnë, shkarkojnë dhe arkivojnë dokumente. </w:t>
+      <w:proofErr w:type="spellStart"/>
+      <w:r>
+        <w:rPr>
+          <w:rFonts w:ascii="Times New Roman" w:hAnsi="Times New Roman" w:cs="Times New Roman"/>
+          <w:sz w:val="24"/>
+          <w:szCs w:val="24"/>
+        </w:rPr>
+        <w:t>Për</w:t>
+      </w:r>
+      <w:proofErr w:type="spellEnd"/>
+      <w:r>
+        <w:rPr>
+          <w:rFonts w:ascii="Times New Roman" w:hAnsi="Times New Roman" w:cs="Times New Roman"/>
+          <w:sz w:val="24"/>
+          <w:szCs w:val="24"/>
+        </w:rPr>
+        <w:t xml:space="preserve"> </w:t>
+      </w:r>
+      <w:proofErr w:type="spellStart"/>
+      <w:r>
+        <w:rPr>
+          <w:rFonts w:ascii="Times New Roman" w:hAnsi="Times New Roman" w:cs="Times New Roman"/>
+          <w:sz w:val="24"/>
+          <w:szCs w:val="24"/>
+        </w:rPr>
+        <w:t>këtë</w:t>
+      </w:r>
+      <w:proofErr w:type="spellEnd"/>
+      <w:r>
+        <w:rPr>
+          <w:rFonts w:ascii="Times New Roman" w:hAnsi="Times New Roman" w:cs="Times New Roman"/>
+          <w:sz w:val="24"/>
+          <w:szCs w:val="24"/>
+        </w:rPr>
+        <w:t xml:space="preserve"> </w:t>
+      </w:r>
+      <w:proofErr w:type="spellStart"/>
+      <w:r>
+        <w:rPr>
+          <w:rFonts w:ascii="Times New Roman" w:hAnsi="Times New Roman" w:cs="Times New Roman"/>
+          <w:sz w:val="24"/>
+          <w:szCs w:val="24"/>
+        </w:rPr>
+        <w:t>arsye</w:t>
+      </w:r>
+      <w:proofErr w:type="spellEnd"/>
+      <w:r>
+        <w:rPr>
+          <w:rFonts w:ascii="Times New Roman" w:hAnsi="Times New Roman" w:cs="Times New Roman"/>
+          <w:sz w:val="24"/>
+          <w:szCs w:val="24"/>
+        </w:rPr>
+        <w:t xml:space="preserve">, </w:t>
+      </w:r>
+      <w:proofErr w:type="spellStart"/>
+      <w:r>
+        <w:rPr>
+          <w:rFonts w:ascii="Times New Roman" w:hAnsi="Times New Roman" w:cs="Times New Roman"/>
+          <w:sz w:val="24"/>
+          <w:szCs w:val="24"/>
+        </w:rPr>
+        <w:t>propozohet</w:t>
+      </w:r>
+      <w:proofErr w:type="spellEnd"/>
+      <w:r>
+        <w:rPr>
+          <w:rFonts w:ascii="Times New Roman" w:hAnsi="Times New Roman" w:cs="Times New Roman"/>
+          <w:sz w:val="24"/>
+          <w:szCs w:val="24"/>
+        </w:rPr>
+        <w:t xml:space="preserve"> </w:t>
+      </w:r>
+      <w:proofErr w:type="spellStart"/>
+      <w:r>
+        <w:rPr>
+          <w:rFonts w:ascii="Times New Roman" w:hAnsi="Times New Roman" w:cs="Times New Roman"/>
+          <w:sz w:val="24"/>
+          <w:szCs w:val="24"/>
+        </w:rPr>
+        <w:t>zhvillimi</w:t>
+      </w:r>
+      <w:proofErr w:type="spellEnd"/>
+      <w:r>
+        <w:rPr>
+          <w:rFonts w:ascii="Times New Roman" w:hAnsi="Times New Roman" w:cs="Times New Roman"/>
+          <w:sz w:val="24"/>
+          <w:szCs w:val="24"/>
+        </w:rPr>
+        <w:t xml:space="preserve"> </w:t>
+      </w:r>
+      <w:proofErr w:type="spellStart"/>
+      <w:r>
+        <w:rPr>
+          <w:rFonts w:ascii="Times New Roman" w:hAnsi="Times New Roman" w:cs="Times New Roman"/>
+          <w:sz w:val="24"/>
+          <w:szCs w:val="24"/>
+        </w:rPr>
+        <w:t>i</w:t>
+      </w:r>
+      <w:proofErr w:type="spellEnd"/>
+      <w:r>
+        <w:rPr>
+          <w:rFonts w:ascii="Times New Roman" w:hAnsi="Times New Roman" w:cs="Times New Roman"/>
+          <w:sz w:val="24"/>
+          <w:szCs w:val="24"/>
+        </w:rPr>
+        <w:t xml:space="preserve"> </w:t>
+      </w:r>
+      <w:proofErr w:type="spellStart"/>
+      <w:r>
+        <w:rPr>
+          <w:rFonts w:ascii="Times New Roman" w:hAnsi="Times New Roman" w:cs="Times New Roman"/>
+          <w:sz w:val="24"/>
+          <w:szCs w:val="24"/>
+        </w:rPr>
+        <w:t>një</w:t>
+      </w:r>
+      <w:proofErr w:type="spellEnd"/>
+      <w:r>
+        <w:rPr>
+          <w:rFonts w:ascii="Times New Roman" w:hAnsi="Times New Roman" w:cs="Times New Roman"/>
+          <w:sz w:val="24"/>
+          <w:szCs w:val="24"/>
+        </w:rPr>
+        <w:t xml:space="preserve"> </w:t>
+      </w:r>
+      <w:proofErr w:type="spellStart"/>
+      <w:r>
+        <w:rPr>
+          <w:rFonts w:ascii="Times New Roman" w:hAnsi="Times New Roman" w:cs="Times New Roman"/>
+          <w:sz w:val="24"/>
+          <w:szCs w:val="24"/>
+        </w:rPr>
+        <w:t>aplikacioni</w:t>
+      </w:r>
+      <w:proofErr w:type="spellEnd"/>
+      <w:r>
+        <w:rPr>
+          <w:rFonts w:ascii="Times New Roman" w:hAnsi="Times New Roman" w:cs="Times New Roman"/>
+          <w:sz w:val="24"/>
+          <w:szCs w:val="24"/>
+        </w:rPr>
+        <w:t xml:space="preserve"> </w:t>
+      </w:r>
+      <w:proofErr w:type="spellStart"/>
+      <w:r>
+        <w:rPr>
+          <w:rFonts w:ascii="Times New Roman" w:hAnsi="Times New Roman" w:cs="Times New Roman"/>
+          <w:sz w:val="24"/>
+          <w:szCs w:val="24"/>
+        </w:rPr>
+        <w:t>që</w:t>
+      </w:r>
+      <w:proofErr w:type="spellEnd"/>
+      <w:r>
+        <w:rPr>
+          <w:rFonts w:ascii="Times New Roman" w:hAnsi="Times New Roman" w:cs="Times New Roman"/>
+          <w:sz w:val="24"/>
+          <w:szCs w:val="24"/>
+        </w:rPr>
+        <w:t xml:space="preserve"> do </w:t>
+      </w:r>
+      <w:proofErr w:type="spellStart"/>
+      <w:r>
+        <w:rPr>
+          <w:rFonts w:ascii="Times New Roman" w:hAnsi="Times New Roman" w:cs="Times New Roman"/>
+          <w:sz w:val="24"/>
+          <w:szCs w:val="24"/>
+        </w:rPr>
+        <w:t>t'u</w:t>
+      </w:r>
+      <w:proofErr w:type="spellEnd"/>
+      <w:r>
+        <w:rPr>
+          <w:rFonts w:ascii="Times New Roman" w:hAnsi="Times New Roman" w:cs="Times New Roman"/>
+          <w:sz w:val="24"/>
+          <w:szCs w:val="24"/>
+        </w:rPr>
+        <w:t xml:space="preserve"> </w:t>
+      </w:r>
+      <w:proofErr w:type="spellStart"/>
+      <w:r>
+        <w:rPr>
+          <w:rFonts w:ascii="Times New Roman" w:hAnsi="Times New Roman" w:cs="Times New Roman"/>
+          <w:sz w:val="24"/>
+          <w:szCs w:val="24"/>
+        </w:rPr>
+        <w:t>mundësojë</w:t>
+      </w:r>
+      <w:proofErr w:type="spellEnd"/>
+      <w:r>
+        <w:rPr>
+          <w:rFonts w:ascii="Times New Roman" w:hAnsi="Times New Roman" w:cs="Times New Roman"/>
+          <w:sz w:val="24"/>
+          <w:szCs w:val="24"/>
+        </w:rPr>
+        <w:t xml:space="preserve"> </w:t>
+      </w:r>
+      <w:proofErr w:type="spellStart"/>
+      <w:r>
+        <w:rPr>
+          <w:rFonts w:ascii="Times New Roman" w:hAnsi="Times New Roman" w:cs="Times New Roman"/>
+          <w:sz w:val="24"/>
+          <w:szCs w:val="24"/>
+        </w:rPr>
+        <w:t>përdoruesve</w:t>
+      </w:r>
+      <w:proofErr w:type="spellEnd"/>
+      <w:r>
+        <w:rPr>
+          <w:rFonts w:ascii="Times New Roman" w:hAnsi="Times New Roman" w:cs="Times New Roman"/>
+          <w:sz w:val="24"/>
+          <w:szCs w:val="24"/>
+        </w:rPr>
+        <w:t xml:space="preserve"> </w:t>
+      </w:r>
+      <w:proofErr w:type="spellStart"/>
+      <w:r>
+        <w:rPr>
+          <w:rFonts w:ascii="Times New Roman" w:hAnsi="Times New Roman" w:cs="Times New Roman"/>
+          <w:sz w:val="24"/>
+          <w:szCs w:val="24"/>
+        </w:rPr>
+        <w:t>të</w:t>
+      </w:r>
+      <w:proofErr w:type="spellEnd"/>
+      <w:r>
+        <w:rPr>
+          <w:rFonts w:ascii="Times New Roman" w:hAnsi="Times New Roman" w:cs="Times New Roman"/>
+          <w:sz w:val="24"/>
+          <w:szCs w:val="24"/>
+        </w:rPr>
+        <w:t xml:space="preserve"> </w:t>
+      </w:r>
+      <w:proofErr w:type="spellStart"/>
+      <w:r>
+        <w:rPr>
+          <w:rFonts w:ascii="Times New Roman" w:hAnsi="Times New Roman" w:cs="Times New Roman"/>
+          <w:sz w:val="24"/>
+          <w:szCs w:val="24"/>
+        </w:rPr>
+        <w:t>autorizuar</w:t>
+      </w:r>
+      <w:proofErr w:type="spellEnd"/>
+      <w:r>
+        <w:rPr>
+          <w:rFonts w:ascii="Times New Roman" w:hAnsi="Times New Roman" w:cs="Times New Roman"/>
+          <w:sz w:val="24"/>
+          <w:szCs w:val="24"/>
+        </w:rPr>
+        <w:t xml:space="preserve"> </w:t>
+      </w:r>
+      <w:proofErr w:type="spellStart"/>
+      <w:r>
+        <w:rPr>
+          <w:rFonts w:ascii="Times New Roman" w:hAnsi="Times New Roman" w:cs="Times New Roman"/>
+          <w:sz w:val="24"/>
+          <w:szCs w:val="24"/>
+        </w:rPr>
+        <w:t>të</w:t>
+      </w:r>
+      <w:proofErr w:type="spellEnd"/>
+      <w:r>
+        <w:rPr>
+          <w:rFonts w:ascii="Times New Roman" w:hAnsi="Times New Roman" w:cs="Times New Roman"/>
+          <w:sz w:val="24"/>
+          <w:szCs w:val="24"/>
+        </w:rPr>
+        <w:t xml:space="preserve"> </w:t>
+      </w:r>
+      <w:proofErr w:type="spellStart"/>
+      <w:r>
+        <w:rPr>
+          <w:rFonts w:ascii="Times New Roman" w:hAnsi="Times New Roman" w:cs="Times New Roman"/>
+          <w:sz w:val="24"/>
+          <w:szCs w:val="24"/>
+        </w:rPr>
+        <w:t>ngarkojnë</w:t>
+      </w:r>
+      <w:proofErr w:type="spellEnd"/>
+      <w:r>
+        <w:rPr>
+          <w:rFonts w:ascii="Times New Roman" w:hAnsi="Times New Roman" w:cs="Times New Roman"/>
+          <w:sz w:val="24"/>
+          <w:szCs w:val="24"/>
+        </w:rPr>
+        <w:t xml:space="preserve">, </w:t>
+      </w:r>
+      <w:proofErr w:type="spellStart"/>
+      <w:r>
+        <w:rPr>
+          <w:rFonts w:ascii="Times New Roman" w:hAnsi="Times New Roman" w:cs="Times New Roman"/>
+          <w:sz w:val="24"/>
+          <w:szCs w:val="24"/>
+        </w:rPr>
+        <w:t>klasifikojnë</w:t>
+      </w:r>
+      <w:proofErr w:type="spellEnd"/>
+      <w:r>
+        <w:rPr>
+          <w:rFonts w:ascii="Times New Roman" w:hAnsi="Times New Roman" w:cs="Times New Roman"/>
+          <w:sz w:val="24"/>
+          <w:szCs w:val="24"/>
+        </w:rPr>
+        <w:t xml:space="preserve">, </w:t>
+      </w:r>
+      <w:proofErr w:type="spellStart"/>
+      <w:r>
+        <w:rPr>
+          <w:rFonts w:ascii="Times New Roman" w:hAnsi="Times New Roman" w:cs="Times New Roman"/>
+          <w:sz w:val="24"/>
+          <w:szCs w:val="24"/>
+        </w:rPr>
+        <w:t>kërkojnë</w:t>
+      </w:r>
+      <w:proofErr w:type="spellEnd"/>
+      <w:r>
+        <w:rPr>
+          <w:rFonts w:ascii="Times New Roman" w:hAnsi="Times New Roman" w:cs="Times New Roman"/>
+          <w:sz w:val="24"/>
+          <w:szCs w:val="24"/>
+        </w:rPr>
+        <w:t xml:space="preserve">, </w:t>
+      </w:r>
+      <w:proofErr w:type="spellStart"/>
+      <w:r>
+        <w:rPr>
+          <w:rFonts w:ascii="Times New Roman" w:hAnsi="Times New Roman" w:cs="Times New Roman"/>
+          <w:sz w:val="24"/>
+          <w:szCs w:val="24"/>
+        </w:rPr>
+        <w:t>shikojnë</w:t>
+      </w:r>
+      <w:proofErr w:type="spellEnd"/>
+      <w:r>
+        <w:rPr>
+          <w:rFonts w:ascii="Times New Roman" w:hAnsi="Times New Roman" w:cs="Times New Roman"/>
+          <w:sz w:val="24"/>
+          <w:szCs w:val="24"/>
+        </w:rPr>
+        <w:t xml:space="preserve">, </w:t>
+      </w:r>
+      <w:proofErr w:type="spellStart"/>
+      <w:r>
+        <w:rPr>
+          <w:rFonts w:ascii="Times New Roman" w:hAnsi="Times New Roman" w:cs="Times New Roman"/>
+          <w:sz w:val="24"/>
+          <w:szCs w:val="24"/>
+        </w:rPr>
+        <w:t>shkarkojnë</w:t>
+      </w:r>
+      <w:proofErr w:type="spellEnd"/>
+      <w:r>
+        <w:rPr>
+          <w:rFonts w:ascii="Times New Roman" w:hAnsi="Times New Roman" w:cs="Times New Roman"/>
+          <w:sz w:val="24"/>
+          <w:szCs w:val="24"/>
+        </w:rPr>
+        <w:t xml:space="preserve"> </w:t>
+      </w:r>
+      <w:proofErr w:type="spellStart"/>
+      <w:r>
+        <w:rPr>
+          <w:rFonts w:ascii="Times New Roman" w:hAnsi="Times New Roman" w:cs="Times New Roman"/>
+          <w:sz w:val="24"/>
+          <w:szCs w:val="24"/>
+        </w:rPr>
+        <w:t>dhe</w:t>
+      </w:r>
+      <w:proofErr w:type="spellEnd"/>
+      <w:r>
+        <w:rPr>
+          <w:rFonts w:ascii="Times New Roman" w:hAnsi="Times New Roman" w:cs="Times New Roman"/>
+          <w:sz w:val="24"/>
+          <w:szCs w:val="24"/>
+        </w:rPr>
+        <w:t xml:space="preserve"> </w:t>
+      </w:r>
+      <w:proofErr w:type="spellStart"/>
+      <w:r>
+        <w:rPr>
+          <w:rFonts w:ascii="Times New Roman" w:hAnsi="Times New Roman" w:cs="Times New Roman"/>
+          <w:sz w:val="24"/>
+          <w:szCs w:val="24"/>
+        </w:rPr>
+        <w:t>arkivojnë</w:t>
+      </w:r>
+      <w:proofErr w:type="spellEnd"/>
+      <w:r>
+        <w:rPr>
+          <w:rFonts w:ascii="Times New Roman" w:hAnsi="Times New Roman" w:cs="Times New Roman"/>
+          <w:sz w:val="24"/>
+          <w:szCs w:val="24"/>
+        </w:rPr>
+        <w:t xml:space="preserve"> </w:t>
+      </w:r>
+      <w:proofErr w:type="spellStart"/>
+      <w:r>
+        <w:rPr>
+          <w:rFonts w:ascii="Times New Roman" w:hAnsi="Times New Roman" w:cs="Times New Roman"/>
+          <w:sz w:val="24"/>
+          <w:szCs w:val="24"/>
+        </w:rPr>
+        <w:t>dokumente</w:t>
+      </w:r>
+      <w:proofErr w:type="spellEnd"/>
+      <w:r>
+        <w:rPr>
+          <w:rFonts w:ascii="Times New Roman" w:hAnsi="Times New Roman" w:cs="Times New Roman"/>
+          <w:sz w:val="24"/>
+          <w:szCs w:val="24"/>
+        </w:rPr>
+        <w:t xml:space="preserve">. </w:t>
       </w:r>
       <w:proofErr w:type="spellStart"/>
       <w:r>
@@ -5709,31 +9846,7 @@
           <w:sz w:val="24"/>
           <w:szCs w:val="24"/>
         </w:rPr>
-        <w:t xml:space="preserve"> </w:t>
-      </w:r>
-      <w:proofErr w:type="spellStart"/>
-      <w:r>
-        <w:rPr>
-          <w:rFonts w:ascii="Times New Roman" w:hAnsi="Times New Roman" w:cs="Times New Roman"/>
-          <w:b/>
-          <w:bCs/>
-          <w:color w:val="000000" w:themeColor="text1"/>
-          <w:sz w:val="24"/>
-          <w:szCs w:val="24"/>
-        </w:rPr>
-        <w:t>i</w:t>
-      </w:r>
-      <w:proofErr w:type="spellEnd"/>
-      <w:r>
-        <w:rPr>
-          <w:rFonts w:ascii="Times New Roman" w:hAnsi="Times New Roman" w:cs="Times New Roman"/>
-          <w:b/>
-          <w:bCs/>
-          <w:color w:val="000000" w:themeColor="text1"/>
-          <w:sz w:val="24"/>
-          <w:szCs w:val="24"/>
-        </w:rPr>
-        <w:t xml:space="preserve"> </w:t>
+        <w:t xml:space="preserve"> i </w:t>
       </w:r>
       <w:proofErr w:type="spellStart"/>
       <w:r>
@@ -6920,6 +11033,7 @@
         <w:tc>
           <w:tcPr>
             <w:tcW w:w="0" w:type="auto"/>
+            <w:shd w:val="clear" w:color="auto" w:fill="C6D9F1" w:themeFill="text2" w:themeFillTint="33"/>
             <w:vAlign w:val="center"/>
             <w:hideMark/>
           </w:tcPr>
@@ -6944,6 +11058,7 @@
         <w:tc>
           <w:tcPr>
             <w:tcW w:w="0" w:type="auto"/>
+            <w:shd w:val="clear" w:color="auto" w:fill="C6D9F1" w:themeFill="text2" w:themeFillTint="33"/>
             <w:vAlign w:val="center"/>
             <w:hideMark/>
           </w:tcPr>
@@ -6993,6 +11108,7 @@
         <w:tc>
           <w:tcPr>
             <w:tcW w:w="0" w:type="auto"/>
+            <w:shd w:val="clear" w:color="auto" w:fill="F2F2F2" w:themeFill="background1" w:themeFillShade="F2"/>
             <w:vAlign w:val="center"/>
             <w:hideMark/>
           </w:tcPr>
@@ -7013,6 +11129,7 @@
         <w:tc>
           <w:tcPr>
             <w:tcW w:w="0" w:type="auto"/>
+            <w:shd w:val="clear" w:color="auto" w:fill="F2F2F2" w:themeFill="background1" w:themeFillShade="F2"/>
             <w:vAlign w:val="center"/>
             <w:hideMark/>
           </w:tcPr>
@@ -7172,6 +11289,7 @@
         <w:tc>
           <w:tcPr>
             <w:tcW w:w="0" w:type="auto"/>
+            <w:shd w:val="clear" w:color="auto" w:fill="F2F2F2" w:themeFill="background1" w:themeFillShade="F2"/>
             <w:vAlign w:val="center"/>
             <w:hideMark/>
           </w:tcPr>
@@ -7192,6 +11310,7 @@
         <w:tc>
           <w:tcPr>
             <w:tcW w:w="0" w:type="auto"/>
+            <w:shd w:val="clear" w:color="auto" w:fill="F2F2F2" w:themeFill="background1" w:themeFillShade="F2"/>
             <w:vAlign w:val="center"/>
             <w:hideMark/>
           </w:tcPr>
@@ -7351,6 +11470,7 @@
         <w:tc>
           <w:tcPr>
             <w:tcW w:w="0" w:type="auto"/>
+            <w:shd w:val="clear" w:color="auto" w:fill="F2F2F2" w:themeFill="background1" w:themeFillShade="F2"/>
             <w:vAlign w:val="center"/>
             <w:hideMark/>
           </w:tcPr>
@@ -7371,6 +11491,7 @@
         <w:tc>
           <w:tcPr>
             <w:tcW w:w="0" w:type="auto"/>
+            <w:shd w:val="clear" w:color="auto" w:fill="F2F2F2" w:themeFill="background1" w:themeFillShade="F2"/>
             <w:vAlign w:val="center"/>
             <w:hideMark/>
           </w:tcPr>
@@ -7572,6 +11693,7 @@
         <w:tc>
           <w:tcPr>
             <w:tcW w:w="0" w:type="auto"/>
+            <w:shd w:val="clear" w:color="auto" w:fill="F2F2F2" w:themeFill="background1" w:themeFillShade="F2"/>
             <w:vAlign w:val="center"/>
             <w:hideMark/>
           </w:tcPr>
@@ -7592,6 +11714,7 @@
         <w:tc>
           <w:tcPr>
             <w:tcW w:w="0" w:type="auto"/>
+            <w:shd w:val="clear" w:color="auto" w:fill="F2F2F2" w:themeFill="background1" w:themeFillShade="F2"/>
             <w:vAlign w:val="center"/>
             <w:hideMark/>
           </w:tcPr>
@@ -7765,6 +11888,7 @@
         <w:tc>
           <w:tcPr>
             <w:tcW w:w="0" w:type="auto"/>
+            <w:shd w:val="clear" w:color="auto" w:fill="F2F2F2" w:themeFill="background1" w:themeFillShade="F2"/>
             <w:vAlign w:val="center"/>
             <w:hideMark/>
           </w:tcPr>
@@ -7786,6 +11910,7 @@
         <w:tc>
           <w:tcPr>
             <w:tcW w:w="0" w:type="auto"/>
+            <w:shd w:val="clear" w:color="auto" w:fill="F2F2F2" w:themeFill="background1" w:themeFillShade="F2"/>
             <w:vAlign w:val="center"/>
             <w:hideMark/>
           </w:tcPr>
@@ -7931,6 +12056,7 @@
         <w:tc>
           <w:tcPr>
             <w:tcW w:w="0" w:type="auto"/>
+            <w:shd w:val="clear" w:color="auto" w:fill="F2F2F2" w:themeFill="background1" w:themeFillShade="F2"/>
             <w:vAlign w:val="center"/>
             <w:hideMark/>
           </w:tcPr>
@@ -7951,6 +12077,7 @@
         <w:tc>
           <w:tcPr>
             <w:tcW w:w="0" w:type="auto"/>
+            <w:shd w:val="clear" w:color="auto" w:fill="F2F2F2" w:themeFill="background1" w:themeFillShade="F2"/>
             <w:vAlign w:val="center"/>
             <w:hideMark/>
           </w:tcPr>
@@ -8096,6 +12223,7 @@
         <w:tc>
           <w:tcPr>
             <w:tcW w:w="0" w:type="auto"/>
+            <w:shd w:val="clear" w:color="auto" w:fill="F2F2F2" w:themeFill="background1" w:themeFillShade="F2"/>
             <w:vAlign w:val="center"/>
             <w:hideMark/>
           </w:tcPr>
@@ -8116,6 +12244,7 @@
         <w:tc>
           <w:tcPr>
             <w:tcW w:w="0" w:type="auto"/>
+            <w:shd w:val="clear" w:color="auto" w:fill="F2F2F2" w:themeFill="background1" w:themeFillShade="F2"/>
             <w:vAlign w:val="center"/>
             <w:hideMark/>
           </w:tcPr>
@@ -8275,6 +12404,7 @@
         <w:tc>
           <w:tcPr>
             <w:tcW w:w="0" w:type="auto"/>
+            <w:shd w:val="clear" w:color="auto" w:fill="F2F2F2" w:themeFill="background1" w:themeFillShade="F2"/>
             <w:vAlign w:val="center"/>
             <w:hideMark/>
           </w:tcPr>
@@ -8295,6 +12425,7 @@
         <w:tc>
           <w:tcPr>
             <w:tcW w:w="0" w:type="auto"/>
+            <w:shd w:val="clear" w:color="auto" w:fill="F2F2F2" w:themeFill="background1" w:themeFillShade="F2"/>
             <w:vAlign w:val="center"/>
             <w:hideMark/>
           </w:tcPr>
@@ -8454,6 +12585,7 @@
         <w:tc>
           <w:tcPr>
             <w:tcW w:w="0" w:type="auto"/>
+            <w:shd w:val="clear" w:color="auto" w:fill="F2F2F2" w:themeFill="background1" w:themeFillShade="F2"/>
             <w:vAlign w:val="center"/>
             <w:hideMark/>
           </w:tcPr>
@@ -8474,6 +12606,7 @@
         <w:tc>
           <w:tcPr>
             <w:tcW w:w="0" w:type="auto"/>
+            <w:shd w:val="clear" w:color="auto" w:fill="F2F2F2" w:themeFill="background1" w:themeFillShade="F2"/>
             <w:vAlign w:val="center"/>
             <w:hideMark/>
           </w:tcPr>
@@ -8633,6 +12766,7 @@
         <w:tc>
           <w:tcPr>
             <w:tcW w:w="0" w:type="auto"/>
+            <w:shd w:val="clear" w:color="auto" w:fill="F2F2F2" w:themeFill="background1" w:themeFillShade="F2"/>
             <w:vAlign w:val="center"/>
             <w:hideMark/>
           </w:tcPr>
@@ -8653,6 +12787,7 @@
         <w:tc>
           <w:tcPr>
             <w:tcW w:w="0" w:type="auto"/>
+            <w:shd w:val="clear" w:color="auto" w:fill="F2F2F2" w:themeFill="background1" w:themeFillShade="F2"/>
             <w:vAlign w:val="center"/>
             <w:hideMark/>
           </w:tcPr>
@@ -8812,6 +12947,7 @@
         <w:tc>
           <w:tcPr>
             <w:tcW w:w="0" w:type="auto"/>
+            <w:shd w:val="clear" w:color="auto" w:fill="F2F2F2" w:themeFill="background1" w:themeFillShade="F2"/>
             <w:vAlign w:val="center"/>
             <w:hideMark/>
           </w:tcPr>
@@ -8832,6 +12968,7 @@
         <w:tc>
           <w:tcPr>
             <w:tcW w:w="0" w:type="auto"/>
+            <w:shd w:val="clear" w:color="auto" w:fill="F2F2F2" w:themeFill="background1" w:themeFillShade="F2"/>
             <w:vAlign w:val="center"/>
             <w:hideMark/>
           </w:tcPr>
@@ -8991,6 +13128,7 @@
         <w:tc>
           <w:tcPr>
             <w:tcW w:w="0" w:type="auto"/>
+            <w:shd w:val="clear" w:color="auto" w:fill="F2F2F2" w:themeFill="background1" w:themeFillShade="F2"/>
             <w:vAlign w:val="center"/>
             <w:hideMark/>
           </w:tcPr>
@@ -9011,6 +13149,7 @@
         <w:tc>
           <w:tcPr>
             <w:tcW w:w="0" w:type="auto"/>
+            <w:shd w:val="clear" w:color="auto" w:fill="F2F2F2" w:themeFill="background1" w:themeFillShade="F2"/>
             <w:vAlign w:val="center"/>
             <w:hideMark/>
           </w:tcPr>
@@ -15961,25 +20100,7 @@
           <w:sz w:val="24"/>
           <w:szCs w:val="24"/>
         </w:rPr>
-        <w:t xml:space="preserve"> backend-it </w:t>
-      </w:r>
-      <w:proofErr w:type="gramStart"/>
-      <w:r>
-        <w:rPr>
-          <w:rFonts w:ascii="Times New Roman" w:hAnsi="Times New Roman" w:cs="Times New Roman"/>
-          <w:sz w:val="24"/>
-          <w:szCs w:val="24"/>
-        </w:rPr>
-        <w:t>do</w:t>
-      </w:r>
-      <w:proofErr w:type="gramEnd"/>
-      <w:r>
-        <w:rPr>
-          <w:rFonts w:ascii="Times New Roman" w:hAnsi="Times New Roman" w:cs="Times New Roman"/>
-          <w:sz w:val="24"/>
-          <w:szCs w:val="24"/>
-        </w:rPr>
-        <w:t xml:space="preserve"> </w:t>
+        <w:t xml:space="preserve"> backend-it do </w:t>
       </w:r>
       <w:proofErr w:type="spellStart"/>
       <w:r>
@@ -17300,237 +21421,6 @@
     </w:p>
     <w:p>
       <w:pPr>
-        <w:rPr>
-          <w:rFonts w:ascii="Times New Roman" w:hAnsi="Times New Roman" w:cs="Times New Roman"/>
-        </w:rPr>
-      </w:pPr>
-      <w:r>
-        <w:rPr>
-          <w:rFonts w:ascii="Times New Roman" w:hAnsi="Times New Roman" w:cs="Times New Roman"/>
-          <w:b/>
-          <w:bCs/>
-        </w:rPr>
-        <w:t>[</w:t>
-      </w:r>
-      <w:proofErr w:type="spellStart"/>
-      <w:r>
-        <w:rPr>
-          <w:rFonts w:ascii="Times New Roman" w:hAnsi="Times New Roman" w:cs="Times New Roman"/>
-          <w:b/>
-          <w:bCs/>
-        </w:rPr>
-        <w:t>Në</w:t>
-      </w:r>
-      <w:proofErr w:type="spellEnd"/>
-      <w:r>
-        <w:rPr>
-          <w:rFonts w:ascii="Times New Roman" w:hAnsi="Times New Roman" w:cs="Times New Roman"/>
-          <w:b/>
-          <w:bCs/>
-        </w:rPr>
-        <w:t xml:space="preserve"> </w:t>
-      </w:r>
-      <w:proofErr w:type="spellStart"/>
-      <w:r>
-        <w:rPr>
-          <w:rFonts w:ascii="Times New Roman" w:hAnsi="Times New Roman" w:cs="Times New Roman"/>
-          <w:b/>
-          <w:bCs/>
-        </w:rPr>
-        <w:t>këtë</w:t>
-      </w:r>
-      <w:proofErr w:type="spellEnd"/>
-      <w:r>
-        <w:rPr>
-          <w:rFonts w:ascii="Times New Roman" w:hAnsi="Times New Roman" w:cs="Times New Roman"/>
-          <w:b/>
-          <w:bCs/>
-        </w:rPr>
-        <w:t xml:space="preserve"> </w:t>
-      </w:r>
-      <w:proofErr w:type="spellStart"/>
-      <w:r>
-        <w:rPr>
-          <w:rFonts w:ascii="Times New Roman" w:hAnsi="Times New Roman" w:cs="Times New Roman"/>
-          <w:b/>
-          <w:bCs/>
-        </w:rPr>
-        <w:t>pjesë</w:t>
-      </w:r>
-      <w:proofErr w:type="spellEnd"/>
-      <w:r>
-        <w:rPr>
-          <w:rFonts w:ascii="Times New Roman" w:hAnsi="Times New Roman" w:cs="Times New Roman"/>
-          <w:b/>
-          <w:bCs/>
-        </w:rPr>
-        <w:t xml:space="preserve"> </w:t>
-      </w:r>
-      <w:proofErr w:type="spellStart"/>
-      <w:r>
-        <w:rPr>
-          <w:rFonts w:ascii="Times New Roman" w:hAnsi="Times New Roman" w:cs="Times New Roman"/>
-          <w:b/>
-          <w:bCs/>
-        </w:rPr>
-        <w:t>të</w:t>
-      </w:r>
-      <w:proofErr w:type="spellEnd"/>
-      <w:r>
-        <w:rPr>
-          <w:rFonts w:ascii="Times New Roman" w:hAnsi="Times New Roman" w:cs="Times New Roman"/>
-          <w:b/>
-          <w:bCs/>
-        </w:rPr>
-        <w:t xml:space="preserve"> Word-it </w:t>
-      </w:r>
-      <w:proofErr w:type="spellStart"/>
-      <w:r>
-        <w:rPr>
-          <w:rFonts w:ascii="Times New Roman" w:hAnsi="Times New Roman" w:cs="Times New Roman"/>
-          <w:b/>
-          <w:bCs/>
-        </w:rPr>
-        <w:t>duhet</w:t>
-      </w:r>
-      <w:proofErr w:type="spellEnd"/>
-      <w:r>
-        <w:rPr>
-          <w:rFonts w:ascii="Times New Roman" w:hAnsi="Times New Roman" w:cs="Times New Roman"/>
-          <w:b/>
-          <w:bCs/>
-        </w:rPr>
-        <w:t xml:space="preserve"> </w:t>
-      </w:r>
-      <w:proofErr w:type="spellStart"/>
-      <w:r>
-        <w:rPr>
-          <w:rFonts w:ascii="Times New Roman" w:hAnsi="Times New Roman" w:cs="Times New Roman"/>
-          <w:b/>
-          <w:bCs/>
-        </w:rPr>
-        <w:t>të</w:t>
-      </w:r>
-      <w:proofErr w:type="spellEnd"/>
-      <w:r>
-        <w:rPr>
-          <w:rFonts w:ascii="Times New Roman" w:hAnsi="Times New Roman" w:cs="Times New Roman"/>
-          <w:b/>
-          <w:bCs/>
-        </w:rPr>
-        <w:t xml:space="preserve"> </w:t>
-      </w:r>
-      <w:proofErr w:type="spellStart"/>
-      <w:r>
-        <w:rPr>
-          <w:rFonts w:ascii="Times New Roman" w:hAnsi="Times New Roman" w:cs="Times New Roman"/>
-          <w:b/>
-          <w:bCs/>
-        </w:rPr>
-        <w:t>vendoset</w:t>
-      </w:r>
-      <w:proofErr w:type="spellEnd"/>
-      <w:r>
-        <w:rPr>
-          <w:rFonts w:ascii="Times New Roman" w:hAnsi="Times New Roman" w:cs="Times New Roman"/>
-          <w:b/>
-          <w:bCs/>
-        </w:rPr>
-        <w:t xml:space="preserve"> </w:t>
-      </w:r>
-      <w:proofErr w:type="spellStart"/>
-      <w:r>
-        <w:rPr>
-          <w:rFonts w:ascii="Times New Roman" w:hAnsi="Times New Roman" w:cs="Times New Roman"/>
-          <w:b/>
-          <w:bCs/>
-        </w:rPr>
-        <w:t>Diagrami</w:t>
-      </w:r>
-      <w:proofErr w:type="spellEnd"/>
-      <w:r>
-        <w:rPr>
-          <w:rFonts w:ascii="Times New Roman" w:hAnsi="Times New Roman" w:cs="Times New Roman"/>
-          <w:b/>
-          <w:bCs/>
-        </w:rPr>
-        <w:t xml:space="preserve"> </w:t>
-      </w:r>
-      <w:proofErr w:type="spellStart"/>
-      <w:r>
-        <w:rPr>
-          <w:rFonts w:ascii="Times New Roman" w:hAnsi="Times New Roman" w:cs="Times New Roman"/>
-          <w:b/>
-          <w:bCs/>
-        </w:rPr>
-        <w:t>i</w:t>
-      </w:r>
-      <w:proofErr w:type="spellEnd"/>
-      <w:r>
-        <w:rPr>
-          <w:rFonts w:ascii="Times New Roman" w:hAnsi="Times New Roman" w:cs="Times New Roman"/>
-          <w:b/>
-          <w:bCs/>
-        </w:rPr>
-        <w:t xml:space="preserve"> </w:t>
-      </w:r>
-      <w:proofErr w:type="spellStart"/>
-      <w:r>
-        <w:rPr>
-          <w:rFonts w:ascii="Times New Roman" w:hAnsi="Times New Roman" w:cs="Times New Roman"/>
-          <w:b/>
-          <w:bCs/>
-        </w:rPr>
-        <w:t>Arkitekturës</w:t>
-      </w:r>
-      <w:proofErr w:type="spellEnd"/>
-      <w:r>
-        <w:rPr>
-          <w:rFonts w:ascii="Times New Roman" w:hAnsi="Times New Roman" w:cs="Times New Roman"/>
-          <w:b/>
-          <w:bCs/>
-        </w:rPr>
-        <w:t xml:space="preserve"> </w:t>
-      </w:r>
-      <w:proofErr w:type="spellStart"/>
-      <w:r>
-        <w:rPr>
-          <w:rFonts w:ascii="Times New Roman" w:hAnsi="Times New Roman" w:cs="Times New Roman"/>
-          <w:b/>
-          <w:bCs/>
-        </w:rPr>
-        <w:t>së</w:t>
-      </w:r>
-      <w:proofErr w:type="spellEnd"/>
-      <w:r>
-        <w:rPr>
-          <w:rFonts w:ascii="Times New Roman" w:hAnsi="Times New Roman" w:cs="Times New Roman"/>
-          <w:b/>
-          <w:bCs/>
-        </w:rPr>
-        <w:t xml:space="preserve"> </w:t>
-      </w:r>
-      <w:proofErr w:type="spellStart"/>
-      <w:r>
-        <w:rPr>
-          <w:rFonts w:ascii="Times New Roman" w:hAnsi="Times New Roman" w:cs="Times New Roman"/>
-          <w:b/>
-          <w:bCs/>
-        </w:rPr>
-        <w:t>Sistemit</w:t>
-      </w:r>
-      <w:proofErr w:type="spellEnd"/>
-      <w:r>
-        <w:rPr>
-          <w:rFonts w:ascii="Times New Roman" w:hAnsi="Times New Roman" w:cs="Times New Roman"/>
-          <w:b/>
-          <w:bCs/>
-        </w:rPr>
-        <w:t>.]</w:t>
-      </w:r>
-    </w:p>
-    <w:p>
-      <w:pPr>
         <w:pStyle w:val="Heading1"/>
         <w:rPr>
           <w:rFonts w:ascii="Times New Roman" w:hAnsi="Times New Roman" w:cs="Times New Roman"/>
@@ -18674,7 +22564,6 @@
           <w:szCs w:val="24"/>
           <w:lang w:val="pl-PL"/>
         </w:rPr>
-        <w:lastRenderedPageBreak/>
         <w:t>10.2. Tabela Categories</w:t>
       </w:r>
       <w:bookmarkEnd w:id="31"/>
@@ -18709,6 +22598,7 @@
         <w:rPr>
           <w:rFonts w:ascii="Times New Roman" w:hAnsi="Times New Roman" w:cs="Times New Roman"/>
         </w:rPr>
+        <w:lastRenderedPageBreak/>
         <w:t>category_id</w:t>
       </w:r>
       <w:proofErr w:type="spellEnd"/>
@@ -20771,7 +24661,6 @@
         <w:rPr>
           <w:rFonts w:ascii="Times New Roman" w:hAnsi="Times New Roman" w:cs="Times New Roman"/>
         </w:rPr>
-        <w:lastRenderedPageBreak/>
         <w:t>Një</w:t>
       </w:r>
       <w:proofErr w:type="spellEnd"/>
@@ -20937,6 +24826,7 @@
           <w:rFonts w:ascii="Times New Roman" w:hAnsi="Times New Roman" w:cs="Times New Roman"/>
           <w:lang w:val="pl-PL"/>
         </w:rPr>
+        <w:lastRenderedPageBreak/>
         <w:t xml:space="preserve">Një kategori mund të përmbajë shumë dokumente, ndërsa çdo dokument i përket një kategorie. </w:t>
       </w:r>
       <w:proofErr w:type="spellStart"/>
@@ -23880,21 +27770,7 @@
         <w:rPr>
           <w:rFonts w:ascii="Times New Roman" w:hAnsi="Times New Roman" w:cs="Times New Roman"/>
         </w:rPr>
-        <w:t xml:space="preserve"> </w:t>
-      </w:r>
-      <w:proofErr w:type="spellStart"/>
-      <w:r>
-        <w:rPr>
-          <w:rFonts w:ascii="Times New Roman" w:hAnsi="Times New Roman" w:cs="Times New Roman"/>
-        </w:rPr>
-        <w:t>të</w:t>
-      </w:r>
-      <w:proofErr w:type="spellEnd"/>
-      <w:r>
-        <w:rPr>
-          <w:rFonts w:ascii="Times New Roman" w:hAnsi="Times New Roman" w:cs="Times New Roman"/>
-        </w:rPr>
-        <w:t xml:space="preserve"> </w:t>
+        <w:t xml:space="preserve"> të </w:t>
       </w:r>
       <w:proofErr w:type="spellStart"/>
       <w:r>
@@ -25180,229 +29056,130 @@
     </w:p>
     <w:p>
       <w:pPr>
+        <w:rPr>
+          <w:rStyle w:val="Hyperlink"/>
+          <w:rFonts w:ascii="Times New Roman" w:hAnsi="Times New Roman" w:cs="Times New Roman"/>
+        </w:rPr>
+      </w:pPr>
+    </w:p>
+    <w:p>
+      <w:pPr>
+        <w:rPr>
+          <w:rStyle w:val="Hyperlink"/>
+          <w:rFonts w:ascii="Times New Roman" w:hAnsi="Times New Roman" w:cs="Times New Roman"/>
+        </w:rPr>
+      </w:pPr>
+    </w:p>
+    <w:p>
+      <w:pPr>
+        <w:rPr>
+          <w:rStyle w:val="Hyperlink"/>
+          <w:rFonts w:ascii="Times New Roman" w:hAnsi="Times New Roman" w:cs="Times New Roman"/>
+        </w:rPr>
+      </w:pPr>
+    </w:p>
+    <w:p>
+      <w:pPr>
+        <w:rPr>
+          <w:rStyle w:val="Hyperlink"/>
+          <w:rFonts w:ascii="Times New Roman" w:hAnsi="Times New Roman" w:cs="Times New Roman"/>
+        </w:rPr>
+      </w:pPr>
+    </w:p>
+    <w:p>
+      <w:pPr>
+        <w:rPr>
+          <w:rStyle w:val="Hyperlink"/>
+          <w:rFonts w:ascii="Times New Roman" w:hAnsi="Times New Roman" w:cs="Times New Roman"/>
+        </w:rPr>
+      </w:pPr>
+    </w:p>
+    <w:p>
+      <w:pPr>
+        <w:rPr>
+          <w:rStyle w:val="Hyperlink"/>
+          <w:rFonts w:ascii="Times New Roman" w:hAnsi="Times New Roman" w:cs="Times New Roman"/>
+        </w:rPr>
+      </w:pPr>
+    </w:p>
+    <w:p>
+      <w:pPr>
+        <w:rPr>
+          <w:rStyle w:val="Hyperlink"/>
+          <w:rFonts w:ascii="Times New Roman" w:hAnsi="Times New Roman" w:cs="Times New Roman"/>
+        </w:rPr>
+      </w:pPr>
+    </w:p>
+    <w:p>
+      <w:pPr>
+        <w:rPr>
+          <w:rStyle w:val="Hyperlink"/>
+          <w:rFonts w:ascii="Times New Roman" w:hAnsi="Times New Roman" w:cs="Times New Roman"/>
+        </w:rPr>
+      </w:pPr>
+    </w:p>
+    <w:p>
+      <w:pPr>
+        <w:rPr>
+          <w:rStyle w:val="Hyperlink"/>
+          <w:rFonts w:ascii="Times New Roman" w:hAnsi="Times New Roman" w:cs="Times New Roman"/>
+        </w:rPr>
+      </w:pPr>
+    </w:p>
+    <w:p>
+      <w:pPr>
+        <w:rPr>
+          <w:rStyle w:val="Hyperlink"/>
+          <w:rFonts w:ascii="Times New Roman" w:hAnsi="Times New Roman" w:cs="Times New Roman"/>
+        </w:rPr>
+      </w:pPr>
+    </w:p>
+    <w:p>
+      <w:pPr>
+        <w:rPr>
+          <w:rStyle w:val="Hyperlink"/>
+          <w:rFonts w:ascii="Times New Roman" w:hAnsi="Times New Roman" w:cs="Times New Roman"/>
+        </w:rPr>
+      </w:pPr>
+    </w:p>
+    <w:p>
+      <w:pPr>
+        <w:rPr>
+          <w:rStyle w:val="Hyperlink"/>
+          <w:rFonts w:ascii="Times New Roman" w:hAnsi="Times New Roman" w:cs="Times New Roman"/>
+        </w:rPr>
+      </w:pPr>
+    </w:p>
+    <w:p>
+      <w:pPr>
         <w:pStyle w:val="Heading1"/>
         <w:rPr>
           <w:rFonts w:ascii="Times New Roman" w:hAnsi="Times New Roman" w:cs="Times New Roman"/>
           <w:b/>
           <w:bCs/>
           <w:color w:val="000000" w:themeColor="text1"/>
-          <w:sz w:val="24"/>
-          <w:szCs w:val="24"/>
+          <w:sz w:val="28"/>
+          <w:szCs w:val="28"/>
         </w:rPr>
       </w:pPr>
-      <w:bookmarkStart w:id="36" w:name="_Toc243235603"/>
       <w:r>
         <w:rPr>
           <w:rFonts w:ascii="Times New Roman" w:hAnsi="Times New Roman" w:cs="Times New Roman"/>
           <w:b/>
           <w:bCs/>
           <w:color w:val="000000" w:themeColor="text1"/>
-          <w:sz w:val="24"/>
-          <w:szCs w:val="24"/>
-        </w:rPr>
-        <w:t>15. REFERENCAT</w:t>
-      </w:r>
-      <w:bookmarkEnd w:id="36"/>
+          <w:sz w:val="28"/>
+          <w:szCs w:val="28"/>
+        </w:rPr>
+        <w:t>RAPORTI 2</w:t>
+      </w:r>
     </w:p>
     <w:p>
       <w:pPr>
-        <w:numPr>
-          <w:ilvl w:val="0"/>
-          <w:numId w:val="11"/>
-        </w:numPr>
         <w:rPr>
           <w:rFonts w:ascii="Times New Roman" w:hAnsi="Times New Roman" w:cs="Times New Roman"/>
         </w:rPr>
       </w:pPr>
-      <w:r>
-        <w:rPr>
-          <w:rFonts w:ascii="Times New Roman" w:hAnsi="Times New Roman" w:cs="Times New Roman"/>
-        </w:rPr>
-        <w:t xml:space="preserve">Oracle. </w:t>
-      </w:r>
-      <w:r>
-        <w:rPr>
-          <w:rFonts w:ascii="Times New Roman" w:hAnsi="Times New Roman" w:cs="Times New Roman"/>
-          <w:i/>
-          <w:iCs/>
-        </w:rPr>
-        <w:t>Java Documentation</w:t>
-      </w:r>
-      <w:r>
-        <w:rPr>
-          <w:rFonts w:ascii="Times New Roman" w:hAnsi="Times New Roman" w:cs="Times New Roman"/>
-        </w:rPr>
-        <w:t xml:space="preserve">. </w:t>
-      </w:r>
-      <w:hyperlink r:id="rId8" w:history="1">
-        <w:r>
-          <w:rPr>
-            <w:rStyle w:val="Hyperlink"/>
-            <w:rFonts w:ascii="Times New Roman" w:hAnsi="Times New Roman" w:cs="Times New Roman"/>
-          </w:rPr>
-          <w:t>https://docs.oracle.com/en/java/</w:t>
-        </w:r>
-      </w:hyperlink>
-    </w:p>
-    <w:p>
-      <w:pPr>
-        <w:numPr>
-          <w:ilvl w:val="0"/>
-          <w:numId w:val="11"/>
-        </w:numPr>
-        <w:rPr>
-          <w:rFonts w:ascii="Times New Roman" w:hAnsi="Times New Roman" w:cs="Times New Roman"/>
-        </w:rPr>
-      </w:pPr>
-      <w:r>
-        <w:rPr>
-          <w:rFonts w:ascii="Times New Roman" w:hAnsi="Times New Roman" w:cs="Times New Roman"/>
-        </w:rPr>
-        <w:t xml:space="preserve">Spring. </w:t>
-      </w:r>
-      <w:r>
-        <w:rPr>
-          <w:rFonts w:ascii="Times New Roman" w:hAnsi="Times New Roman" w:cs="Times New Roman"/>
-          <w:i/>
-          <w:iCs/>
-        </w:rPr>
-        <w:t>Spring Boot Reference Documentation</w:t>
-      </w:r>
-      <w:r>
-        <w:rPr>
-          <w:rFonts w:ascii="Times New Roman" w:hAnsi="Times New Roman" w:cs="Times New Roman"/>
-        </w:rPr>
-        <w:t xml:space="preserve">. </w:t>
-      </w:r>
-      <w:hyperlink r:id="rId9" w:history="1">
-        <w:r>
-          <w:rPr>
-            <w:rStyle w:val="Hyperlink"/>
-            <w:rFonts w:ascii="Times New Roman" w:hAnsi="Times New Roman" w:cs="Times New Roman"/>
-          </w:rPr>
-          <w:t>https://docs.spring.io/spring-boot/</w:t>
-        </w:r>
-      </w:hyperlink>
-    </w:p>
-    <w:p>
-      <w:pPr>
-        <w:numPr>
-          <w:ilvl w:val="0"/>
-          <w:numId w:val="11"/>
-        </w:numPr>
-        <w:rPr>
-          <w:rFonts w:ascii="Times New Roman" w:hAnsi="Times New Roman" w:cs="Times New Roman"/>
-        </w:rPr>
-      </w:pPr>
-      <w:r>
-        <w:rPr>
-          <w:rFonts w:ascii="Times New Roman" w:hAnsi="Times New Roman" w:cs="Times New Roman"/>
-        </w:rPr>
-        <w:t xml:space="preserve">MySQL. </w:t>
-      </w:r>
-      <w:r>
-        <w:rPr>
-          <w:rFonts w:ascii="Times New Roman" w:hAnsi="Times New Roman" w:cs="Times New Roman"/>
-          <w:i/>
-          <w:iCs/>
-        </w:rPr>
-        <w:t>MySQL Reference Manual</w:t>
-      </w:r>
-      <w:r>
-        <w:rPr>
-          <w:rFonts w:ascii="Times New Roman" w:hAnsi="Times New Roman" w:cs="Times New Roman"/>
-        </w:rPr>
-        <w:t xml:space="preserve">. </w:t>
-      </w:r>
-      <w:hyperlink r:id="rId10" w:history="1">
-        <w:r>
-          <w:rPr>
-            <w:rStyle w:val="Hyperlink"/>
-            <w:rFonts w:ascii="Times New Roman" w:hAnsi="Times New Roman" w:cs="Times New Roman"/>
-          </w:rPr>
-          <w:t>https://dev.mysql.com/doc/</w:t>
-        </w:r>
-      </w:hyperlink>
-    </w:p>
-    <w:p>
-      <w:pPr>
-        <w:numPr>
-          <w:ilvl w:val="0"/>
-          <w:numId w:val="11"/>
-        </w:numPr>
-        <w:rPr>
-          <w:rFonts w:ascii="Times New Roman" w:hAnsi="Times New Roman" w:cs="Times New Roman"/>
-        </w:rPr>
-      </w:pPr>
-      <w:r>
-        <w:rPr>
-          <w:rFonts w:ascii="Times New Roman" w:hAnsi="Times New Roman" w:cs="Times New Roman"/>
-        </w:rPr>
-        <w:t xml:space="preserve">MDN Web Docs. </w:t>
-      </w:r>
-      <w:r>
-        <w:rPr>
-          <w:rFonts w:ascii="Times New Roman" w:hAnsi="Times New Roman" w:cs="Times New Roman"/>
-          <w:i/>
-          <w:iCs/>
-        </w:rPr>
-        <w:t>HTML, CSS and JavaScript</w:t>
-      </w:r>
-      <w:r>
-        <w:rPr>
-          <w:rFonts w:ascii="Times New Roman" w:hAnsi="Times New Roman" w:cs="Times New Roman"/>
-        </w:rPr>
-        <w:t xml:space="preserve">. </w:t>
-      </w:r>
-      <w:hyperlink r:id="rId11" w:history="1">
-        <w:r>
-          <w:rPr>
-            <w:rStyle w:val="Hyperlink"/>
-            <w:rFonts w:ascii="Times New Roman" w:hAnsi="Times New Roman" w:cs="Times New Roman"/>
-          </w:rPr>
-          <w:t>https://developer.mozilla.org/</w:t>
-        </w:r>
-      </w:hyperlink>
-    </w:p>
-    <w:p>
-      <w:pPr>
-        <w:numPr>
-          <w:ilvl w:val="0"/>
-          <w:numId w:val="11"/>
-        </w:numPr>
-        <w:rPr>
-          <w:rFonts w:ascii="Times New Roman" w:hAnsi="Times New Roman" w:cs="Times New Roman"/>
-        </w:rPr>
-      </w:pPr>
-      <w:r>
-        <w:rPr>
-          <w:rFonts w:ascii="Times New Roman" w:hAnsi="Times New Roman" w:cs="Times New Roman"/>
-        </w:rPr>
-        <w:t xml:space="preserve">GitHub Docs. </w:t>
-      </w:r>
-      <w:r>
-        <w:rPr>
-          <w:rFonts w:ascii="Times New Roman" w:hAnsi="Times New Roman" w:cs="Times New Roman"/>
-          <w:i/>
-          <w:iCs/>
-        </w:rPr>
-        <w:t>Adding locally hosted code to GitHub</w:t>
-      </w:r>
-      <w:r>
-        <w:rPr>
-          <w:rFonts w:ascii="Times New Roman" w:hAnsi="Times New Roman" w:cs="Times New Roman"/>
-        </w:rPr>
-        <w:t xml:space="preserve">. </w:t>
-      </w:r>
-      <w:hyperlink r:id="rId12" w:history="1">
-        <w:r>
-          <w:rPr>
-            <w:rStyle w:val="Hyperlink"/>
-            <w:rFonts w:ascii="Times New Roman" w:hAnsi="Times New Roman" w:cs="Times New Roman"/>
-          </w:rPr>
-          <w:t>https://docs.github.com/en/migrations/importing-source-code/using-the-command-line-to-import-source-code/adding-locally-hosted-code-to-github</w:t>
-        </w:r>
-      </w:hyperlink>
     </w:p>
     <w:p>
       <w:pPr>
@@ -27437,6 +31214,7 @@
   <w:style w:type="character" w:default="1" w:styleId="DefaultParagraphFont">
     <w:name w:val="Default Paragraph Font"/>
     <w:uiPriority w:val="1"/>
+    <w:semiHidden/>
     <w:unhideWhenUsed/>
   </w:style>
   <w:style w:type="table" w:default="1" w:styleId="TableNormal">

--- a/Sistemi për menaxhimin e dokumenteve dhe arkivës digjitale.docx
+++ b/Sistemi për menaxhimin e dokumenteve dhe arkivës digjitale.docx
@@ -535,6 +535,7 @@
               <w:tab w:val="right" w:leader="dot" w:pos="9350"/>
             </w:tabs>
             <w:rPr>
+              <w:rFonts w:eastAsiaTheme="minorEastAsia"/>
               <w:noProof/>
             </w:rPr>
           </w:pPr>
@@ -547,7 +548,7 @@
           <w:r>
             <w:fldChar w:fldCharType="separate"/>
           </w:r>
-          <w:hyperlink w:anchor="_Toc243235568" w:history="1">
+          <w:hyperlink w:anchor="_Toc243473623" w:history="1">
             <w:r>
               <w:rPr>
                 <w:rStyle w:val="Hyperlink"/>
@@ -555,9 +556,8 @@
                 <w:b/>
                 <w:bCs/>
                 <w:noProof/>
-                <w:lang w:val="pl-PL"/>
-              </w:rPr>
-              <w:t>Raporti 1</w:t>
+              </w:rPr>
+              <w:t>RAPORTI 1</w:t>
             </w:r>
             <w:r>
               <w:rPr>
@@ -578,7 +578,7 @@
                 <w:noProof/>
                 <w:webHidden/>
               </w:rPr>
-              <w:instrText xml:space="preserve"> PAGEREF _Toc243235568 \h </w:instrText>
+              <w:instrText xml:space="preserve"> PAGEREF _Toc243473623 \h </w:instrText>
             </w:r>
             <w:r>
               <w:rPr>
@@ -598,7 +598,7 @@
                 <w:noProof/>
                 <w:webHidden/>
               </w:rPr>
-              <w:t>2</w:t>
+              <w:t>4</w:t>
             </w:r>
             <w:r>
               <w:rPr>
@@ -616,10 +616,11 @@
               <w:tab w:val="right" w:leader="dot" w:pos="9350"/>
             </w:tabs>
             <w:rPr>
+              <w:rFonts w:eastAsiaTheme="minorEastAsia"/>
               <w:noProof/>
             </w:rPr>
           </w:pPr>
-          <w:hyperlink w:anchor="_Toc243235569" w:history="1">
+          <w:hyperlink w:anchor="_Toc243473624" w:history="1">
             <w:r>
               <w:rPr>
                 <w:rStyle w:val="Hyperlink"/>
@@ -627,7 +628,6 @@
                 <w:b/>
                 <w:bCs/>
                 <w:noProof/>
-                <w:lang w:val="pl-PL"/>
               </w:rPr>
               <w:t>1. HYRJE</w:t>
             </w:r>
@@ -650,7 +650,7 @@
                 <w:noProof/>
                 <w:webHidden/>
               </w:rPr>
-              <w:instrText xml:space="preserve"> PAGEREF _Toc243235569 \h </w:instrText>
+              <w:instrText xml:space="preserve"> PAGEREF _Toc243473624 \h </w:instrText>
             </w:r>
             <w:r>
               <w:rPr>
@@ -670,7 +670,7 @@
                 <w:noProof/>
                 <w:webHidden/>
               </w:rPr>
-              <w:t>2</w:t>
+              <w:t>4</w:t>
             </w:r>
             <w:r>
               <w:rPr>
@@ -688,10 +688,11 @@
               <w:tab w:val="right" w:leader="dot" w:pos="9350"/>
             </w:tabs>
             <w:rPr>
+              <w:rFonts w:eastAsiaTheme="minorEastAsia"/>
               <w:noProof/>
             </w:rPr>
           </w:pPr>
-          <w:hyperlink w:anchor="_Toc243235570" w:history="1">
+          <w:hyperlink w:anchor="_Toc243473625" w:history="1">
             <w:r>
               <w:rPr>
                 <w:rStyle w:val="Hyperlink"/>
@@ -699,7 +700,6 @@
                 <w:b/>
                 <w:bCs/>
                 <w:noProof/>
-                <w:lang w:val="pl-PL"/>
               </w:rPr>
               <w:t>2. PËRSHKRIMI I PROBLEMIT</w:t>
             </w:r>
@@ -722,7 +722,7 @@
                 <w:noProof/>
                 <w:webHidden/>
               </w:rPr>
-              <w:instrText xml:space="preserve"> PAGEREF _Toc243235570 \h </w:instrText>
+              <w:instrText xml:space="preserve"> PAGEREF _Toc243473625 \h </w:instrText>
             </w:r>
             <w:r>
               <w:rPr>
@@ -742,7 +742,7 @@
                 <w:noProof/>
                 <w:webHidden/>
               </w:rPr>
-              <w:t>2</w:t>
+              <w:t>4</w:t>
             </w:r>
             <w:r>
               <w:rPr>
@@ -760,10 +760,11 @@
               <w:tab w:val="right" w:leader="dot" w:pos="9350"/>
             </w:tabs>
             <w:rPr>
+              <w:rFonts w:eastAsiaTheme="minorEastAsia"/>
               <w:noProof/>
             </w:rPr>
           </w:pPr>
-          <w:hyperlink w:anchor="_Toc243235571" w:history="1">
+          <w:hyperlink w:anchor="_Toc243473626" w:history="1">
             <w:r>
               <w:rPr>
                 <w:rStyle w:val="Hyperlink"/>
@@ -793,7 +794,7 @@
                 <w:noProof/>
                 <w:webHidden/>
               </w:rPr>
-              <w:instrText xml:space="preserve"> PAGEREF _Toc243235571 \h </w:instrText>
+              <w:instrText xml:space="preserve"> PAGEREF _Toc243473626 \h </w:instrText>
             </w:r>
             <w:r>
               <w:rPr>
@@ -813,7 +814,7 @@
                 <w:noProof/>
                 <w:webHidden/>
               </w:rPr>
-              <w:t>2</w:t>
+              <w:t>4</w:t>
             </w:r>
             <w:r>
               <w:rPr>
@@ -831,10 +832,11 @@
               <w:tab w:val="right" w:leader="dot" w:pos="9350"/>
             </w:tabs>
             <w:rPr>
+              <w:rFonts w:eastAsiaTheme="minorEastAsia"/>
               <w:noProof/>
             </w:rPr>
           </w:pPr>
-          <w:hyperlink w:anchor="_Toc243235572" w:history="1">
+          <w:hyperlink w:anchor="_Toc243473627" w:history="1">
             <w:r>
               <w:rPr>
                 <w:rStyle w:val="Hyperlink"/>
@@ -865,7 +867,7 @@
                 <w:noProof/>
                 <w:webHidden/>
               </w:rPr>
-              <w:instrText xml:space="preserve"> PAGEREF _Toc243235572 \h </w:instrText>
+              <w:instrText xml:space="preserve"> PAGEREF _Toc243473627 \h </w:instrText>
             </w:r>
             <w:r>
               <w:rPr>
@@ -885,7 +887,7 @@
                 <w:noProof/>
                 <w:webHidden/>
               </w:rPr>
-              <w:t>3</w:t>
+              <w:t>5</w:t>
             </w:r>
             <w:r>
               <w:rPr>
@@ -903,10 +905,11 @@
               <w:tab w:val="right" w:leader="dot" w:pos="9350"/>
             </w:tabs>
             <w:rPr>
+              <w:rFonts w:eastAsiaTheme="minorEastAsia"/>
               <w:noProof/>
             </w:rPr>
           </w:pPr>
-          <w:hyperlink w:anchor="_Toc243235573" w:history="1">
+          <w:hyperlink w:anchor="_Toc243473628" w:history="1">
             <w:r>
               <w:rPr>
                 <w:rStyle w:val="Hyperlink"/>
@@ -937,7 +940,7 @@
                 <w:noProof/>
                 <w:webHidden/>
               </w:rPr>
-              <w:instrText xml:space="preserve"> PAGEREF _Toc243235573 \h </w:instrText>
+              <w:instrText xml:space="preserve"> PAGEREF _Toc243473628 \h </w:instrText>
             </w:r>
             <w:r>
               <w:rPr>
@@ -957,7 +960,7 @@
                 <w:noProof/>
                 <w:webHidden/>
               </w:rPr>
-              <w:t>3</w:t>
+              <w:t>5</w:t>
             </w:r>
             <w:r>
               <w:rPr>
@@ -975,10 +978,11 @@
               <w:tab w:val="right" w:leader="dot" w:pos="9350"/>
             </w:tabs>
             <w:rPr>
+              <w:rFonts w:eastAsiaTheme="minorEastAsia"/>
               <w:noProof/>
             </w:rPr>
           </w:pPr>
-          <w:hyperlink w:anchor="_Toc243235574" w:history="1">
+          <w:hyperlink w:anchor="_Toc243473629" w:history="1">
             <w:r>
               <w:rPr>
                 <w:rStyle w:val="Hyperlink"/>
@@ -1008,7 +1012,7 @@
                 <w:noProof/>
                 <w:webHidden/>
               </w:rPr>
-              <w:instrText xml:space="preserve"> PAGEREF _Toc243235574 \h </w:instrText>
+              <w:instrText xml:space="preserve"> PAGEREF _Toc243473629 \h </w:instrText>
             </w:r>
             <w:r>
               <w:rPr>
@@ -1028,7 +1032,7 @@
                 <w:noProof/>
                 <w:webHidden/>
               </w:rPr>
-              <w:t>3</w:t>
+              <w:t>5</w:t>
             </w:r>
             <w:r>
               <w:rPr>
@@ -1046,10 +1050,11 @@
               <w:tab w:val="right" w:leader="dot" w:pos="9350"/>
             </w:tabs>
             <w:rPr>
+              <w:rFonts w:eastAsiaTheme="minorEastAsia"/>
               <w:noProof/>
             </w:rPr>
           </w:pPr>
-          <w:hyperlink w:anchor="_Toc243235575" w:history="1">
+          <w:hyperlink w:anchor="_Toc243473630" w:history="1">
             <w:r>
               <w:rPr>
                 <w:rStyle w:val="Hyperlink"/>
@@ -1080,7 +1085,7 @@
                 <w:noProof/>
                 <w:webHidden/>
               </w:rPr>
-              <w:instrText xml:space="preserve"> PAGEREF _Toc243235575 \h </w:instrText>
+              <w:instrText xml:space="preserve"> PAGEREF _Toc243473630 \h </w:instrText>
             </w:r>
             <w:r>
               <w:rPr>
@@ -1100,7 +1105,7 @@
                 <w:noProof/>
                 <w:webHidden/>
               </w:rPr>
-              <w:t>3</w:t>
+              <w:t>6</w:t>
             </w:r>
             <w:r>
               <w:rPr>
@@ -1118,10 +1123,11 @@
               <w:tab w:val="right" w:leader="dot" w:pos="9350"/>
             </w:tabs>
             <w:rPr>
+              <w:rFonts w:eastAsiaTheme="minorEastAsia"/>
               <w:noProof/>
             </w:rPr>
           </w:pPr>
-          <w:hyperlink w:anchor="_Toc243235576" w:history="1">
+          <w:hyperlink w:anchor="_Toc243473631" w:history="1">
             <w:r>
               <w:rPr>
                 <w:rStyle w:val="Hyperlink"/>
@@ -1152,7 +1158,7 @@
                 <w:noProof/>
                 <w:webHidden/>
               </w:rPr>
-              <w:instrText xml:space="preserve"> PAGEREF _Toc243235576 \h </w:instrText>
+              <w:instrText xml:space="preserve"> PAGEREF _Toc243473631 \h </w:instrText>
             </w:r>
             <w:r>
               <w:rPr>
@@ -1172,7 +1178,7 @@
                 <w:noProof/>
                 <w:webHidden/>
               </w:rPr>
-              <w:t>4</w:t>
+              <w:t>6</w:t>
             </w:r>
             <w:r>
               <w:rPr>
@@ -1190,10 +1196,11 @@
               <w:tab w:val="right" w:leader="dot" w:pos="9350"/>
             </w:tabs>
             <w:rPr>
+              <w:rFonts w:eastAsiaTheme="minorEastAsia"/>
               <w:noProof/>
             </w:rPr>
           </w:pPr>
-          <w:hyperlink w:anchor="_Toc243235577" w:history="1">
+          <w:hyperlink w:anchor="_Toc243473632" w:history="1">
             <w:r>
               <w:rPr>
                 <w:rStyle w:val="Hyperlink"/>
@@ -1224,7 +1231,7 @@
                 <w:noProof/>
                 <w:webHidden/>
               </w:rPr>
-              <w:instrText xml:space="preserve"> PAGEREF _Toc243235577 \h </w:instrText>
+              <w:instrText xml:space="preserve"> PAGEREF _Toc243473632 \h </w:instrText>
             </w:r>
             <w:r>
               <w:rPr>
@@ -1244,7 +1251,7 @@
                 <w:noProof/>
                 <w:webHidden/>
               </w:rPr>
-              <w:t>4</w:t>
+              <w:t>6</w:t>
             </w:r>
             <w:r>
               <w:rPr>
@@ -1262,10 +1269,11 @@
               <w:tab w:val="right" w:leader="dot" w:pos="9350"/>
             </w:tabs>
             <w:rPr>
+              <w:rFonts w:eastAsiaTheme="minorEastAsia"/>
               <w:noProof/>
             </w:rPr>
           </w:pPr>
-          <w:hyperlink w:anchor="_Toc243235578" w:history="1">
+          <w:hyperlink w:anchor="_Toc243473633" w:history="1">
             <w:r>
               <w:rPr>
                 <w:rStyle w:val="Hyperlink"/>
@@ -1296,7 +1304,7 @@
                 <w:noProof/>
                 <w:webHidden/>
               </w:rPr>
-              <w:instrText xml:space="preserve"> PAGEREF _Toc243235578 \h </w:instrText>
+              <w:instrText xml:space="preserve"> PAGEREF _Toc243473633 \h </w:instrText>
             </w:r>
             <w:r>
               <w:rPr>
@@ -1316,7 +1324,7 @@
                 <w:noProof/>
                 <w:webHidden/>
               </w:rPr>
-              <w:t>4</w:t>
+              <w:t>6</w:t>
             </w:r>
             <w:r>
               <w:rPr>
@@ -1334,10 +1342,11 @@
               <w:tab w:val="right" w:leader="dot" w:pos="9350"/>
             </w:tabs>
             <w:rPr>
+              <w:rFonts w:eastAsiaTheme="minorEastAsia"/>
               <w:noProof/>
             </w:rPr>
           </w:pPr>
-          <w:hyperlink w:anchor="_Toc243235579" w:history="1">
+          <w:hyperlink w:anchor="_Toc243473634" w:history="1">
             <w:r>
               <w:rPr>
                 <w:rStyle w:val="Hyperlink"/>
@@ -1368,7 +1377,7 @@
                 <w:noProof/>
                 <w:webHidden/>
               </w:rPr>
-              <w:instrText xml:space="preserve"> PAGEREF _Toc243235579 \h </w:instrText>
+              <w:instrText xml:space="preserve"> PAGEREF _Toc243473634 \h </w:instrText>
             </w:r>
             <w:r>
               <w:rPr>
@@ -1388,7 +1397,7 @@
                 <w:noProof/>
                 <w:webHidden/>
               </w:rPr>
-              <w:t>4</w:t>
+              <w:t>6</w:t>
             </w:r>
             <w:r>
               <w:rPr>
@@ -1406,10 +1415,11 @@
               <w:tab w:val="right" w:leader="dot" w:pos="9350"/>
             </w:tabs>
             <w:rPr>
+              <w:rFonts w:eastAsiaTheme="minorEastAsia"/>
               <w:noProof/>
             </w:rPr>
           </w:pPr>
-          <w:hyperlink w:anchor="_Toc243235580" w:history="1">
+          <w:hyperlink w:anchor="_Toc243473635" w:history="1">
             <w:r>
               <w:rPr>
                 <w:rStyle w:val="Hyperlink"/>
@@ -1440,7 +1450,7 @@
                 <w:noProof/>
                 <w:webHidden/>
               </w:rPr>
-              <w:instrText xml:space="preserve"> PAGEREF _Toc243235580 \h </w:instrText>
+              <w:instrText xml:space="preserve"> PAGEREF _Toc243473635 \h </w:instrText>
             </w:r>
             <w:r>
               <w:rPr>
@@ -1460,7 +1470,7 @@
                 <w:noProof/>
                 <w:webHidden/>
               </w:rPr>
-              <w:t>4</w:t>
+              <w:t>6</w:t>
             </w:r>
             <w:r>
               <w:rPr>
@@ -1478,10 +1488,11 @@
               <w:tab w:val="right" w:leader="dot" w:pos="9350"/>
             </w:tabs>
             <w:rPr>
+              <w:rFonts w:eastAsiaTheme="minorEastAsia"/>
               <w:noProof/>
             </w:rPr>
           </w:pPr>
-          <w:hyperlink w:anchor="_Toc243235581" w:history="1">
+          <w:hyperlink w:anchor="_Toc243473636" w:history="1">
             <w:r>
               <w:rPr>
                 <w:rStyle w:val="Hyperlink"/>
@@ -1512,7 +1523,7 @@
                 <w:noProof/>
                 <w:webHidden/>
               </w:rPr>
-              <w:instrText xml:space="preserve"> PAGEREF _Toc243235581 \h </w:instrText>
+              <w:instrText xml:space="preserve"> PAGEREF _Toc243473636 \h </w:instrText>
             </w:r>
             <w:r>
               <w:rPr>
@@ -1532,7 +1543,7 @@
                 <w:noProof/>
                 <w:webHidden/>
               </w:rPr>
-              <w:t>4</w:t>
+              <w:t>6</w:t>
             </w:r>
             <w:r>
               <w:rPr>
@@ -1550,10 +1561,11 @@
               <w:tab w:val="right" w:leader="dot" w:pos="9350"/>
             </w:tabs>
             <w:rPr>
+              <w:rFonts w:eastAsiaTheme="minorEastAsia"/>
               <w:noProof/>
             </w:rPr>
           </w:pPr>
-          <w:hyperlink w:anchor="_Toc243235582" w:history="1">
+          <w:hyperlink w:anchor="_Toc243473637" w:history="1">
             <w:r>
               <w:rPr>
                 <w:rStyle w:val="Hyperlink"/>
@@ -1584,7 +1596,7 @@
                 <w:noProof/>
                 <w:webHidden/>
               </w:rPr>
-              <w:instrText xml:space="preserve"> PAGEREF _Toc243235582 \h </w:instrText>
+              <w:instrText xml:space="preserve"> PAGEREF _Toc243473637 \h </w:instrText>
             </w:r>
             <w:r>
               <w:rPr>
@@ -1604,7 +1616,7 @@
                 <w:noProof/>
                 <w:webHidden/>
               </w:rPr>
-              <w:t>4</w:t>
+              <w:t>6</w:t>
             </w:r>
             <w:r>
               <w:rPr>
@@ -1622,10 +1634,11 @@
               <w:tab w:val="right" w:leader="dot" w:pos="9350"/>
             </w:tabs>
             <w:rPr>
+              <w:rFonts w:eastAsiaTheme="minorEastAsia"/>
               <w:noProof/>
             </w:rPr>
           </w:pPr>
-          <w:hyperlink w:anchor="_Toc243235583" w:history="1">
+          <w:hyperlink w:anchor="_Toc243473638" w:history="1">
             <w:r>
               <w:rPr>
                 <w:rStyle w:val="Hyperlink"/>
@@ -1656,7 +1669,7 @@
                 <w:noProof/>
                 <w:webHidden/>
               </w:rPr>
-              <w:instrText xml:space="preserve"> PAGEREF _Toc243235583 \h </w:instrText>
+              <w:instrText xml:space="preserve"> PAGEREF _Toc243473638 \h </w:instrText>
             </w:r>
             <w:r>
               <w:rPr>
@@ -1676,7 +1689,7 @@
                 <w:noProof/>
                 <w:webHidden/>
               </w:rPr>
-              <w:t>4</w:t>
+              <w:t>6</w:t>
             </w:r>
             <w:r>
               <w:rPr>
@@ -1694,10 +1707,11 @@
               <w:tab w:val="right" w:leader="dot" w:pos="9350"/>
             </w:tabs>
             <w:rPr>
+              <w:rFonts w:eastAsiaTheme="minorEastAsia"/>
               <w:noProof/>
             </w:rPr>
           </w:pPr>
-          <w:hyperlink w:anchor="_Toc243235584" w:history="1">
+          <w:hyperlink w:anchor="_Toc243473639" w:history="1">
             <w:r>
               <w:rPr>
                 <w:rStyle w:val="Hyperlink"/>
@@ -1727,7 +1741,7 @@
                 <w:noProof/>
                 <w:webHidden/>
               </w:rPr>
-              <w:instrText xml:space="preserve"> PAGEREF _Toc243235584 \h </w:instrText>
+              <w:instrText xml:space="preserve"> PAGEREF _Toc243473639 \h </w:instrText>
             </w:r>
             <w:r>
               <w:rPr>
@@ -1747,7 +1761,7 @@
                 <w:noProof/>
                 <w:webHidden/>
               </w:rPr>
-              <w:t>5</w:t>
+              <w:t>7</w:t>
             </w:r>
             <w:r>
               <w:rPr>
@@ -1765,10 +1779,11 @@
               <w:tab w:val="right" w:leader="dot" w:pos="9350"/>
             </w:tabs>
             <w:rPr>
+              <w:rFonts w:eastAsiaTheme="minorEastAsia"/>
               <w:noProof/>
             </w:rPr>
           </w:pPr>
-          <w:hyperlink w:anchor="_Toc243235585" w:history="1">
+          <w:hyperlink w:anchor="_Toc243473640" w:history="1">
             <w:r>
               <w:rPr>
                 <w:rStyle w:val="Hyperlink"/>
@@ -1798,7 +1813,7 @@
                 <w:noProof/>
                 <w:webHidden/>
               </w:rPr>
-              <w:instrText xml:space="preserve"> PAGEREF _Toc243235585 \h </w:instrText>
+              <w:instrText xml:space="preserve"> PAGEREF _Toc243473640 \h </w:instrText>
             </w:r>
             <w:r>
               <w:rPr>
@@ -1818,7 +1833,7 @@
                 <w:noProof/>
                 <w:webHidden/>
               </w:rPr>
-              <w:t>5</w:t>
+              <w:t>8</w:t>
             </w:r>
             <w:r>
               <w:rPr>
@@ -1836,10 +1851,11 @@
               <w:tab w:val="right" w:leader="dot" w:pos="9350"/>
             </w:tabs>
             <w:rPr>
+              <w:rFonts w:eastAsiaTheme="minorEastAsia"/>
               <w:noProof/>
             </w:rPr>
           </w:pPr>
-          <w:hyperlink w:anchor="_Toc243235586" w:history="1">
+          <w:hyperlink w:anchor="_Toc243473641" w:history="1">
             <w:r>
               <w:rPr>
                 <w:rStyle w:val="Hyperlink"/>
@@ -1869,7 +1885,7 @@
                 <w:noProof/>
                 <w:webHidden/>
               </w:rPr>
-              <w:instrText xml:space="preserve"> PAGEREF _Toc243235586 \h </w:instrText>
+              <w:instrText xml:space="preserve"> PAGEREF _Toc243473641 \h </w:instrText>
             </w:r>
             <w:r>
               <w:rPr>
@@ -1889,7 +1905,7 @@
                 <w:noProof/>
                 <w:webHidden/>
               </w:rPr>
-              <w:t>5</w:t>
+              <w:t>8</w:t>
             </w:r>
             <w:r>
               <w:rPr>
@@ -1907,10 +1923,11 @@
               <w:tab w:val="right" w:leader="dot" w:pos="9350"/>
             </w:tabs>
             <w:rPr>
+              <w:rFonts w:eastAsiaTheme="minorEastAsia"/>
               <w:noProof/>
             </w:rPr>
           </w:pPr>
-          <w:hyperlink w:anchor="_Toc243235587" w:history="1">
+          <w:hyperlink w:anchor="_Toc243473642" w:history="1">
             <w:r>
               <w:rPr>
                 <w:rStyle w:val="Hyperlink"/>
@@ -1940,7 +1957,7 @@
                 <w:noProof/>
                 <w:webHidden/>
               </w:rPr>
-              <w:instrText xml:space="preserve"> PAGEREF _Toc243235587 \h </w:instrText>
+              <w:instrText xml:space="preserve"> PAGEREF _Toc243473642 \h </w:instrText>
             </w:r>
             <w:r>
               <w:rPr>
@@ -1960,7 +1977,7 @@
                 <w:noProof/>
                 <w:webHidden/>
               </w:rPr>
-              <w:t>6</w:t>
+              <w:t>8</w:t>
             </w:r>
             <w:r>
               <w:rPr>
@@ -1978,10 +1995,11 @@
               <w:tab w:val="right" w:leader="dot" w:pos="9350"/>
             </w:tabs>
             <w:rPr>
+              <w:rFonts w:eastAsiaTheme="minorEastAsia"/>
               <w:noProof/>
             </w:rPr>
           </w:pPr>
-          <w:hyperlink w:anchor="_Toc243235588" w:history="1">
+          <w:hyperlink w:anchor="_Toc243473643" w:history="1">
             <w:r>
               <w:rPr>
                 <w:rStyle w:val="Hyperlink"/>
@@ -2011,7 +2029,7 @@
                 <w:noProof/>
                 <w:webHidden/>
               </w:rPr>
-              <w:instrText xml:space="preserve"> PAGEREF _Toc243235588 \h </w:instrText>
+              <w:instrText xml:space="preserve"> PAGEREF _Toc243473643 \h </w:instrText>
             </w:r>
             <w:r>
               <w:rPr>
@@ -2031,7 +2049,7 @@
                 <w:noProof/>
                 <w:webHidden/>
               </w:rPr>
-              <w:t>6</w:t>
+              <w:t>8</w:t>
             </w:r>
             <w:r>
               <w:rPr>
@@ -2049,10 +2067,11 @@
               <w:tab w:val="right" w:leader="dot" w:pos="9350"/>
             </w:tabs>
             <w:rPr>
+              <w:rFonts w:eastAsiaTheme="minorEastAsia"/>
               <w:noProof/>
             </w:rPr>
           </w:pPr>
-          <w:hyperlink w:anchor="_Toc243235589" w:history="1">
+          <w:hyperlink w:anchor="_Toc243473644" w:history="1">
             <w:r>
               <w:rPr>
                 <w:rStyle w:val="Hyperlink"/>
@@ -2082,7 +2101,7 @@
                 <w:noProof/>
                 <w:webHidden/>
               </w:rPr>
-              <w:instrText xml:space="preserve"> PAGEREF _Toc243235589 \h </w:instrText>
+              <w:instrText xml:space="preserve"> PAGEREF _Toc243473644 \h </w:instrText>
             </w:r>
             <w:r>
               <w:rPr>
@@ -2102,7 +2121,7 @@
                 <w:noProof/>
                 <w:webHidden/>
               </w:rPr>
-              <w:t>6</w:t>
+              <w:t>8</w:t>
             </w:r>
             <w:r>
               <w:rPr>
@@ -2120,10 +2139,11 @@
               <w:tab w:val="right" w:leader="dot" w:pos="9350"/>
             </w:tabs>
             <w:rPr>
+              <w:rFonts w:eastAsiaTheme="minorEastAsia"/>
               <w:noProof/>
             </w:rPr>
           </w:pPr>
-          <w:hyperlink w:anchor="_Toc243235590" w:history="1">
+          <w:hyperlink w:anchor="_Toc243473645" w:history="1">
             <w:r>
               <w:rPr>
                 <w:rStyle w:val="Hyperlink"/>
@@ -2153,7 +2173,7 @@
                 <w:noProof/>
                 <w:webHidden/>
               </w:rPr>
-              <w:instrText xml:space="preserve"> PAGEREF _Toc243235590 \h </w:instrText>
+              <w:instrText xml:space="preserve"> PAGEREF _Toc243473645 \h </w:instrText>
             </w:r>
             <w:r>
               <w:rPr>
@@ -2173,7 +2193,7 @@
                 <w:noProof/>
                 <w:webHidden/>
               </w:rPr>
-              <w:t>6</w:t>
+              <w:t>8</w:t>
             </w:r>
             <w:r>
               <w:rPr>
@@ -2191,10 +2211,11 @@
               <w:tab w:val="right" w:leader="dot" w:pos="9350"/>
             </w:tabs>
             <w:rPr>
+              <w:rFonts w:eastAsiaTheme="minorEastAsia"/>
               <w:noProof/>
             </w:rPr>
           </w:pPr>
-          <w:hyperlink w:anchor="_Toc243235591" w:history="1">
+          <w:hyperlink w:anchor="_Toc243473646" w:history="1">
             <w:r>
               <w:rPr>
                 <w:rStyle w:val="Hyperlink"/>
@@ -2225,7 +2246,7 @@
                 <w:noProof/>
                 <w:webHidden/>
               </w:rPr>
-              <w:instrText xml:space="preserve"> PAGEREF _Toc243235591 \h </w:instrText>
+              <w:instrText xml:space="preserve"> PAGEREF _Toc243473646 \h </w:instrText>
             </w:r>
             <w:r>
               <w:rPr>
@@ -2245,7 +2266,7 @@
                 <w:noProof/>
                 <w:webHidden/>
               </w:rPr>
-              <w:t>6</w:t>
+              <w:t>8</w:t>
             </w:r>
             <w:r>
               <w:rPr>
@@ -2263,10 +2284,11 @@
               <w:tab w:val="right" w:leader="dot" w:pos="9350"/>
             </w:tabs>
             <w:rPr>
+              <w:rFonts w:eastAsiaTheme="minorEastAsia"/>
               <w:noProof/>
             </w:rPr>
           </w:pPr>
-          <w:hyperlink w:anchor="_Toc243235592" w:history="1">
+          <w:hyperlink w:anchor="_Toc243473647" w:history="1">
             <w:r>
               <w:rPr>
                 <w:rStyle w:val="Hyperlink"/>
@@ -2296,7 +2318,7 @@
                 <w:noProof/>
                 <w:webHidden/>
               </w:rPr>
-              <w:instrText xml:space="preserve"> PAGEREF _Toc243235592 \h </w:instrText>
+              <w:instrText xml:space="preserve"> PAGEREF _Toc243473647 \h </w:instrText>
             </w:r>
             <w:r>
               <w:rPr>
@@ -2316,7 +2338,7 @@
                 <w:noProof/>
                 <w:webHidden/>
               </w:rPr>
-              <w:t>6</w:t>
+              <w:t>8</w:t>
             </w:r>
             <w:r>
               <w:rPr>
@@ -2334,10 +2356,11 @@
               <w:tab w:val="right" w:leader="dot" w:pos="9350"/>
             </w:tabs>
             <w:rPr>
+              <w:rFonts w:eastAsiaTheme="minorEastAsia"/>
               <w:noProof/>
             </w:rPr>
           </w:pPr>
-          <w:hyperlink w:anchor="_Toc243235593" w:history="1">
+          <w:hyperlink w:anchor="_Toc243473648" w:history="1">
             <w:r>
               <w:rPr>
                 <w:rStyle w:val="Hyperlink"/>
@@ -2367,7 +2390,7 @@
                 <w:noProof/>
                 <w:webHidden/>
               </w:rPr>
-              <w:instrText xml:space="preserve"> PAGEREF _Toc243235593 \h </w:instrText>
+              <w:instrText xml:space="preserve"> PAGEREF _Toc243473648 \h </w:instrText>
             </w:r>
             <w:r>
               <w:rPr>
@@ -2387,7 +2410,7 @@
                 <w:noProof/>
                 <w:webHidden/>
               </w:rPr>
-              <w:t>6</w:t>
+              <w:t>8</w:t>
             </w:r>
             <w:r>
               <w:rPr>
@@ -2405,10 +2428,11 @@
               <w:tab w:val="right" w:leader="dot" w:pos="9350"/>
             </w:tabs>
             <w:rPr>
+              <w:rFonts w:eastAsiaTheme="minorEastAsia"/>
               <w:noProof/>
             </w:rPr>
           </w:pPr>
-          <w:hyperlink w:anchor="_Toc243235594" w:history="1">
+          <w:hyperlink w:anchor="_Toc243473649" w:history="1">
             <w:r>
               <w:rPr>
                 <w:rStyle w:val="Hyperlink"/>
@@ -2439,7 +2463,7 @@
                 <w:noProof/>
                 <w:webHidden/>
               </w:rPr>
-              <w:instrText xml:space="preserve"> PAGEREF _Toc243235594 \h </w:instrText>
+              <w:instrText xml:space="preserve"> PAGEREF _Toc243473649 \h </w:instrText>
             </w:r>
             <w:r>
               <w:rPr>
@@ -2459,7 +2483,7 @@
                 <w:noProof/>
                 <w:webHidden/>
               </w:rPr>
-              <w:t>6</w:t>
+              <w:t>9</w:t>
             </w:r>
             <w:r>
               <w:rPr>
@@ -2477,10 +2501,11 @@
               <w:tab w:val="right" w:leader="dot" w:pos="9350"/>
             </w:tabs>
             <w:rPr>
+              <w:rFonts w:eastAsiaTheme="minorEastAsia"/>
               <w:noProof/>
             </w:rPr>
           </w:pPr>
-          <w:hyperlink w:anchor="_Toc243235595" w:history="1">
+          <w:hyperlink w:anchor="_Toc243473650" w:history="1">
             <w:r>
               <w:rPr>
                 <w:rStyle w:val="Hyperlink"/>
@@ -2510,7 +2535,7 @@
                 <w:noProof/>
                 <w:webHidden/>
               </w:rPr>
-              <w:instrText xml:space="preserve"> PAGEREF _Toc243235595 \h </w:instrText>
+              <w:instrText xml:space="preserve"> PAGEREF _Toc243473650 \h </w:instrText>
             </w:r>
             <w:r>
               <w:rPr>
@@ -2530,7 +2555,7 @@
                 <w:noProof/>
                 <w:webHidden/>
               </w:rPr>
-              <w:t>6</w:t>
+              <w:t>9</w:t>
             </w:r>
             <w:r>
               <w:rPr>
@@ -2548,10 +2573,11 @@
               <w:tab w:val="right" w:leader="dot" w:pos="9350"/>
             </w:tabs>
             <w:rPr>
+              <w:rFonts w:eastAsiaTheme="minorEastAsia"/>
               <w:noProof/>
             </w:rPr>
           </w:pPr>
-          <w:hyperlink w:anchor="_Toc243235596" w:history="1">
+          <w:hyperlink w:anchor="_Toc243473651" w:history="1">
             <w:r>
               <w:rPr>
                 <w:rStyle w:val="Hyperlink"/>
@@ -2581,7 +2607,7 @@
                 <w:noProof/>
                 <w:webHidden/>
               </w:rPr>
-              <w:instrText xml:space="preserve"> PAGEREF _Toc243235596 \h </w:instrText>
+              <w:instrText xml:space="preserve"> PAGEREF _Toc243473651 \h </w:instrText>
             </w:r>
             <w:r>
               <w:rPr>
@@ -2601,7 +2627,7 @@
                 <w:noProof/>
                 <w:webHidden/>
               </w:rPr>
-              <w:t>7</w:t>
+              <w:t>9</w:t>
             </w:r>
             <w:r>
               <w:rPr>
@@ -2619,10 +2645,11 @@
               <w:tab w:val="right" w:leader="dot" w:pos="9350"/>
             </w:tabs>
             <w:rPr>
+              <w:rFonts w:eastAsiaTheme="minorEastAsia"/>
               <w:noProof/>
             </w:rPr>
           </w:pPr>
-          <w:hyperlink w:anchor="_Toc243235597" w:history="1">
+          <w:hyperlink w:anchor="_Toc243473652" w:history="1">
             <w:r>
               <w:rPr>
                 <w:rStyle w:val="Hyperlink"/>
@@ -2652,7 +2679,7 @@
                 <w:noProof/>
                 <w:webHidden/>
               </w:rPr>
-              <w:instrText xml:space="preserve"> PAGEREF _Toc243235597 \h </w:instrText>
+              <w:instrText xml:space="preserve"> PAGEREF _Toc243473652 \h </w:instrText>
             </w:r>
             <w:r>
               <w:rPr>
@@ -2672,7 +2699,7 @@
                 <w:noProof/>
                 <w:webHidden/>
               </w:rPr>
-              <w:t>7</w:t>
+              <w:t>9</w:t>
             </w:r>
             <w:r>
               <w:rPr>
@@ -2690,10 +2717,11 @@
               <w:tab w:val="right" w:leader="dot" w:pos="9350"/>
             </w:tabs>
             <w:rPr>
+              <w:rFonts w:eastAsiaTheme="minorEastAsia"/>
               <w:noProof/>
             </w:rPr>
           </w:pPr>
-          <w:hyperlink w:anchor="_Toc243235598" w:history="1">
+          <w:hyperlink w:anchor="_Toc243473653" w:history="1">
             <w:r>
               <w:rPr>
                 <w:rStyle w:val="Hyperlink"/>
@@ -2724,7 +2752,7 @@
                 <w:noProof/>
                 <w:webHidden/>
               </w:rPr>
-              <w:instrText xml:space="preserve"> PAGEREF _Toc243235598 \h </w:instrText>
+              <w:instrText xml:space="preserve"> PAGEREF _Toc243473653 \h </w:instrText>
             </w:r>
             <w:r>
               <w:rPr>
@@ -2744,7 +2772,7 @@
                 <w:noProof/>
                 <w:webHidden/>
               </w:rPr>
-              <w:t>7</w:t>
+              <w:t>9</w:t>
             </w:r>
             <w:r>
               <w:rPr>
@@ -2762,10 +2790,11 @@
               <w:tab w:val="right" w:leader="dot" w:pos="9350"/>
             </w:tabs>
             <w:rPr>
+              <w:rFonts w:eastAsiaTheme="minorEastAsia"/>
               <w:noProof/>
             </w:rPr>
           </w:pPr>
-          <w:hyperlink w:anchor="_Toc243235599" w:history="1">
+          <w:hyperlink w:anchor="_Toc243473654" w:history="1">
             <w:r>
               <w:rPr>
                 <w:rStyle w:val="Hyperlink"/>
@@ -2795,7 +2824,7 @@
                 <w:noProof/>
                 <w:webHidden/>
               </w:rPr>
-              <w:instrText xml:space="preserve"> PAGEREF _Toc243235599 \h </w:instrText>
+              <w:instrText xml:space="preserve"> PAGEREF _Toc243473654 \h </w:instrText>
             </w:r>
             <w:r>
               <w:rPr>
@@ -2815,7 +2844,7 @@
                 <w:noProof/>
                 <w:webHidden/>
               </w:rPr>
-              <w:t>8</w:t>
+              <w:t>11</w:t>
             </w:r>
             <w:r>
               <w:rPr>
@@ -2833,10 +2862,11 @@
               <w:tab w:val="right" w:leader="dot" w:pos="9350"/>
             </w:tabs>
             <w:rPr>
+              <w:rFonts w:eastAsiaTheme="minorEastAsia"/>
               <w:noProof/>
             </w:rPr>
           </w:pPr>
-          <w:hyperlink w:anchor="_Toc243235600" w:history="1">
+          <w:hyperlink w:anchor="_Toc243473655" w:history="1">
             <w:r>
               <w:rPr>
                 <w:rStyle w:val="Hyperlink"/>
@@ -2866,7 +2896,7 @@
                 <w:noProof/>
                 <w:webHidden/>
               </w:rPr>
-              <w:instrText xml:space="preserve"> PAGEREF _Toc243235600 \h </w:instrText>
+              <w:instrText xml:space="preserve"> PAGEREF _Toc243473655 \h </w:instrText>
             </w:r>
             <w:r>
               <w:rPr>
@@ -2886,7 +2916,7 @@
                 <w:noProof/>
                 <w:webHidden/>
               </w:rPr>
-              <w:t>9</w:t>
+              <w:t>11</w:t>
             </w:r>
             <w:r>
               <w:rPr>
@@ -2904,10 +2934,11 @@
               <w:tab w:val="right" w:leader="dot" w:pos="9350"/>
             </w:tabs>
             <w:rPr>
+              <w:rFonts w:eastAsiaTheme="minorEastAsia"/>
               <w:noProof/>
             </w:rPr>
           </w:pPr>
-          <w:hyperlink w:anchor="_Toc243235601" w:history="1">
+          <w:hyperlink w:anchor="_Toc243473656" w:history="1">
             <w:r>
               <w:rPr>
                 <w:rStyle w:val="Hyperlink"/>
@@ -2937,7 +2968,7 @@
                 <w:noProof/>
                 <w:webHidden/>
               </w:rPr>
-              <w:instrText xml:space="preserve"> PAGEREF _Toc243235601 \h </w:instrText>
+              <w:instrText xml:space="preserve"> PAGEREF _Toc243473656 \h </w:instrText>
             </w:r>
             <w:r>
               <w:rPr>
@@ -2957,7 +2988,7 @@
                 <w:noProof/>
                 <w:webHidden/>
               </w:rPr>
-              <w:t>9</w:t>
+              <w:t>11</w:t>
             </w:r>
             <w:r>
               <w:rPr>
@@ -2975,10 +3006,11 @@
               <w:tab w:val="right" w:leader="dot" w:pos="9350"/>
             </w:tabs>
             <w:rPr>
+              <w:rFonts w:eastAsiaTheme="minorEastAsia"/>
               <w:noProof/>
             </w:rPr>
           </w:pPr>
-          <w:hyperlink w:anchor="_Toc243235602" w:history="1">
+          <w:hyperlink w:anchor="_Toc243473657" w:history="1">
             <w:r>
               <w:rPr>
                 <w:rStyle w:val="Hyperlink"/>
@@ -3008,7 +3040,7 @@
                 <w:noProof/>
                 <w:webHidden/>
               </w:rPr>
-              <w:instrText xml:space="preserve"> PAGEREF _Toc243235602 \h </w:instrText>
+              <w:instrText xml:space="preserve"> PAGEREF _Toc243473657 \h </w:instrText>
             </w:r>
             <w:r>
               <w:rPr>
@@ -3028,7 +3060,7 @@
                 <w:noProof/>
                 <w:webHidden/>
               </w:rPr>
-              <w:t>9</w:t>
+              <w:t>12</w:t>
             </w:r>
             <w:r>
               <w:rPr>
@@ -3046,10 +3078,11 @@
               <w:tab w:val="right" w:leader="dot" w:pos="9350"/>
             </w:tabs>
             <w:rPr>
+              <w:rFonts w:eastAsiaTheme="minorEastAsia"/>
               <w:noProof/>
             </w:rPr>
           </w:pPr>
-          <w:hyperlink w:anchor="_Toc243235603" w:history="1">
+          <w:hyperlink w:anchor="_Toc243473658" w:history="1">
             <w:r>
               <w:rPr>
                 <w:rStyle w:val="Hyperlink"/>
@@ -3058,7 +3091,7 @@
                 <w:bCs/>
                 <w:noProof/>
               </w:rPr>
-              <w:t>15. REFERENCAT</w:t>
+              <w:t>RAPORTI 2</w:t>
             </w:r>
             <w:r>
               <w:rPr>
@@ -3079,7 +3112,7 @@
                 <w:noProof/>
                 <w:webHidden/>
               </w:rPr>
-              <w:instrText xml:space="preserve"> PAGEREF _Toc243235603 \h </w:instrText>
+              <w:instrText xml:space="preserve"> PAGEREF _Toc243473658 \h </w:instrText>
             </w:r>
             <w:r>
               <w:rPr>
@@ -3099,7 +3132,7 @@
                 <w:noProof/>
                 <w:webHidden/>
               </w:rPr>
-              <w:t>9</w:t>
+              <w:t>12</w:t>
             </w:r>
             <w:r>
               <w:rPr>
@@ -3158,7 +3191,7 @@
           <w:szCs w:val="28"/>
         </w:rPr>
       </w:pPr>
-      <w:bookmarkStart w:id="1" w:name="_Toc243235568"/>
+      <w:bookmarkStart w:id="1" w:name="_Toc243473623"/>
       <w:r>
         <w:rPr>
           <w:rFonts w:ascii="Times New Roman" w:hAnsi="Times New Roman" w:cs="Times New Roman"/>
@@ -3186,7 +3219,7 @@
           <w:szCs w:val="24"/>
         </w:rPr>
       </w:pPr>
-      <w:bookmarkStart w:id="2" w:name="_Toc243235569"/>
+      <w:bookmarkStart w:id="2" w:name="_Toc243473624"/>
       <w:r>
         <w:rPr>
           <w:rFonts w:ascii="Times New Roman" w:hAnsi="Times New Roman" w:cs="Times New Roman"/>
@@ -5759,7 +5792,7 @@
           <w:szCs w:val="24"/>
         </w:rPr>
       </w:pPr>
-      <w:bookmarkStart w:id="3" w:name="_Toc243235570"/>
+      <w:bookmarkStart w:id="3" w:name="_Toc243473625"/>
       <w:r>
         <w:rPr>
           <w:rFonts w:ascii="Times New Roman" w:hAnsi="Times New Roman" w:cs="Times New Roman"/>
@@ -8157,7 +8190,7 @@
           <w:szCs w:val="24"/>
         </w:rPr>
       </w:pPr>
-      <w:bookmarkStart w:id="4" w:name="_Toc243235571"/>
+      <w:bookmarkStart w:id="4" w:name="_Toc243473626"/>
       <w:r>
         <w:rPr>
           <w:rFonts w:ascii="Times New Roman" w:hAnsi="Times New Roman" w:cs="Times New Roman"/>
@@ -9177,7 +9210,7 @@
           <w:lang w:val="pl-PL"/>
         </w:rPr>
       </w:pPr>
-      <w:bookmarkStart w:id="5" w:name="_Toc243235572"/>
+      <w:bookmarkStart w:id="5" w:name="_Toc243473627"/>
       <w:r>
         <w:rPr>
           <w:rFonts w:ascii="Times New Roman" w:hAnsi="Times New Roman" w:cs="Times New Roman"/>
@@ -9224,7 +9257,7 @@
           <w:lang w:val="pl-PL"/>
         </w:rPr>
       </w:pPr>
-      <w:bookmarkStart w:id="6" w:name="_Toc243235573"/>
+      <w:bookmarkStart w:id="6" w:name="_Toc243473628"/>
       <w:r>
         <w:rPr>
           <w:rFonts w:ascii="Times New Roman" w:hAnsi="Times New Roman" w:cs="Times New Roman"/>
@@ -9812,7 +9845,7 @@
           <w:szCs w:val="24"/>
         </w:rPr>
       </w:pPr>
-      <w:bookmarkStart w:id="7" w:name="_Toc243235574"/>
+      <w:bookmarkStart w:id="7" w:name="_Toc243473629"/>
       <w:r>
         <w:rPr>
           <w:rFonts w:ascii="Times New Roman" w:hAnsi="Times New Roman" w:cs="Times New Roman"/>
@@ -10432,7 +10465,7 @@
           <w:lang w:val="pl-PL"/>
         </w:rPr>
       </w:pPr>
-      <w:bookmarkStart w:id="8" w:name="_Toc243235575"/>
+      <w:bookmarkStart w:id="8" w:name="_Toc243473630"/>
       <w:r>
         <w:rPr>
           <w:rFonts w:ascii="Times New Roman" w:hAnsi="Times New Roman" w:cs="Times New Roman"/>
@@ -10473,7 +10506,7 @@
           <w:lang w:val="pl-PL"/>
         </w:rPr>
       </w:pPr>
-      <w:bookmarkStart w:id="9" w:name="_Toc243235576"/>
+      <w:bookmarkStart w:id="9" w:name="_Toc243473631"/>
       <w:r>
         <w:rPr>
           <w:rStyle w:val="Heading2Char"/>
@@ -10521,7 +10554,7 @@
           <w:lang w:val="pl-PL"/>
         </w:rPr>
       </w:pPr>
-      <w:bookmarkStart w:id="10" w:name="_Toc243235577"/>
+      <w:bookmarkStart w:id="10" w:name="_Toc243473632"/>
       <w:r>
         <w:rPr>
           <w:rStyle w:val="Heading2Char"/>
@@ -10568,7 +10601,7 @@
           <w:lang w:val="pl-PL"/>
         </w:rPr>
       </w:pPr>
-      <w:bookmarkStart w:id="11" w:name="_Toc243235578"/>
+      <w:bookmarkStart w:id="11" w:name="_Toc243473633"/>
       <w:r>
         <w:rPr>
           <w:rStyle w:val="Heading2Char"/>
@@ -10607,7 +10640,7 @@
           <w:lang w:val="pl-PL"/>
         </w:rPr>
       </w:pPr>
-      <w:bookmarkStart w:id="12" w:name="_Toc243235579"/>
+      <w:bookmarkStart w:id="12" w:name="_Toc243473634"/>
       <w:r>
         <w:rPr>
           <w:rStyle w:val="Heading2Char"/>
@@ -10646,7 +10679,7 @@
           <w:lang w:val="pl-PL"/>
         </w:rPr>
       </w:pPr>
-      <w:bookmarkStart w:id="13" w:name="_Toc243235580"/>
+      <w:bookmarkStart w:id="13" w:name="_Toc243473635"/>
       <w:r>
         <w:rPr>
           <w:rStyle w:val="Heading2Char"/>
@@ -10687,7 +10720,7 @@
           <w:lang w:val="pl-PL"/>
         </w:rPr>
       </w:pPr>
-      <w:bookmarkStart w:id="14" w:name="_Toc243235581"/>
+      <w:bookmarkStart w:id="14" w:name="_Toc243473636"/>
       <w:r>
         <w:rPr>
           <w:rStyle w:val="Heading2Char"/>
@@ -10726,7 +10759,7 @@
           <w:lang w:val="pl-PL"/>
         </w:rPr>
       </w:pPr>
-      <w:bookmarkStart w:id="15" w:name="_Toc243235582"/>
+      <w:bookmarkStart w:id="15" w:name="_Toc243473637"/>
       <w:r>
         <w:rPr>
           <w:rStyle w:val="Heading2Char"/>
@@ -10771,7 +10804,7 @@
           <w:lang w:val="pl-PL"/>
         </w:rPr>
       </w:pPr>
-      <w:bookmarkStart w:id="16" w:name="_Toc243235583"/>
+      <w:bookmarkStart w:id="16" w:name="_Toc243473638"/>
       <w:r>
         <w:rPr>
           <w:rFonts w:ascii="Times New Roman" w:hAnsi="Times New Roman" w:cs="Times New Roman"/>
@@ -13338,7 +13371,7 @@
           <w:szCs w:val="24"/>
         </w:rPr>
       </w:pPr>
-      <w:bookmarkStart w:id="17" w:name="_Toc243235584"/>
+      <w:bookmarkStart w:id="17" w:name="_Toc243473639"/>
       <w:r>
         <w:rPr>
           <w:rFonts w:ascii="Times New Roman" w:hAnsi="Times New Roman" w:cs="Times New Roman"/>
@@ -16264,7 +16297,7 @@
           <w:szCs w:val="24"/>
         </w:rPr>
       </w:pPr>
-      <w:bookmarkStart w:id="18" w:name="_Toc243235585"/>
+      <w:bookmarkStart w:id="18" w:name="_Toc243473640"/>
       <w:r>
         <w:rPr>
           <w:rFonts w:ascii="Times New Roman" w:hAnsi="Times New Roman" w:cs="Times New Roman"/>
@@ -16426,7 +16459,7 @@
           <w:szCs w:val="24"/>
         </w:rPr>
       </w:pPr>
-      <w:bookmarkStart w:id="19" w:name="_Toc243235586"/>
+      <w:bookmarkStart w:id="19" w:name="_Toc243473641"/>
       <w:r>
         <w:rPr>
           <w:rFonts w:ascii="Times New Roman" w:hAnsi="Times New Roman" w:cs="Times New Roman"/>
@@ -16901,7 +16934,7 @@
           <w:szCs w:val="24"/>
         </w:rPr>
       </w:pPr>
-      <w:bookmarkStart w:id="20" w:name="_Toc243235587"/>
+      <w:bookmarkStart w:id="20" w:name="_Toc243473642"/>
       <w:r>
         <w:rPr>
           <w:rFonts w:ascii="Times New Roman" w:hAnsi="Times New Roman" w:cs="Times New Roman"/>
@@ -17412,7 +17445,7 @@
           <w:szCs w:val="24"/>
         </w:rPr>
       </w:pPr>
-      <w:bookmarkStart w:id="21" w:name="_Toc243235588"/>
+      <w:bookmarkStart w:id="21" w:name="_Toc243473643"/>
       <w:r>
         <w:rPr>
           <w:rFonts w:ascii="Times New Roman" w:hAnsi="Times New Roman" w:cs="Times New Roman"/>
@@ -17911,7 +17944,7 @@
           <w:szCs w:val="24"/>
         </w:rPr>
       </w:pPr>
-      <w:bookmarkStart w:id="22" w:name="_Toc243235589"/>
+      <w:bookmarkStart w:id="22" w:name="_Toc243473644"/>
       <w:r>
         <w:rPr>
           <w:rFonts w:ascii="Times New Roman" w:hAnsi="Times New Roman" w:cs="Times New Roman"/>
@@ -18386,7 +18419,7 @@
           <w:szCs w:val="24"/>
         </w:rPr>
       </w:pPr>
-      <w:bookmarkStart w:id="23" w:name="_Toc243235590"/>
+      <w:bookmarkStart w:id="23" w:name="_Toc243473645"/>
       <w:r>
         <w:rPr>
           <w:rFonts w:ascii="Times New Roman" w:hAnsi="Times New Roman" w:cs="Times New Roman"/>
@@ -19127,7 +19160,7 @@
           <w:lang w:val="pl-PL"/>
         </w:rPr>
       </w:pPr>
-      <w:bookmarkStart w:id="24" w:name="_Toc243235591"/>
+      <w:bookmarkStart w:id="24" w:name="_Toc243473646"/>
       <w:r>
         <w:rPr>
           <w:rFonts w:ascii="Times New Roman" w:hAnsi="Times New Roman" w:cs="Times New Roman"/>
@@ -19173,7 +19206,7 @@
           <w:szCs w:val="24"/>
         </w:rPr>
       </w:pPr>
-      <w:bookmarkStart w:id="25" w:name="_Toc243235592"/>
+      <w:bookmarkStart w:id="25" w:name="_Toc243473647"/>
       <w:r>
         <w:rPr>
           <w:rFonts w:ascii="Times New Roman" w:hAnsi="Times New Roman" w:cs="Times New Roman"/>
@@ -19666,7 +19699,7 @@
           <w:szCs w:val="24"/>
         </w:rPr>
       </w:pPr>
-      <w:bookmarkStart w:id="26" w:name="_Toc243235593"/>
+      <w:bookmarkStart w:id="26" w:name="_Toc243473648"/>
       <w:r>
         <w:rPr>
           <w:rFonts w:ascii="Times New Roman" w:hAnsi="Times New Roman" w:cs="Times New Roman"/>
@@ -20100,7 +20133,25 @@
           <w:sz w:val="24"/>
           <w:szCs w:val="24"/>
         </w:rPr>
-        <w:t xml:space="preserve"> backend-it do </w:t>
+        <w:t xml:space="preserve"> backend-it </w:t>
+      </w:r>
+      <w:proofErr w:type="gramStart"/>
+      <w:r>
+        <w:rPr>
+          <w:rFonts w:ascii="Times New Roman" w:hAnsi="Times New Roman" w:cs="Times New Roman"/>
+          <w:sz w:val="24"/>
+          <w:szCs w:val="24"/>
+        </w:rPr>
+        <w:t>do</w:t>
+      </w:r>
+      <w:proofErr w:type="gramEnd"/>
+      <w:r>
+        <w:rPr>
+          <w:rFonts w:ascii="Times New Roman" w:hAnsi="Times New Roman" w:cs="Times New Roman"/>
+          <w:sz w:val="24"/>
+          <w:szCs w:val="24"/>
+        </w:rPr>
+        <w:t xml:space="preserve"> </w:t>
       </w:r>
       <w:proofErr w:type="spellStart"/>
       <w:r>
@@ -20278,7 +20329,7 @@
           <w:lang w:val="pl-PL"/>
         </w:rPr>
       </w:pPr>
-      <w:bookmarkStart w:id="27" w:name="_Toc243235594"/>
+      <w:bookmarkStart w:id="27" w:name="_Toc243473649"/>
       <w:r>
         <w:rPr>
           <w:rFonts w:ascii="Times New Roman" w:hAnsi="Times New Roman" w:cs="Times New Roman"/>
@@ -20329,7 +20380,7 @@
           <w:szCs w:val="24"/>
         </w:rPr>
       </w:pPr>
-      <w:bookmarkStart w:id="28" w:name="_Toc243235595"/>
+      <w:bookmarkStart w:id="28" w:name="_Toc243473650"/>
       <w:r>
         <w:rPr>
           <w:rFonts w:ascii="Times New Roman" w:hAnsi="Times New Roman" w:cs="Times New Roman"/>
@@ -21431,7 +21482,7 @@
           <w:szCs w:val="24"/>
         </w:rPr>
       </w:pPr>
-      <w:bookmarkStart w:id="29" w:name="_Toc243235596"/>
+      <w:bookmarkStart w:id="29" w:name="_Toc243473651"/>
       <w:r>
         <w:rPr>
           <w:rFonts w:ascii="Times New Roman" w:hAnsi="Times New Roman" w:cs="Times New Roman"/>
@@ -21808,7 +21859,7 @@
           <w:szCs w:val="24"/>
         </w:rPr>
       </w:pPr>
-      <w:bookmarkStart w:id="30" w:name="_Toc243235597"/>
+      <w:bookmarkStart w:id="30" w:name="_Toc243473652"/>
       <w:r>
         <w:rPr>
           <w:rFonts w:ascii="Times New Roman" w:hAnsi="Times New Roman" w:cs="Times New Roman"/>
@@ -22553,7 +22604,7 @@
           <w:lang w:val="pl-PL"/>
         </w:rPr>
       </w:pPr>
-      <w:bookmarkStart w:id="31" w:name="_Toc243235598"/>
+      <w:bookmarkStart w:id="31" w:name="_Toc243473653"/>
       <w:r>
         <w:rPr>
           <w:rFonts w:ascii="Times New Roman" w:hAnsi="Times New Roman" w:cs="Times New Roman"/>
@@ -25657,7 +25708,7 @@
           <w:szCs w:val="24"/>
         </w:rPr>
       </w:pPr>
-      <w:bookmarkStart w:id="32" w:name="_Toc243235599"/>
+      <w:bookmarkStart w:id="32" w:name="_Toc243473654"/>
       <w:r>
         <w:rPr>
           <w:rFonts w:ascii="Times New Roman" w:hAnsi="Times New Roman" w:cs="Times New Roman"/>
@@ -27031,7 +27082,7 @@
           <w:szCs w:val="24"/>
         </w:rPr>
       </w:pPr>
-      <w:bookmarkStart w:id="33" w:name="_Toc243235600"/>
+      <w:bookmarkStart w:id="33" w:name="_Toc243473655"/>
       <w:r>
         <w:rPr>
           <w:rFonts w:ascii="Times New Roman" w:hAnsi="Times New Roman" w:cs="Times New Roman"/>
@@ -27799,7 +27850,7 @@
           <w:szCs w:val="24"/>
         </w:rPr>
       </w:pPr>
-      <w:bookmarkStart w:id="34" w:name="_Toc243235601"/>
+      <w:bookmarkStart w:id="34" w:name="_Toc243473656"/>
       <w:r>
         <w:rPr>
           <w:rFonts w:ascii="Times New Roman" w:hAnsi="Times New Roman" w:cs="Times New Roman"/>
@@ -28861,7 +28912,7 @@
           <w:szCs w:val="24"/>
         </w:rPr>
       </w:pPr>
-      <w:bookmarkStart w:id="35" w:name="_Toc243235602"/>
+      <w:bookmarkStart w:id="35" w:name="_Toc243473657"/>
       <w:r>
         <w:rPr>
           <w:rFonts w:ascii="Times New Roman" w:hAnsi="Times New Roman" w:cs="Times New Roman"/>
@@ -29162,6 +29213,7 @@
           <w:szCs w:val="28"/>
         </w:rPr>
       </w:pPr>
+      <w:bookmarkStart w:id="36" w:name="_Toc243473658"/>
       <w:r>
         <w:rPr>
           <w:rFonts w:ascii="Times New Roman" w:hAnsi="Times New Roman" w:cs="Times New Roman"/>
@@ -29173,6 +29225,7 @@
         </w:rPr>
         <w:t>RAPORTI 2</w:t>
       </w:r>
+      <w:bookmarkEnd w:id="36"/>
     </w:p>
     <w:p>
       <w:pPr>
